--- a/AY2526-ITP4511-Project-Brief.docx
+++ b/AY2526-ITP4511-Project-Brief.docx
@@ -1,6 +1,6 @@
 
 <file path=word/document.xml><?xml version="1.0" encoding="utf-8"?>
-<w:document xmlns:wpc="http://schemas.microsoft.com/office/word/2010/wordprocessingCanvas" xmlns:cx="http://schemas.microsoft.com/office/drawing/2014/chartex" xmlns:cx1="http://schemas.microsoft.com/office/drawing/2015/9/8/chartex" xmlns:mc="http://schemas.openxmlformats.org/markup-compatibility/2006" xmlns:o="urn:schemas-microsoft-com:office:office" xmlns:r="http://schemas.openxmlformats.org/officeDocument/2006/relationships" xmlns:m="http://schemas.openxmlformats.org/officeDocument/2006/math" xmlns:v="urn:schemas-microsoft-com:vml" xmlns:wp14="http://schemas.microsoft.com/office/word/2010/wordprocessingDrawing" xmlns:wp="http://schemas.openxmlformats.org/drawingml/2006/wordprocessingDrawing" xmlns:w10="urn:schemas-microsoft-com:office:word" xmlns:w="http://schemas.openxmlformats.org/wordprocessingml/2006/main" xmlns:w14="http://schemas.microsoft.com/office/word/2010/wordml" xmlns:w15="http://schemas.microsoft.com/office/word/2012/wordml" xmlns:w16se="http://schemas.microsoft.com/office/word/2015/wordml/symex" xmlns:wpg="http://schemas.microsoft.com/office/word/2010/wordprocessingGroup" xmlns:wpi="http://schemas.microsoft.com/office/word/2010/wordprocessingInk" xmlns:wne="http://schemas.microsoft.com/office/word/2006/wordml" xmlns:wps="http://schemas.microsoft.com/office/word/2010/wordprocessingShape" mc:Ignorable="w14 w15 w16se wp14">
+<w:document xmlns:wpc="http://schemas.microsoft.com/office/word/2010/wordprocessingCanvas" xmlns:cx="http://schemas.microsoft.com/office/drawing/2014/chartex" xmlns:cx1="http://schemas.microsoft.com/office/drawing/2015/9/8/chartex" xmlns:cx2="http://schemas.microsoft.com/office/drawing/2015/10/21/chartex" xmlns:cx3="http://schemas.microsoft.com/office/drawing/2016/5/9/chartex" xmlns:cx4="http://schemas.microsoft.com/office/drawing/2016/5/10/chartex" xmlns:cx5="http://schemas.microsoft.com/office/drawing/2016/5/11/chartex" xmlns:cx6="http://schemas.microsoft.com/office/drawing/2016/5/12/chartex" xmlns:cx7="http://schemas.microsoft.com/office/drawing/2016/5/13/chartex" xmlns:cx8="http://schemas.microsoft.com/office/drawing/2016/5/14/chartex" xmlns:mc="http://schemas.openxmlformats.org/markup-compatibility/2006" xmlns:aink="http://schemas.microsoft.com/office/drawing/2016/ink" xmlns:am3d="http://schemas.microsoft.com/office/drawing/2017/model3d" xmlns:o="urn:schemas-microsoft-com:office:office" xmlns:oel="http://schemas.microsoft.com/office/2019/extlst" xmlns:r="http://schemas.openxmlformats.org/officeDocument/2006/relationships" xmlns:m="http://schemas.openxmlformats.org/officeDocument/2006/math" xmlns:v="urn:schemas-microsoft-com:vml" xmlns:wp14="http://schemas.microsoft.com/office/word/2010/wordprocessingDrawing" xmlns:wp="http://schemas.openxmlformats.org/drawingml/2006/wordprocessingDrawing" xmlns:w10="urn:schemas-microsoft-com:office:word" xmlns:w="http://schemas.openxmlformats.org/wordprocessingml/2006/main" xmlns:w14="http://schemas.microsoft.com/office/word/2010/wordml" xmlns:w15="http://schemas.microsoft.com/office/word/2012/wordml" xmlns:w16cex="http://schemas.microsoft.com/office/word/2018/wordml/cex" xmlns:w16cid="http://schemas.microsoft.com/office/word/2016/wordml/cid" xmlns:w16="http://schemas.microsoft.com/office/word/2018/wordml" xmlns:w16du="http://schemas.microsoft.com/office/word/2023/wordml/word16du" xmlns:w16sdtdh="http://schemas.microsoft.com/office/word/2020/wordml/sdtdatahash" xmlns:w16sdtfl="http://schemas.microsoft.com/office/word/2024/wordml/sdtformatlock" xmlns:w16se="http://schemas.microsoft.com/office/word/2015/wordml/symex" xmlns:wpg="http://schemas.microsoft.com/office/word/2010/wordprocessingGroup" xmlns:wpi="http://schemas.microsoft.com/office/word/2010/wordprocessingInk" xmlns:wne="http://schemas.microsoft.com/office/word/2006/wordml" xmlns:wps="http://schemas.microsoft.com/office/word/2010/wordprocessingShape" mc:Ignorable="w14 w15 w16se w16cid w16 w16cex w16sdtdh w16sdtfl w16du wp14">
   <w:body>
     <w:p>
       <w:pPr>
@@ -286,8 +286,6 @@
         </w:rPr>
         <w:t>26 April 2026 23:59</w:t>
       </w:r>
-      <w:bookmarkStart w:id="0" w:name="_GoBack"/>
-      <w:bookmarkEnd w:id="0"/>
     </w:p>
     <w:p>
       <w:pPr>
@@ -351,8 +349,8 @@
           </w14:textOutline>
         </w:rPr>
       </w:pPr>
-      <w:bookmarkStart w:id="1" w:name="OLE_LINK5"/>
-      <w:bookmarkStart w:id="2" w:name="OLE_LINK6"/>
+      <w:bookmarkStart w:id="0" w:name="OLE_LINK5"/>
+      <w:bookmarkStart w:id="1" w:name="OLE_LINK6"/>
       <w:r>
         <w:rPr>
           <w:rFonts w:cs="Arial Unicode MS"/>
@@ -513,12 +511,12 @@
           </w14:textOutline>
         </w:rPr>
       </w:pPr>
-      <w:bookmarkStart w:id="3" w:name="OLE_LINK23"/>
-      <w:bookmarkStart w:id="4" w:name="OLE_LINK24"/>
-      <w:bookmarkStart w:id="5" w:name="OLE_LINK1"/>
-      <w:bookmarkStart w:id="6" w:name="OLE_LINK2"/>
+      <w:bookmarkStart w:id="2" w:name="OLE_LINK23"/>
+      <w:bookmarkStart w:id="3" w:name="OLE_LINK24"/>
+      <w:bookmarkStart w:id="4" w:name="OLE_LINK1"/>
+      <w:bookmarkStart w:id="5" w:name="OLE_LINK2"/>
+      <w:bookmarkEnd w:id="0"/>
       <w:bookmarkEnd w:id="1"/>
-      <w:bookmarkEnd w:id="2"/>
       <w:r>
         <w:rPr>
           <w:rFonts w:ascii="Times New Roman" w:eastAsia="Arial Unicode MS" w:hAnsi="Times New Roman" w:cs="Arial Unicode MS"/>
@@ -658,8 +656,8 @@
         <w:t>Question</w:t>
       </w:r>
     </w:p>
+    <w:bookmarkEnd w:id="2"/>
     <w:bookmarkEnd w:id="3"/>
-    <w:bookmarkEnd w:id="4"/>
     <w:p>
       <w:pPr>
         <w:jc w:val="both"/>
@@ -811,6 +809,12 @@
       </w:pPr>
       <w:r>
         <w:t>Public users must register before accessing patient functions.</w:t>
+      </w:r>
+      <w:r>
+        <w:rPr>
+          <w:rFonts w:eastAsia="新細明體" w:hint="eastAsia"/>
+        </w:rPr>
+        <w:t xml:space="preserve"> v</w:t>
       </w:r>
     </w:p>
     <w:p>
@@ -859,6 +863,14 @@
         </w:rPr>
         <w:t>log in</w:t>
       </w:r>
+      <w:r>
+        <w:rPr>
+          <w:rFonts w:eastAsia="新細明體" w:hint="eastAsia"/>
+          <w:bdr w:val="none" w:sz="0" w:space="0" w:color="auto"/>
+          <w:lang w:val="en-HK" w:eastAsia="zh-TW"/>
+        </w:rPr>
+        <w:t xml:space="preserve"> v</w:t>
+      </w:r>
     </w:p>
     <w:p>
       <w:pPr>
@@ -890,6 +902,14 @@
         </w:rPr>
         <w:t>View clinic services and available timeslots</w:t>
       </w:r>
+      <w:r>
+        <w:rPr>
+          <w:rFonts w:eastAsia="新細明體" w:hint="eastAsia"/>
+          <w:bdr w:val="none" w:sz="0" w:space="0" w:color="auto"/>
+          <w:lang w:val="en-HK" w:eastAsia="zh-TW"/>
+        </w:rPr>
+        <w:t xml:space="preserve"> v</w:t>
+      </w:r>
     </w:p>
     <w:p>
       <w:pPr>
@@ -921,6 +941,22 @@
         </w:rPr>
         <w:t>Book, reschedule, and cancel appointments</w:t>
       </w:r>
+      <w:r>
+        <w:rPr>
+          <w:rFonts w:eastAsia="新細明體" w:hint="eastAsia"/>
+          <w:bdr w:val="none" w:sz="0" w:space="0" w:color="auto"/>
+          <w:lang w:val="en-HK" w:eastAsia="zh-TW"/>
+        </w:rPr>
+        <w:t xml:space="preserve"> </w:t>
+      </w:r>
+      <w:r>
+        <w:rPr>
+          <w:rFonts w:eastAsia="新細明體" w:hint="eastAsia"/>
+          <w:bdr w:val="none" w:sz="0" w:space="0" w:color="auto"/>
+          <w:lang w:val="en-HK" w:eastAsia="zh-TW"/>
+        </w:rPr>
+        <w:t>v</w:t>
+      </w:r>
     </w:p>
     <w:p>
       <w:pPr>
@@ -1001,6 +1037,14 @@
         </w:rPr>
         <w:t>View personal booking records and queue status</w:t>
       </w:r>
+      <w:r>
+        <w:rPr>
+          <w:rFonts w:eastAsia="新細明體" w:hint="eastAsia"/>
+          <w:bdr w:val="none" w:sz="0" w:space="0" w:color="auto"/>
+          <w:lang w:val="en-HK" w:eastAsia="zh-TW"/>
+        </w:rPr>
+        <w:t xml:space="preserve"> v</w:t>
+      </w:r>
     </w:p>
     <w:p>
       <w:pPr>
@@ -1088,16 +1132,15 @@
           <w:b/>
           <w:bCs/>
         </w:rPr>
-        <w:t>Clinic Staff (Front Desk / Nurse</w:t>
-      </w:r>
-      <w:proofErr w:type="gramStart"/>
+        <w:t>Clinic Staff (Front Desk / Nurse)</w:t>
+      </w:r>
       <w:r>
         <w:rPr>
           <w:rFonts w:hint="cs"/>
           <w:b/>
           <w:bCs/>
         </w:rPr>
-        <w:t>)</w:t>
+        <w:t xml:space="preserve"> </w:t>
       </w:r>
       <w:r>
         <w:rPr>
@@ -1105,24 +1148,7 @@
           <w:b/>
           <w:bCs/>
         </w:rPr>
-        <w:t xml:space="preserve"> </w:t>
-      </w:r>
-      <w:r>
-        <w:rPr>
-          <w:rFonts w:hint="cs"/>
-          <w:b/>
-          <w:bCs/>
-        </w:rPr>
-        <w:t xml:space="preserve"> use</w:t>
-      </w:r>
-      <w:proofErr w:type="gramEnd"/>
-      <w:r>
-        <w:rPr>
-          <w:rFonts w:hint="cs"/>
-          <w:b/>
-          <w:bCs/>
-        </w:rPr>
-        <w:t xml:space="preserve"> the system to:</w:t>
+        <w:t xml:space="preserve"> use the system to:</w:t>
       </w:r>
     </w:p>
     <w:p>
@@ -1207,7 +1233,7 @@
           <w:bCs/>
         </w:rPr>
       </w:pPr>
-      <w:bookmarkStart w:id="7" w:name="OLE_LINK7"/>
+      <w:bookmarkStart w:id="6" w:name="OLE_LINK7"/>
       <w:r>
         <w:rPr>
           <w:b/>
@@ -1215,7 +1241,7 @@
         </w:rPr>
         <w:t xml:space="preserve">Administrator </w:t>
       </w:r>
-      <w:bookmarkEnd w:id="7"/>
+      <w:bookmarkEnd w:id="6"/>
       <w:r>
         <w:rPr>
           <w:b/>
@@ -1289,8 +1315,8 @@
         <w:t>Enforce policy settings (e.g., max active bookings per patient)</w:t>
       </w:r>
     </w:p>
+    <w:bookmarkEnd w:id="4"/>
     <w:bookmarkEnd w:id="5"/>
-    <w:bookmarkEnd w:id="6"/>
     <w:p>
       <w:pPr>
         <w:pStyle w:val="Heading1"/>
@@ -2737,7 +2763,7 @@
         <w:pStyle w:val="Heading1"/>
         <w:jc w:val="both"/>
       </w:pPr>
-      <w:bookmarkStart w:id="8" w:name="OLE_LINK4"/>
+      <w:bookmarkStart w:id="7" w:name="OLE_LINK4"/>
       <w:r>
         <w:lastRenderedPageBreak/>
         <w:t>Description of Tasks</w:t>
@@ -3569,7 +3595,7 @@
         </w:rPr>
       </w:pPr>
     </w:p>
-    <w:bookmarkEnd w:id="8"/>
+    <w:bookmarkEnd w:id="7"/>
     <w:p>
       <w:pPr>
         <w:jc w:val="both"/>
@@ -4882,8 +4908,8 @@
           <w:bCs/>
         </w:rPr>
       </w:pPr>
-      <w:bookmarkStart w:id="9" w:name="OLE_LINK60"/>
-      <w:bookmarkStart w:id="10" w:name="OLE_LINK61"/>
+      <w:bookmarkStart w:id="8" w:name="OLE_LINK60"/>
+      <w:bookmarkStart w:id="9" w:name="OLE_LINK61"/>
       <w:r>
         <w:rPr>
           <w:rFonts w:ascii="Times New Roman" w:hAnsi="Times New Roman"/>
@@ -4894,8 +4920,8 @@
         <w:t>Plagiarism</w:t>
       </w:r>
     </w:p>
+    <w:bookmarkEnd w:id="8"/>
     <w:bookmarkEnd w:id="9"/>
-    <w:bookmarkEnd w:id="10"/>
     <w:p>
       <w:pPr>
         <w:pStyle w:val="Default"/>
@@ -5511,7 +5537,7 @@
 </file>
 
 <file path=word/endnotes.xml><?xml version="1.0" encoding="utf-8"?>
-<w:endnotes xmlns:wpc="http://schemas.microsoft.com/office/word/2010/wordprocessingCanvas" xmlns:cx="http://schemas.microsoft.com/office/drawing/2014/chartex" xmlns:cx1="http://schemas.microsoft.com/office/drawing/2015/9/8/chartex" xmlns:mc="http://schemas.openxmlformats.org/markup-compatibility/2006" xmlns:o="urn:schemas-microsoft-com:office:office" xmlns:r="http://schemas.openxmlformats.org/officeDocument/2006/relationships" xmlns:m="http://schemas.openxmlformats.org/officeDocument/2006/math" xmlns:v="urn:schemas-microsoft-com:vml" xmlns:wp14="http://schemas.microsoft.com/office/word/2010/wordprocessingDrawing" xmlns:wp="http://schemas.openxmlformats.org/drawingml/2006/wordprocessingDrawing" xmlns:w10="urn:schemas-microsoft-com:office:word" xmlns:w="http://schemas.openxmlformats.org/wordprocessingml/2006/main" xmlns:w14="http://schemas.microsoft.com/office/word/2010/wordml" xmlns:w15="http://schemas.microsoft.com/office/word/2012/wordml" xmlns:w16se="http://schemas.microsoft.com/office/word/2015/wordml/symex" xmlns:wpg="http://schemas.microsoft.com/office/word/2010/wordprocessingGroup" xmlns:wpi="http://schemas.microsoft.com/office/word/2010/wordprocessingInk" xmlns:wne="http://schemas.microsoft.com/office/word/2006/wordml" xmlns:wps="http://schemas.microsoft.com/office/word/2010/wordprocessingShape" mc:Ignorable="w14 w15 w16se wp14">
+<w:endnotes xmlns:wpc="http://schemas.microsoft.com/office/word/2010/wordprocessingCanvas" xmlns:cx="http://schemas.microsoft.com/office/drawing/2014/chartex" xmlns:cx1="http://schemas.microsoft.com/office/drawing/2015/9/8/chartex" xmlns:cx2="http://schemas.microsoft.com/office/drawing/2015/10/21/chartex" xmlns:cx3="http://schemas.microsoft.com/office/drawing/2016/5/9/chartex" xmlns:cx4="http://schemas.microsoft.com/office/drawing/2016/5/10/chartex" xmlns:cx5="http://schemas.microsoft.com/office/drawing/2016/5/11/chartex" xmlns:cx6="http://schemas.microsoft.com/office/drawing/2016/5/12/chartex" xmlns:cx7="http://schemas.microsoft.com/office/drawing/2016/5/13/chartex" xmlns:cx8="http://schemas.microsoft.com/office/drawing/2016/5/14/chartex" xmlns:mc="http://schemas.openxmlformats.org/markup-compatibility/2006" xmlns:aink="http://schemas.microsoft.com/office/drawing/2016/ink" xmlns:am3d="http://schemas.microsoft.com/office/drawing/2017/model3d" xmlns:o="urn:schemas-microsoft-com:office:office" xmlns:oel="http://schemas.microsoft.com/office/2019/extlst" xmlns:r="http://schemas.openxmlformats.org/officeDocument/2006/relationships" xmlns:m="http://schemas.openxmlformats.org/officeDocument/2006/math" xmlns:v="urn:schemas-microsoft-com:vml" xmlns:wp14="http://schemas.microsoft.com/office/word/2010/wordprocessingDrawing" xmlns:wp="http://schemas.openxmlformats.org/drawingml/2006/wordprocessingDrawing" xmlns:w10="urn:schemas-microsoft-com:office:word" xmlns:w="http://schemas.openxmlformats.org/wordprocessingml/2006/main" xmlns:w14="http://schemas.microsoft.com/office/word/2010/wordml" xmlns:w15="http://schemas.microsoft.com/office/word/2012/wordml" xmlns:w16cex="http://schemas.microsoft.com/office/word/2018/wordml/cex" xmlns:w16cid="http://schemas.microsoft.com/office/word/2016/wordml/cid" xmlns:w16="http://schemas.microsoft.com/office/word/2018/wordml" xmlns:w16du="http://schemas.microsoft.com/office/word/2023/wordml/word16du" xmlns:w16sdtdh="http://schemas.microsoft.com/office/word/2020/wordml/sdtdatahash" xmlns:w16sdtfl="http://schemas.microsoft.com/office/word/2024/wordml/sdtformatlock" xmlns:w16se="http://schemas.microsoft.com/office/word/2015/wordml/symex" xmlns:wpg="http://schemas.microsoft.com/office/word/2010/wordprocessingGroup" xmlns:wpi="http://schemas.microsoft.com/office/word/2010/wordprocessingInk" xmlns:wne="http://schemas.microsoft.com/office/word/2006/wordml" xmlns:wps="http://schemas.microsoft.com/office/word/2010/wordprocessingShape" mc:Ignorable="w14 w15 w16se w16cid w16 w16cex w16sdtdh w16sdtfl w16du wp14">
   <w:endnote w:type="separator" w:id="-1">
     <w:p>
       <w:r>
@@ -5530,7 +5556,7 @@
 </file>
 
 <file path=word/footer1.xml><?xml version="1.0" encoding="utf-8"?>
-<w:ftr xmlns:wpc="http://schemas.microsoft.com/office/word/2010/wordprocessingCanvas" xmlns:cx="http://schemas.microsoft.com/office/drawing/2014/chartex" xmlns:cx1="http://schemas.microsoft.com/office/drawing/2015/9/8/chartex" xmlns:mc="http://schemas.openxmlformats.org/markup-compatibility/2006" xmlns:o="urn:schemas-microsoft-com:office:office" xmlns:r="http://schemas.openxmlformats.org/officeDocument/2006/relationships" xmlns:m="http://schemas.openxmlformats.org/officeDocument/2006/math" xmlns:v="urn:schemas-microsoft-com:vml" xmlns:wp14="http://schemas.microsoft.com/office/word/2010/wordprocessingDrawing" xmlns:wp="http://schemas.openxmlformats.org/drawingml/2006/wordprocessingDrawing" xmlns:w10="urn:schemas-microsoft-com:office:word" xmlns:w="http://schemas.openxmlformats.org/wordprocessingml/2006/main" xmlns:w14="http://schemas.microsoft.com/office/word/2010/wordml" xmlns:w15="http://schemas.microsoft.com/office/word/2012/wordml" xmlns:w16se="http://schemas.microsoft.com/office/word/2015/wordml/symex" xmlns:wpg="http://schemas.microsoft.com/office/word/2010/wordprocessingGroup" xmlns:wpi="http://schemas.microsoft.com/office/word/2010/wordprocessingInk" xmlns:wne="http://schemas.microsoft.com/office/word/2006/wordml" xmlns:wps="http://schemas.microsoft.com/office/word/2010/wordprocessingShape" mc:Ignorable="w14 w15 w16se wp14">
+<w:ftr xmlns:wpc="http://schemas.microsoft.com/office/word/2010/wordprocessingCanvas" xmlns:cx="http://schemas.microsoft.com/office/drawing/2014/chartex" xmlns:cx1="http://schemas.microsoft.com/office/drawing/2015/9/8/chartex" xmlns:cx2="http://schemas.microsoft.com/office/drawing/2015/10/21/chartex" xmlns:cx3="http://schemas.microsoft.com/office/drawing/2016/5/9/chartex" xmlns:cx4="http://schemas.microsoft.com/office/drawing/2016/5/10/chartex" xmlns:cx5="http://schemas.microsoft.com/office/drawing/2016/5/11/chartex" xmlns:cx6="http://schemas.microsoft.com/office/drawing/2016/5/12/chartex" xmlns:cx7="http://schemas.microsoft.com/office/drawing/2016/5/13/chartex" xmlns:cx8="http://schemas.microsoft.com/office/drawing/2016/5/14/chartex" xmlns:mc="http://schemas.openxmlformats.org/markup-compatibility/2006" xmlns:aink="http://schemas.microsoft.com/office/drawing/2016/ink" xmlns:am3d="http://schemas.microsoft.com/office/drawing/2017/model3d" xmlns:o="urn:schemas-microsoft-com:office:office" xmlns:oel="http://schemas.microsoft.com/office/2019/extlst" xmlns:r="http://schemas.openxmlformats.org/officeDocument/2006/relationships" xmlns:m="http://schemas.openxmlformats.org/officeDocument/2006/math" xmlns:v="urn:schemas-microsoft-com:vml" xmlns:wp14="http://schemas.microsoft.com/office/word/2010/wordprocessingDrawing" xmlns:wp="http://schemas.openxmlformats.org/drawingml/2006/wordprocessingDrawing" xmlns:w10="urn:schemas-microsoft-com:office:word" xmlns:w="http://schemas.openxmlformats.org/wordprocessingml/2006/main" xmlns:w14="http://schemas.microsoft.com/office/word/2010/wordml" xmlns:w15="http://schemas.microsoft.com/office/word/2012/wordml" xmlns:w16cex="http://schemas.microsoft.com/office/word/2018/wordml/cex" xmlns:w16cid="http://schemas.microsoft.com/office/word/2016/wordml/cid" xmlns:w16="http://schemas.microsoft.com/office/word/2018/wordml" xmlns:w16du="http://schemas.microsoft.com/office/word/2023/wordml/word16du" xmlns:w16sdtdh="http://schemas.microsoft.com/office/word/2020/wordml/sdtdatahash" xmlns:w16sdtfl="http://schemas.microsoft.com/office/word/2024/wordml/sdtformatlock" xmlns:w16se="http://schemas.microsoft.com/office/word/2015/wordml/symex" xmlns:wpg="http://schemas.microsoft.com/office/word/2010/wordprocessingGroup" xmlns:wpi="http://schemas.microsoft.com/office/word/2010/wordprocessingInk" xmlns:wne="http://schemas.microsoft.com/office/word/2006/wordml" xmlns:wps="http://schemas.microsoft.com/office/word/2010/wordprocessingShape" mc:Ignorable="w14 w15 w16se w16cid w16 w16cex w16sdtdh w16sdtfl w16du wp14">
   <w:sdt>
     <w:sdtPr>
       <w:rPr>
@@ -5542,11 +5568,6 @@
         <w:docPartUnique/>
       </w:docPartObj>
     </w:sdtPr>
-    <w:sdtEndPr>
-      <w:rPr>
-        <w:rStyle w:val="PageNumber"/>
-      </w:rPr>
-    </w:sdtEndPr>
     <w:sdtContent>
       <w:p>
         <w:pPr>
@@ -5600,7 +5621,7 @@
 </file>
 
 <file path=word/footer2.xml><?xml version="1.0" encoding="utf-8"?>
-<w:ftr xmlns:wpc="http://schemas.microsoft.com/office/word/2010/wordprocessingCanvas" xmlns:cx="http://schemas.microsoft.com/office/drawing/2014/chartex" xmlns:cx1="http://schemas.microsoft.com/office/drawing/2015/9/8/chartex" xmlns:mc="http://schemas.openxmlformats.org/markup-compatibility/2006" xmlns:o="urn:schemas-microsoft-com:office:office" xmlns:r="http://schemas.openxmlformats.org/officeDocument/2006/relationships" xmlns:m="http://schemas.openxmlformats.org/officeDocument/2006/math" xmlns:v="urn:schemas-microsoft-com:vml" xmlns:wp14="http://schemas.microsoft.com/office/word/2010/wordprocessingDrawing" xmlns:wp="http://schemas.openxmlformats.org/drawingml/2006/wordprocessingDrawing" xmlns:w10="urn:schemas-microsoft-com:office:word" xmlns:w="http://schemas.openxmlformats.org/wordprocessingml/2006/main" xmlns:w14="http://schemas.microsoft.com/office/word/2010/wordml" xmlns:w15="http://schemas.microsoft.com/office/word/2012/wordml" xmlns:w16se="http://schemas.microsoft.com/office/word/2015/wordml/symex" xmlns:wpg="http://schemas.microsoft.com/office/word/2010/wordprocessingGroup" xmlns:wpi="http://schemas.microsoft.com/office/word/2010/wordprocessingInk" xmlns:wne="http://schemas.microsoft.com/office/word/2006/wordml" xmlns:wps="http://schemas.microsoft.com/office/word/2010/wordprocessingShape" mc:Ignorable="w14 w15 w16se wp14">
+<w:ftr xmlns:wpc="http://schemas.microsoft.com/office/word/2010/wordprocessingCanvas" xmlns:cx="http://schemas.microsoft.com/office/drawing/2014/chartex" xmlns:cx1="http://schemas.microsoft.com/office/drawing/2015/9/8/chartex" xmlns:cx2="http://schemas.microsoft.com/office/drawing/2015/10/21/chartex" xmlns:cx3="http://schemas.microsoft.com/office/drawing/2016/5/9/chartex" xmlns:cx4="http://schemas.microsoft.com/office/drawing/2016/5/10/chartex" xmlns:cx5="http://schemas.microsoft.com/office/drawing/2016/5/11/chartex" xmlns:cx6="http://schemas.microsoft.com/office/drawing/2016/5/12/chartex" xmlns:cx7="http://schemas.microsoft.com/office/drawing/2016/5/13/chartex" xmlns:cx8="http://schemas.microsoft.com/office/drawing/2016/5/14/chartex" xmlns:mc="http://schemas.openxmlformats.org/markup-compatibility/2006" xmlns:aink="http://schemas.microsoft.com/office/drawing/2016/ink" xmlns:am3d="http://schemas.microsoft.com/office/drawing/2017/model3d" xmlns:o="urn:schemas-microsoft-com:office:office" xmlns:oel="http://schemas.microsoft.com/office/2019/extlst" xmlns:r="http://schemas.openxmlformats.org/officeDocument/2006/relationships" xmlns:m="http://schemas.openxmlformats.org/officeDocument/2006/math" xmlns:v="urn:schemas-microsoft-com:vml" xmlns:wp14="http://schemas.microsoft.com/office/word/2010/wordprocessingDrawing" xmlns:wp="http://schemas.openxmlformats.org/drawingml/2006/wordprocessingDrawing" xmlns:w10="urn:schemas-microsoft-com:office:word" xmlns:w="http://schemas.openxmlformats.org/wordprocessingml/2006/main" xmlns:w14="http://schemas.microsoft.com/office/word/2010/wordml" xmlns:w15="http://schemas.microsoft.com/office/word/2012/wordml" xmlns:w16cex="http://schemas.microsoft.com/office/word/2018/wordml/cex" xmlns:w16cid="http://schemas.microsoft.com/office/word/2016/wordml/cid" xmlns:w16="http://schemas.microsoft.com/office/word/2018/wordml" xmlns:w16du="http://schemas.microsoft.com/office/word/2023/wordml/word16du" xmlns:w16sdtdh="http://schemas.microsoft.com/office/word/2020/wordml/sdtdatahash" xmlns:w16sdtfl="http://schemas.microsoft.com/office/word/2024/wordml/sdtformatlock" xmlns:w16se="http://schemas.microsoft.com/office/word/2015/wordml/symex" xmlns:wpg="http://schemas.microsoft.com/office/word/2010/wordprocessingGroup" xmlns:wpi="http://schemas.microsoft.com/office/word/2010/wordprocessingInk" xmlns:wne="http://schemas.microsoft.com/office/word/2006/wordml" xmlns:wps="http://schemas.microsoft.com/office/word/2010/wordprocessingShape" mc:Ignorable="w14 w15 w16se w16cid w16 w16cex w16sdtdh w16sdtfl w16du wp14">
   <w:sdt>
     <w:sdtPr>
       <w:rPr>
@@ -5614,11 +5635,6 @@
         <w:docPartUnique/>
       </w:docPartObj>
     </w:sdtPr>
-    <w:sdtEndPr>
-      <w:rPr>
-        <w:rStyle w:val="PageNumber"/>
-      </w:rPr>
-    </w:sdtEndPr>
     <w:sdtContent>
       <w:p>
         <w:pPr>
@@ -5687,7 +5703,7 @@
 </file>
 
 <file path=word/footnotes.xml><?xml version="1.0" encoding="utf-8"?>
-<w:footnotes xmlns:wpc="http://schemas.microsoft.com/office/word/2010/wordprocessingCanvas" xmlns:cx="http://schemas.microsoft.com/office/drawing/2014/chartex" xmlns:cx1="http://schemas.microsoft.com/office/drawing/2015/9/8/chartex" xmlns:mc="http://schemas.openxmlformats.org/markup-compatibility/2006" xmlns:o="urn:schemas-microsoft-com:office:office" xmlns:r="http://schemas.openxmlformats.org/officeDocument/2006/relationships" xmlns:m="http://schemas.openxmlformats.org/officeDocument/2006/math" xmlns:v="urn:schemas-microsoft-com:vml" xmlns:wp14="http://schemas.microsoft.com/office/word/2010/wordprocessingDrawing" xmlns:wp="http://schemas.openxmlformats.org/drawingml/2006/wordprocessingDrawing" xmlns:w10="urn:schemas-microsoft-com:office:word" xmlns:w="http://schemas.openxmlformats.org/wordprocessingml/2006/main" xmlns:w14="http://schemas.microsoft.com/office/word/2010/wordml" xmlns:w15="http://schemas.microsoft.com/office/word/2012/wordml" xmlns:w16se="http://schemas.microsoft.com/office/word/2015/wordml/symex" xmlns:wpg="http://schemas.microsoft.com/office/word/2010/wordprocessingGroup" xmlns:wpi="http://schemas.microsoft.com/office/word/2010/wordprocessingInk" xmlns:wne="http://schemas.microsoft.com/office/word/2006/wordml" xmlns:wps="http://schemas.microsoft.com/office/word/2010/wordprocessingShape" mc:Ignorable="w14 w15 w16se wp14">
+<w:footnotes xmlns:wpc="http://schemas.microsoft.com/office/word/2010/wordprocessingCanvas" xmlns:cx="http://schemas.microsoft.com/office/drawing/2014/chartex" xmlns:cx1="http://schemas.microsoft.com/office/drawing/2015/9/8/chartex" xmlns:cx2="http://schemas.microsoft.com/office/drawing/2015/10/21/chartex" xmlns:cx3="http://schemas.microsoft.com/office/drawing/2016/5/9/chartex" xmlns:cx4="http://schemas.microsoft.com/office/drawing/2016/5/10/chartex" xmlns:cx5="http://schemas.microsoft.com/office/drawing/2016/5/11/chartex" xmlns:cx6="http://schemas.microsoft.com/office/drawing/2016/5/12/chartex" xmlns:cx7="http://schemas.microsoft.com/office/drawing/2016/5/13/chartex" xmlns:cx8="http://schemas.microsoft.com/office/drawing/2016/5/14/chartex" xmlns:mc="http://schemas.openxmlformats.org/markup-compatibility/2006" xmlns:aink="http://schemas.microsoft.com/office/drawing/2016/ink" xmlns:am3d="http://schemas.microsoft.com/office/drawing/2017/model3d" xmlns:o="urn:schemas-microsoft-com:office:office" xmlns:oel="http://schemas.microsoft.com/office/2019/extlst" xmlns:r="http://schemas.openxmlformats.org/officeDocument/2006/relationships" xmlns:m="http://schemas.openxmlformats.org/officeDocument/2006/math" xmlns:v="urn:schemas-microsoft-com:vml" xmlns:wp14="http://schemas.microsoft.com/office/word/2010/wordprocessingDrawing" xmlns:wp="http://schemas.openxmlformats.org/drawingml/2006/wordprocessingDrawing" xmlns:w10="urn:schemas-microsoft-com:office:word" xmlns:w="http://schemas.openxmlformats.org/wordprocessingml/2006/main" xmlns:w14="http://schemas.microsoft.com/office/word/2010/wordml" xmlns:w15="http://schemas.microsoft.com/office/word/2012/wordml" xmlns:w16cex="http://schemas.microsoft.com/office/word/2018/wordml/cex" xmlns:w16cid="http://schemas.microsoft.com/office/word/2016/wordml/cid" xmlns:w16="http://schemas.microsoft.com/office/word/2018/wordml" xmlns:w16du="http://schemas.microsoft.com/office/word/2023/wordml/word16du" xmlns:w16sdtdh="http://schemas.microsoft.com/office/word/2020/wordml/sdtdatahash" xmlns:w16sdtfl="http://schemas.microsoft.com/office/word/2024/wordml/sdtformatlock" xmlns:w16se="http://schemas.microsoft.com/office/word/2015/wordml/symex" xmlns:wpg="http://schemas.microsoft.com/office/word/2010/wordprocessingGroup" xmlns:wpi="http://schemas.microsoft.com/office/word/2010/wordprocessingInk" xmlns:wne="http://schemas.microsoft.com/office/word/2006/wordml" xmlns:wps="http://schemas.microsoft.com/office/word/2010/wordprocessingShape" mc:Ignorable="w14 w15 w16se w16cid w16 w16cex w16sdtdh w16sdtfl w16du wp14">
   <w:footnote w:type="separator" w:id="-1">
     <w:p>
       <w:r>
@@ -5706,7 +5722,7 @@
 </file>
 
 <file path=word/numbering.xml><?xml version="1.0" encoding="utf-8"?>
-<w:numbering xmlns:wpc="http://schemas.microsoft.com/office/word/2010/wordprocessingCanvas" xmlns:cx="http://schemas.microsoft.com/office/drawing/2014/chartex" xmlns:cx1="http://schemas.microsoft.com/office/drawing/2015/9/8/chartex" xmlns:mc="http://schemas.openxmlformats.org/markup-compatibility/2006" xmlns:o="urn:schemas-microsoft-com:office:office" xmlns:r="http://schemas.openxmlformats.org/officeDocument/2006/relationships" xmlns:m="http://schemas.openxmlformats.org/officeDocument/2006/math" xmlns:v="urn:schemas-microsoft-com:vml" xmlns:wp14="http://schemas.microsoft.com/office/word/2010/wordprocessingDrawing" xmlns:wp="http://schemas.openxmlformats.org/drawingml/2006/wordprocessingDrawing" xmlns:w10="urn:schemas-microsoft-com:office:word" xmlns:w="http://schemas.openxmlformats.org/wordprocessingml/2006/main" xmlns:w14="http://schemas.microsoft.com/office/word/2010/wordml" xmlns:w15="http://schemas.microsoft.com/office/word/2012/wordml" xmlns:w16se="http://schemas.microsoft.com/office/word/2015/wordml/symex" xmlns:wpg="http://schemas.microsoft.com/office/word/2010/wordprocessingGroup" xmlns:wpi="http://schemas.microsoft.com/office/word/2010/wordprocessingInk" xmlns:wne="http://schemas.microsoft.com/office/word/2006/wordml" xmlns:wps="http://schemas.microsoft.com/office/word/2010/wordprocessingShape" mc:Ignorable="w14 w15 w16se wp14">
+<w:numbering xmlns:wpc="http://schemas.microsoft.com/office/word/2010/wordprocessingCanvas" xmlns:cx="http://schemas.microsoft.com/office/drawing/2014/chartex" xmlns:cx1="http://schemas.microsoft.com/office/drawing/2015/9/8/chartex" xmlns:cx2="http://schemas.microsoft.com/office/drawing/2015/10/21/chartex" xmlns:cx3="http://schemas.microsoft.com/office/drawing/2016/5/9/chartex" xmlns:cx4="http://schemas.microsoft.com/office/drawing/2016/5/10/chartex" xmlns:cx5="http://schemas.microsoft.com/office/drawing/2016/5/11/chartex" xmlns:cx6="http://schemas.microsoft.com/office/drawing/2016/5/12/chartex" xmlns:cx7="http://schemas.microsoft.com/office/drawing/2016/5/13/chartex" xmlns:cx8="http://schemas.microsoft.com/office/drawing/2016/5/14/chartex" xmlns:mc="http://schemas.openxmlformats.org/markup-compatibility/2006" xmlns:aink="http://schemas.microsoft.com/office/drawing/2016/ink" xmlns:am3d="http://schemas.microsoft.com/office/drawing/2017/model3d" xmlns:o="urn:schemas-microsoft-com:office:office" xmlns:oel="http://schemas.microsoft.com/office/2019/extlst" xmlns:r="http://schemas.openxmlformats.org/officeDocument/2006/relationships" xmlns:m="http://schemas.openxmlformats.org/officeDocument/2006/math" xmlns:v="urn:schemas-microsoft-com:vml" xmlns:wp14="http://schemas.microsoft.com/office/word/2010/wordprocessingDrawing" xmlns:wp="http://schemas.openxmlformats.org/drawingml/2006/wordprocessingDrawing" xmlns:w10="urn:schemas-microsoft-com:office:word" xmlns:w="http://schemas.openxmlformats.org/wordprocessingml/2006/main" xmlns:w14="http://schemas.microsoft.com/office/word/2010/wordml" xmlns:w15="http://schemas.microsoft.com/office/word/2012/wordml" xmlns:w16cex="http://schemas.microsoft.com/office/word/2018/wordml/cex" xmlns:w16cid="http://schemas.microsoft.com/office/word/2016/wordml/cid" xmlns:w16="http://schemas.microsoft.com/office/word/2018/wordml" xmlns:w16du="http://schemas.microsoft.com/office/word/2023/wordml/word16du" xmlns:w16sdtdh="http://schemas.microsoft.com/office/word/2020/wordml/sdtdatahash" xmlns:w16sdtfl="http://schemas.microsoft.com/office/word/2024/wordml/sdtformatlock" xmlns:w16se="http://schemas.microsoft.com/office/word/2015/wordml/symex" xmlns:wpg="http://schemas.microsoft.com/office/word/2010/wordprocessingGroup" xmlns:wpi="http://schemas.microsoft.com/office/word/2010/wordprocessingInk" xmlns:wne="http://schemas.microsoft.com/office/word/2006/wordml" xmlns:wps="http://schemas.microsoft.com/office/word/2010/wordprocessingShape" mc:Ignorable="w14 w15 w16se w16cid w16 w16cex w16sdtdh w16sdtfl w16du wp14">
   <w:abstractNum w:abstractNumId="0" w15:restartNumberingAfterBreak="0">
     <w:nsid w:val="03377472"/>
     <w:multiLevelType w:val="multilevel"/>
@@ -9161,79 +9177,79 @@
       </w:rPr>
     </w:lvl>
   </w:abstractNum>
-  <w:num w:numId="1">
+  <w:num w:numId="1" w16cid:durableId="1335766792">
     <w:abstractNumId w:val="13"/>
   </w:num>
-  <w:num w:numId="2">
+  <w:num w:numId="2" w16cid:durableId="2044472782">
     <w:abstractNumId w:val="9"/>
   </w:num>
-  <w:num w:numId="3">
+  <w:num w:numId="3" w16cid:durableId="936450900">
     <w:abstractNumId w:val="24"/>
   </w:num>
-  <w:num w:numId="4">
+  <w:num w:numId="4" w16cid:durableId="893782350">
     <w:abstractNumId w:val="15"/>
   </w:num>
-  <w:num w:numId="5">
+  <w:num w:numId="5" w16cid:durableId="700207297">
     <w:abstractNumId w:val="0"/>
   </w:num>
-  <w:num w:numId="6">
+  <w:num w:numId="6" w16cid:durableId="1515999481">
     <w:abstractNumId w:val="2"/>
   </w:num>
-  <w:num w:numId="7">
+  <w:num w:numId="7" w16cid:durableId="1256983839">
     <w:abstractNumId w:val="1"/>
   </w:num>
-  <w:num w:numId="8">
+  <w:num w:numId="8" w16cid:durableId="2142918518">
     <w:abstractNumId w:val="7"/>
   </w:num>
-  <w:num w:numId="9">
+  <w:num w:numId="9" w16cid:durableId="1032995028">
     <w:abstractNumId w:val="22"/>
   </w:num>
-  <w:num w:numId="10">
+  <w:num w:numId="10" w16cid:durableId="895629737">
     <w:abstractNumId w:val="3"/>
   </w:num>
-  <w:num w:numId="11">
+  <w:num w:numId="11" w16cid:durableId="1912691514">
     <w:abstractNumId w:val="11"/>
   </w:num>
-  <w:num w:numId="12">
+  <w:num w:numId="12" w16cid:durableId="1348796588">
     <w:abstractNumId w:val="12"/>
   </w:num>
-  <w:num w:numId="13">
+  <w:num w:numId="13" w16cid:durableId="1473407559">
     <w:abstractNumId w:val="4"/>
   </w:num>
-  <w:num w:numId="14">
+  <w:num w:numId="14" w16cid:durableId="851145423">
     <w:abstractNumId w:val="20"/>
   </w:num>
-  <w:num w:numId="15">
+  <w:num w:numId="15" w16cid:durableId="353191472">
     <w:abstractNumId w:val="8"/>
   </w:num>
-  <w:num w:numId="16">
+  <w:num w:numId="16" w16cid:durableId="1546403876">
     <w:abstractNumId w:val="19"/>
   </w:num>
-  <w:num w:numId="17">
+  <w:num w:numId="17" w16cid:durableId="1528175088">
     <w:abstractNumId w:val="10"/>
   </w:num>
-  <w:num w:numId="18">
+  <w:num w:numId="18" w16cid:durableId="1216744948">
     <w:abstractNumId w:val="23"/>
   </w:num>
-  <w:num w:numId="19">
+  <w:num w:numId="19" w16cid:durableId="645814881">
     <w:abstractNumId w:val="6"/>
   </w:num>
-  <w:num w:numId="20">
+  <w:num w:numId="20" w16cid:durableId="244607950">
     <w:abstractNumId w:val="18"/>
   </w:num>
-  <w:num w:numId="21">
+  <w:num w:numId="21" w16cid:durableId="1794251277">
     <w:abstractNumId w:val="5"/>
   </w:num>
-  <w:num w:numId="22">
+  <w:num w:numId="22" w16cid:durableId="1408114739">
     <w:abstractNumId w:val="16"/>
   </w:num>
-  <w:num w:numId="23">
+  <w:num w:numId="23" w16cid:durableId="490484723">
     <w:abstractNumId w:val="14"/>
   </w:num>
-  <w:num w:numId="24">
+  <w:num w:numId="24" w16cid:durableId="1774008059">
     <w:abstractNumId w:val="21"/>
   </w:num>
-  <w:num w:numId="25">
+  <w:num w:numId="25" w16cid:durableId="2052681473">
     <w:abstractNumId w:val="17"/>
   </w:num>
   <w:numIdMacAtCleanup w:val="25"/>
@@ -9241,7 +9257,7 @@
 </file>
 
 <file path=word/styles.xml><?xml version="1.0" encoding="utf-8"?>
-<w:styles xmlns:mc="http://schemas.openxmlformats.org/markup-compatibility/2006" xmlns:r="http://schemas.openxmlformats.org/officeDocument/2006/relationships" xmlns:w="http://schemas.openxmlformats.org/wordprocessingml/2006/main" xmlns:w14="http://schemas.microsoft.com/office/word/2010/wordml" xmlns:w15="http://schemas.microsoft.com/office/word/2012/wordml" xmlns:w16se="http://schemas.microsoft.com/office/word/2015/wordml/symex" mc:Ignorable="w14 w15 w16se">
+<w:styles xmlns:mc="http://schemas.openxmlformats.org/markup-compatibility/2006" xmlns:r="http://schemas.openxmlformats.org/officeDocument/2006/relationships" xmlns:w="http://schemas.openxmlformats.org/wordprocessingml/2006/main" xmlns:w14="http://schemas.microsoft.com/office/word/2010/wordml" xmlns:w15="http://schemas.microsoft.com/office/word/2012/wordml" xmlns:w16cex="http://schemas.microsoft.com/office/word/2018/wordml/cex" xmlns:w16cid="http://schemas.microsoft.com/office/word/2016/wordml/cid" xmlns:w16="http://schemas.microsoft.com/office/word/2018/wordml" xmlns:w16du="http://schemas.microsoft.com/office/word/2023/wordml/word16du" xmlns:w16sdtdh="http://schemas.microsoft.com/office/word/2020/wordml/sdtdatahash" xmlns:w16sdtfl="http://schemas.microsoft.com/office/word/2024/wordml/sdtformatlock" xmlns:w16se="http://schemas.microsoft.com/office/word/2015/wordml/symex" mc:Ignorable="w14 w15 w16se w16cid w16 w16cex w16sdtdh w16sdtfl w16du">
   <w:docDefaults>
     <w:rPrDefault>
       <w:rPr>
@@ -9263,7 +9279,7 @@
       </w:pPr>
     </w:pPrDefault>
   </w:docDefaults>
-  <w:latentStyles w:defLockedState="0" w:defUIPriority="99" w:defSemiHidden="0" w:defUnhideWhenUsed="0" w:defQFormat="0" w:count="371">
+  <w:latentStyles w:defLockedState="0" w:defUIPriority="99" w:defSemiHidden="0" w:defUnhideWhenUsed="0" w:defQFormat="0" w:count="376">
     <w:lsdException w:name="Normal" w:uiPriority="0" w:qFormat="1"/>
     <w:lsdException w:name="heading 1" w:uiPriority="9" w:qFormat="1"/>
     <w:lsdException w:name="heading 2" w:semiHidden="1" w:uiPriority="9" w:unhideWhenUsed="1" w:qFormat="1"/>
@@ -9635,6 +9651,11 @@
     <w:lsdException w:name="List Table 5 Dark Accent 6" w:uiPriority="50"/>
     <w:lsdException w:name="List Table 6 Colorful Accent 6" w:uiPriority="51"/>
     <w:lsdException w:name="List Table 7 Colorful Accent 6" w:uiPriority="52"/>
+    <w:lsdException w:name="Mention" w:semiHidden="1" w:unhideWhenUsed="1"/>
+    <w:lsdException w:name="Smart Hyperlink" w:semiHidden="1" w:unhideWhenUsed="1"/>
+    <w:lsdException w:name="Hashtag" w:semiHidden="1" w:unhideWhenUsed="1"/>
+    <w:lsdException w:name="Unresolved Mention" w:semiHidden="1" w:unhideWhenUsed="1"/>
+    <w:lsdException w:name="Smart Link" w:semiHidden="1" w:unhideWhenUsed="1"/>
   </w:latentStyles>
   <w:style w:type="paragraph" w:default="1" w:styleId="Normal">
     <w:name w:val="Normal"/>

--- a/AY2526-ITP4511-Project-Brief.docx
+++ b/AY2526-ITP4511-Project-Brief.docx
@@ -814,7 +814,14 @@
         <w:rPr>
           <w:rFonts w:eastAsia="新細明體" w:hint="eastAsia"/>
         </w:rPr>
-        <w:t xml:space="preserve"> v</w:t>
+        <w:t xml:space="preserve"> </w:t>
+      </w:r>
+      <w:r>
+        <w:rPr>
+          <w:rFonts w:ascii="Segoe UI Symbol" w:eastAsia="新細明體" w:hAnsi="Segoe UI Symbol" w:cs="Segoe UI Symbol"/>
+          <w:lang w:val="en-GB"/>
+        </w:rPr>
+        <w:t>☑</w:t>
       </w:r>
     </w:p>
     <w:p>
@@ -869,7 +876,15 @@
           <w:bdr w:val="none" w:sz="0" w:space="0" w:color="auto"/>
           <w:lang w:val="en-HK" w:eastAsia="zh-TW"/>
         </w:rPr>
-        <w:t xml:space="preserve"> v</w:t>
+        <w:t xml:space="preserve"> </w:t>
+      </w:r>
+      <w:r>
+        <w:rPr>
+          <w:rFonts w:ascii="Segoe UI Symbol" w:eastAsia="新細明體" w:hAnsi="Segoe UI Symbol" w:cs="Segoe UI Symbol"/>
+          <w:bdr w:val="none" w:sz="0" w:space="0" w:color="auto"/>
+          <w:lang w:eastAsia="zh-TW"/>
+        </w:rPr>
+        <w:t>☑</w:t>
       </w:r>
     </w:p>
     <w:p>
@@ -908,7 +923,15 @@
           <w:bdr w:val="none" w:sz="0" w:space="0" w:color="auto"/>
           <w:lang w:val="en-HK" w:eastAsia="zh-TW"/>
         </w:rPr>
-        <w:t xml:space="preserve"> v</w:t>
+        <w:t xml:space="preserve"> </w:t>
+      </w:r>
+      <w:r>
+        <w:rPr>
+          <w:rFonts w:ascii="Segoe UI Symbol" w:eastAsia="新細明體" w:hAnsi="Segoe UI Symbol" w:cs="Segoe UI Symbol"/>
+          <w:bdr w:val="none" w:sz="0" w:space="0" w:color="auto"/>
+          <w:lang w:eastAsia="zh-TW"/>
+        </w:rPr>
+        <w:t>☑</w:t>
       </w:r>
     </w:p>
     <w:p>
@@ -951,11 +974,11 @@
       </w:r>
       <w:r>
         <w:rPr>
-          <w:rFonts w:eastAsia="新細明體" w:hint="eastAsia"/>
+          <w:rFonts w:ascii="Segoe UI Symbol" w:eastAsia="新細明體" w:hAnsi="Segoe UI Symbol" w:cs="Segoe UI Symbol"/>
           <w:bdr w:val="none" w:sz="0" w:space="0" w:color="auto"/>
-          <w:lang w:val="en-HK" w:eastAsia="zh-TW"/>
-        </w:rPr>
-        <w:t>v</w:t>
+          <w:lang w:eastAsia="zh-TW"/>
+        </w:rPr>
+        <w:t>☑</w:t>
       </w:r>
     </w:p>
     <w:p>
@@ -1006,6 +1029,22 @@
         </w:rPr>
         <w:t xml:space="preserve"> (if the clinic accepts walk-ins)</w:t>
       </w:r>
+      <w:r>
+        <w:rPr>
+          <w:rFonts w:ascii="Segoe UI Symbol" w:hAnsi="Segoe UI Symbol" w:cs="Segoe UI Symbol"/>
+          <w:color w:val="212529"/>
+          <w:shd w:val="clear" w:color="auto" w:fill="F5F5F5"/>
+        </w:rPr>
+        <w:t xml:space="preserve"> </w:t>
+      </w:r>
+      <w:r>
+        <w:rPr>
+          <w:rFonts w:ascii="Segoe UI Symbol" w:eastAsia="Times New Roman" w:hAnsi="Segoe UI Symbol" w:cs="Segoe UI Symbol"/>
+          <w:bdr w:val="none" w:sz="0" w:space="0" w:color="auto"/>
+          <w:lang w:eastAsia="zh-TW"/>
+        </w:rPr>
+        <w:t>☐</w:t>
+      </w:r>
     </w:p>
     <w:p>
       <w:pPr>
@@ -1035,7 +1074,7 @@
           <w:bdr w:val="none" w:sz="0" w:space="0" w:color="auto"/>
           <w:lang w:val="en-HK" w:eastAsia="zh-TW"/>
         </w:rPr>
-        <w:t>View personal booking records and queue status</w:t>
+        <w:t>View personal booking records</w:t>
       </w:r>
       <w:r>
         <w:rPr>
@@ -1043,7 +1082,39 @@
           <w:bdr w:val="none" w:sz="0" w:space="0" w:color="auto"/>
           <w:lang w:val="en-HK" w:eastAsia="zh-TW"/>
         </w:rPr>
-        <w:t xml:space="preserve"> v</w:t>
+        <w:t xml:space="preserve"> </w:t>
+      </w:r>
+      <w:r>
+        <w:rPr>
+          <w:rFonts w:ascii="Segoe UI Symbol" w:eastAsia="新細明體" w:hAnsi="Segoe UI Symbol" w:cs="Segoe UI Symbol"/>
+          <w:bdr w:val="none" w:sz="0" w:space="0" w:color="auto"/>
+          <w:lang w:eastAsia="zh-TW"/>
+        </w:rPr>
+        <w:t>☑</w:t>
+      </w:r>
+      <w:r>
+        <w:rPr>
+          <w:rFonts w:eastAsia="Times New Roman"/>
+          <w:bdr w:val="none" w:sz="0" w:space="0" w:color="auto"/>
+          <w:lang w:val="en-HK" w:eastAsia="zh-TW"/>
+        </w:rPr>
+        <w:t xml:space="preserve"> and queue status</w:t>
+      </w:r>
+      <w:r>
+        <w:rPr>
+          <w:rFonts w:eastAsia="新細明體" w:hint="eastAsia"/>
+          <w:bdr w:val="none" w:sz="0" w:space="0" w:color="auto"/>
+          <w:lang w:val="en-HK" w:eastAsia="zh-TW"/>
+        </w:rPr>
+        <w:t xml:space="preserve"> </w:t>
+      </w:r>
+      <w:r>
+        <w:rPr>
+          <w:rFonts w:ascii="Segoe UI Symbol" w:eastAsia="新細明體" w:hAnsi="Segoe UI Symbol" w:cs="Segoe UI Symbol"/>
+          <w:bdr w:val="none" w:sz="0" w:space="0" w:color="auto"/>
+          <w:lang w:eastAsia="zh-TW"/>
+        </w:rPr>
+        <w:t>☐</w:t>
       </w:r>
     </w:p>
     <w:p>
@@ -1074,7 +1145,24 @@
           <w:bdr w:val="none" w:sz="0" w:space="0" w:color="auto"/>
           <w:lang w:val="en-HK" w:eastAsia="zh-TW"/>
         </w:rPr>
+        <w:lastRenderedPageBreak/>
         <w:t>Receive system notifications (e.g., appointment confirmed, reminder, cancellation outcome, missed appointment)</w:t>
+      </w:r>
+      <w:r>
+        <w:rPr>
+          <w:rFonts w:ascii="Segoe UI Symbol" w:hAnsi="Segoe UI Symbol" w:cs="Segoe UI Symbol"/>
+          <w:color w:val="212529"/>
+          <w:shd w:val="clear" w:color="auto" w:fill="F5F5F5"/>
+        </w:rPr>
+        <w:t xml:space="preserve"> </w:t>
+      </w:r>
+      <w:r>
+        <w:rPr>
+          <w:rFonts w:ascii="Segoe UI Symbol" w:eastAsia="Times New Roman" w:hAnsi="Segoe UI Symbol" w:cs="Segoe UI Symbol"/>
+          <w:bdr w:val="none" w:sz="0" w:space="0" w:color="auto"/>
+          <w:lang w:eastAsia="zh-TW"/>
+        </w:rPr>
+        <w:t>☐</w:t>
       </w:r>
     </w:p>
     <w:p>
@@ -1105,8 +1193,23 @@
           <w:bdr w:val="none" w:sz="0" w:space="0" w:color="auto"/>
           <w:lang w:val="en-HK" w:eastAsia="zh-TW"/>
         </w:rPr>
-        <w:lastRenderedPageBreak/>
         <w:t>Update password and personal profile information</w:t>
+      </w:r>
+      <w:r>
+        <w:rPr>
+          <w:rFonts w:eastAsia="新細明體" w:hint="eastAsia"/>
+          <w:bdr w:val="none" w:sz="0" w:space="0" w:color="auto"/>
+          <w:lang w:val="en-HK" w:eastAsia="zh-TW"/>
+        </w:rPr>
+        <w:t xml:space="preserve"> </w:t>
+      </w:r>
+      <w:r>
+        <w:rPr>
+          <w:rFonts w:ascii="Segoe UI Symbol" w:eastAsia="新細明體" w:hAnsi="Segoe UI Symbol" w:cs="Segoe UI Symbol"/>
+          <w:bdr w:val="none" w:sz="0" w:space="0" w:color="auto"/>
+          <w:lang w:eastAsia="zh-TW"/>
+        </w:rPr>
+        <w:t>☐</w:t>
       </w:r>
     </w:p>
     <w:p>
@@ -1908,7 +2011,6 @@
         <w:rPr>
           <w:lang w:eastAsia="zh-TW"/>
         </w:rPr>
-        <w:lastRenderedPageBreak/>
         <w:t>Prevent multiple active queue tickets for the same patient in the same clinic/service/day</w:t>
       </w:r>
     </w:p>
@@ -4220,7 +4322,6 @@
         </w:rPr>
         <w:t xml:space="preserve"> (</w:t>
       </w:r>
-      <w:proofErr w:type="spellStart"/>
       <w:r>
         <w:rPr>
           <w:rFonts w:ascii="Times New Roman" w:hAnsi="Times New Roman"/>
@@ -4231,14 +4332,7 @@
         <w:rPr>
           <w:rFonts w:ascii="Times New Roman" w:hAnsi="Times New Roman"/>
         </w:rPr>
-        <w:t>aglib</w:t>
-      </w:r>
-      <w:proofErr w:type="spellEnd"/>
-      <w:r>
-        <w:rPr>
-          <w:rFonts w:ascii="Times New Roman" w:hAnsi="Times New Roman"/>
-        </w:rPr>
-        <w:t>).</w:t>
+        <w:t>aglib).</w:t>
       </w:r>
     </w:p>
     <w:p>
@@ -9741,7 +9835,6 @@
   <w:style w:type="character" w:default="1" w:styleId="DefaultParagraphFont">
     <w:name w:val="Default Paragraph Font"/>
     <w:uiPriority w:val="1"/>
-    <w:semiHidden/>
     <w:unhideWhenUsed/>
   </w:style>
   <w:style w:type="table" w:default="1" w:styleId="TableNormal">

--- a/AY2526-ITP4511-Project-Brief.docx
+++ b/AY2526-ITP4511-Project-Brief.docx
@@ -1039,11 +1039,11 @@
       </w:r>
       <w:r>
         <w:rPr>
-          <w:rFonts w:ascii="Segoe UI Symbol" w:eastAsia="Times New Roman" w:hAnsi="Segoe UI Symbol" w:cs="Segoe UI Symbol"/>
+          <w:rFonts w:ascii="Segoe UI Symbol" w:eastAsia="新細明體" w:hAnsi="Segoe UI Symbol" w:cs="Segoe UI Symbol"/>
           <w:bdr w:val="none" w:sz="0" w:space="0" w:color="auto"/>
           <w:lang w:eastAsia="zh-TW"/>
         </w:rPr>
-        <w:t>☐</w:t>
+        <w:t>☑</w:t>
       </w:r>
     </w:p>
     <w:p>
@@ -1086,19 +1086,11 @@
       </w:r>
       <w:r>
         <w:rPr>
-          <w:rFonts w:ascii="Segoe UI Symbol" w:eastAsia="新細明體" w:hAnsi="Segoe UI Symbol" w:cs="Segoe UI Symbol"/>
-          <w:bdr w:val="none" w:sz="0" w:space="0" w:color="auto"/>
-          <w:lang w:eastAsia="zh-TW"/>
-        </w:rPr>
-        <w:t>☑</w:t>
-      </w:r>
-      <w:r>
-        <w:rPr>
           <w:rFonts w:eastAsia="Times New Roman"/>
           <w:bdr w:val="none" w:sz="0" w:space="0" w:color="auto"/>
           <w:lang w:val="en-HK" w:eastAsia="zh-TW"/>
         </w:rPr>
-        <w:t xml:space="preserve"> and queue status</w:t>
+        <w:t>and queue status</w:t>
       </w:r>
       <w:r>
         <w:rPr>
@@ -1114,7 +1106,7 @@
           <w:bdr w:val="none" w:sz="0" w:space="0" w:color="auto"/>
           <w:lang w:eastAsia="zh-TW"/>
         </w:rPr>
-        <w:t>☐</w:t>
+        <w:t>☑</w:t>
       </w:r>
     </w:p>
     <w:p>
@@ -1209,7 +1201,7 @@
           <w:bdr w:val="none" w:sz="0" w:space="0" w:color="auto"/>
           <w:lang w:eastAsia="zh-TW"/>
         </w:rPr>
-        <w:t>☐</w:t>
+        <w:t>☑</w:t>
       </w:r>
     </w:p>
     <w:p>
@@ -1266,6 +1258,18 @@
       <w:r>
         <w:t>View daily appointment lists and walk-in queues by clinic and service</w:t>
       </w:r>
+      <w:r>
+        <w:rPr>
+          <w:rFonts w:eastAsia="新細明體" w:hint="eastAsia"/>
+        </w:rPr>
+        <w:t xml:space="preserve"> </w:t>
+      </w:r>
+      <w:r>
+        <w:rPr>
+          <w:rFonts w:ascii="Segoe UI Symbol" w:hAnsi="Segoe UI Symbol" w:cs="Segoe UI Symbol"/>
+        </w:rPr>
+        <w:t>☐</w:t>
+      </w:r>
     </w:p>
     <w:p>
       <w:pPr>
@@ -1279,6 +1283,18 @@
       <w:r>
         <w:t>Approve or reject certain booking requests (e.g., limited quota services)</w:t>
       </w:r>
+      <w:r>
+        <w:rPr>
+          <w:rFonts w:eastAsia="新細明體" w:hint="eastAsia"/>
+        </w:rPr>
+        <w:t xml:space="preserve"> </w:t>
+      </w:r>
+      <w:r>
+        <w:rPr>
+          <w:rFonts w:ascii="Segoe UI Symbol" w:hAnsi="Segoe UI Symbol" w:cs="Segoe UI Symbol"/>
+        </w:rPr>
+        <w:t>☐</w:t>
+      </w:r>
     </w:p>
     <w:p>
       <w:pPr>
@@ -1292,6 +1308,18 @@
       <w:r>
         <w:t>Manage check-in (arrived / no-show) and queue progression (call next, skip, completed)</w:t>
       </w:r>
+      <w:r>
+        <w:rPr>
+          <w:rFonts w:ascii="Segoe UI Symbol" w:hAnsi="Segoe UI Symbol" w:cs="Segoe UI Symbol"/>
+        </w:rPr>
+        <w:t xml:space="preserve"> </w:t>
+      </w:r>
+      <w:r>
+        <w:rPr>
+          <w:rFonts w:ascii="Segoe UI Symbol" w:hAnsi="Segoe UI Symbol" w:cs="Segoe UI Symbol"/>
+        </w:rPr>
+        <w:t>☐</w:t>
+      </w:r>
     </w:p>
     <w:p>
       <w:pPr>
@@ -1305,6 +1333,18 @@
       <w:r>
         <w:t>Record basic visit outcomes (e.g., “Completed”, “No-show”, “Cancelled by clinic”)</w:t>
       </w:r>
+      <w:r>
+        <w:rPr>
+          <w:rFonts w:ascii="Segoe UI Symbol" w:hAnsi="Segoe UI Symbol" w:cs="Segoe UI Symbol"/>
+        </w:rPr>
+        <w:t xml:space="preserve"> </w:t>
+      </w:r>
+      <w:r>
+        <w:rPr>
+          <w:rFonts w:ascii="Segoe UI Symbol" w:hAnsi="Segoe UI Symbol" w:cs="Segoe UI Symbol"/>
+        </w:rPr>
+        <w:t>☐</w:t>
+      </w:r>
     </w:p>
     <w:p>
       <w:pPr>
@@ -1317,6 +1357,18 @@
       </w:pPr>
       <w:r>
         <w:t>Report operational issues (e.g., doctor unavailable, service suspended)</w:t>
+      </w:r>
+      <w:r>
+        <w:rPr>
+          <w:rFonts w:ascii="Segoe UI Symbol" w:hAnsi="Segoe UI Symbol" w:cs="Segoe UI Symbol"/>
+        </w:rPr>
+        <w:t xml:space="preserve"> </w:t>
+      </w:r>
+      <w:r>
+        <w:rPr>
+          <w:rFonts w:ascii="Segoe UI Symbol" w:hAnsi="Segoe UI Symbol" w:cs="Segoe UI Symbol"/>
+        </w:rPr>
+        <w:t>☐</w:t>
       </w:r>
     </w:p>
     <w:p>
@@ -1365,6 +1417,18 @@
       <w:r>
         <w:t>Create and manage user accounts (Patient / Staff / Admin)</w:t>
       </w:r>
+      <w:r>
+        <w:rPr>
+          <w:rFonts w:ascii="Segoe UI Symbol" w:hAnsi="Segoe UI Symbol" w:cs="Segoe UI Symbol"/>
+        </w:rPr>
+        <w:t xml:space="preserve"> </w:t>
+      </w:r>
+      <w:r>
+        <w:rPr>
+          <w:rFonts w:ascii="Segoe UI Symbol" w:hAnsi="Segoe UI Symbol" w:cs="Segoe UI Symbol"/>
+        </w:rPr>
+        <w:t>☐</w:t>
+      </w:r>
     </w:p>
     <w:p>
       <w:pPr>
@@ -1378,6 +1442,18 @@
       <w:r>
         <w:t>Configure clinics, services, opening hours, and capacity rules (quota per service per timeslot)</w:t>
       </w:r>
+      <w:r>
+        <w:rPr>
+          <w:rFonts w:ascii="Segoe UI Symbol" w:hAnsi="Segoe UI Symbol" w:cs="Segoe UI Symbol"/>
+        </w:rPr>
+        <w:t xml:space="preserve"> </w:t>
+      </w:r>
+      <w:r>
+        <w:rPr>
+          <w:rFonts w:ascii="Segoe UI Symbol" w:hAnsi="Segoe UI Symbol" w:cs="Segoe UI Symbol"/>
+        </w:rPr>
+        <w:t>☐</w:t>
+      </w:r>
     </w:p>
     <w:p>
       <w:pPr>
@@ -1391,6 +1467,18 @@
       <w:r>
         <w:t>View analytics and generate reports (per clinic/service/month)</w:t>
       </w:r>
+      <w:r>
+        <w:rPr>
+          <w:rFonts w:ascii="Segoe UI Symbol" w:hAnsi="Segoe UI Symbol" w:cs="Segoe UI Symbol"/>
+        </w:rPr>
+        <w:t xml:space="preserve"> </w:t>
+      </w:r>
+      <w:r>
+        <w:rPr>
+          <w:rFonts w:ascii="Segoe UI Symbol" w:hAnsi="Segoe UI Symbol" w:cs="Segoe UI Symbol"/>
+        </w:rPr>
+        <w:t>☐</w:t>
+      </w:r>
     </w:p>
     <w:p>
       <w:pPr>
@@ -1404,6 +1492,18 @@
       <w:r>
         <w:t>Review incident logs (e.g., repeated no-shows, frequent cancellations)</w:t>
       </w:r>
+      <w:r>
+        <w:rPr>
+          <w:rFonts w:ascii="Segoe UI Symbol" w:hAnsi="Segoe UI Symbol" w:cs="Segoe UI Symbol"/>
+        </w:rPr>
+        <w:t xml:space="preserve"> </w:t>
+      </w:r>
+      <w:r>
+        <w:rPr>
+          <w:rFonts w:ascii="Segoe UI Symbol" w:hAnsi="Segoe UI Symbol" w:cs="Segoe UI Symbol"/>
+        </w:rPr>
+        <w:t>☐</w:t>
+      </w:r>
     </w:p>
     <w:p>
       <w:pPr>
@@ -1416,6 +1516,18 @@
       </w:pPr>
       <w:r>
         <w:t>Enforce policy settings (e.g., max active bookings per patient)</w:t>
+      </w:r>
+      <w:r>
+        <w:rPr>
+          <w:rFonts w:ascii="Segoe UI Symbol" w:hAnsi="Segoe UI Symbol" w:cs="Segoe UI Symbol"/>
+        </w:rPr>
+        <w:t xml:space="preserve"> </w:t>
+      </w:r>
+      <w:r>
+        <w:rPr>
+          <w:rFonts w:ascii="Segoe UI Symbol" w:hAnsi="Segoe UI Symbol" w:cs="Segoe UI Symbol"/>
+        </w:rPr>
+        <w:t>☐</w:t>
       </w:r>
     </w:p>
     <w:bookmarkEnd w:id="4"/>
@@ -1944,6 +2056,7 @@
         <w:rPr>
           <w:lang w:eastAsia="zh-TW"/>
         </w:rPr>
+        <w:lastRenderedPageBreak/>
         <w:t>Staff call next, skip, or mark as served</w:t>
       </w:r>
     </w:p>

--- a/AY2526-ITP4511-Project-Brief.docx
+++ b/AY2526-ITP4511-Project-Brief.docx
@@ -1266,9 +1266,9 @@
       </w:r>
       <w:r>
         <w:rPr>
-          <w:rFonts w:ascii="Segoe UI Symbol" w:hAnsi="Segoe UI Symbol" w:cs="Segoe UI Symbol"/>
-        </w:rPr>
-        <w:t>☐</w:t>
+          <w:rFonts w:ascii="Segoe UI Symbol" w:eastAsia="新細明體" w:hAnsi="Segoe UI Symbol" w:cs="Segoe UI Symbol"/>
+        </w:rPr>
+        <w:t>☑</w:t>
       </w:r>
     </w:p>
     <w:p>
@@ -1366,9 +1366,9 @@
       </w:r>
       <w:r>
         <w:rPr>
-          <w:rFonts w:ascii="Segoe UI Symbol" w:hAnsi="Segoe UI Symbol" w:cs="Segoe UI Symbol"/>
-        </w:rPr>
-        <w:t>☐</w:t>
+          <w:rFonts w:ascii="Segoe UI Symbol" w:eastAsia="新細明體" w:hAnsi="Segoe UI Symbol" w:cs="Segoe UI Symbol"/>
+        </w:rPr>
+        <w:t>☑</w:t>
       </w:r>
     </w:p>
     <w:p>
@@ -1636,6 +1636,14 @@
         </w:rPr>
         <w:t>Display list of clinics and services</w:t>
       </w:r>
+      <w:r>
+        <w:rPr>
+          <w:rFonts w:ascii="Segoe UI Symbol" w:eastAsia="新細明體" w:hAnsi="Segoe UI Symbol" w:cs="Segoe UI Symbol"/>
+          <w:bdr w:val="none" w:sz="0" w:space="0" w:color="auto"/>
+          <w:lang w:eastAsia="zh-TW"/>
+        </w:rPr>
+        <w:t>☑</w:t>
+      </w:r>
     </w:p>
     <w:p>
       <w:pPr>
@@ -1655,6 +1663,14 @@
         </w:rPr>
         <w:t>Filter by clinic, service type, date, and availability</w:t>
       </w:r>
+      <w:r>
+        <w:rPr>
+          <w:rFonts w:ascii="Segoe UI Symbol" w:eastAsia="新細明體" w:hAnsi="Segoe UI Symbol" w:cs="Segoe UI Symbol"/>
+          <w:bdr w:val="none" w:sz="0" w:space="0" w:color="auto"/>
+          <w:lang w:eastAsia="zh-TW"/>
+        </w:rPr>
+        <w:t>☑</w:t>
+      </w:r>
     </w:p>
     <w:p>
       <w:pPr>
@@ -1703,6 +1719,14 @@
         </w:rPr>
         <w:t>Patients select a clinic, service, date, and available time slot</w:t>
       </w:r>
+      <w:r>
+        <w:rPr>
+          <w:rFonts w:ascii="Segoe UI Symbol" w:eastAsia="新細明體" w:hAnsi="Segoe UI Symbol" w:cs="Segoe UI Symbol"/>
+          <w:bdr w:val="none" w:sz="0" w:space="0" w:color="auto"/>
+          <w:lang w:eastAsia="zh-TW"/>
+        </w:rPr>
+        <w:t>☑</w:t>
+      </w:r>
     </w:p>
     <w:p>
       <w:pPr>
@@ -1741,6 +1765,14 @@
         </w:rPr>
         <w:t>Booking confirmation page and record saved</w:t>
       </w:r>
+      <w:r>
+        <w:rPr>
+          <w:rFonts w:ascii="Segoe UI Symbol" w:eastAsia="新細明體" w:hAnsi="Segoe UI Symbol" w:cs="Segoe UI Symbol"/>
+          <w:bdr w:val="none" w:sz="0" w:space="0" w:color="auto"/>
+          <w:lang w:eastAsia="zh-TW"/>
+        </w:rPr>
+        <w:t>☑</w:t>
+      </w:r>
     </w:p>
     <w:p>
       <w:pPr>
@@ -1789,6 +1821,22 @@
         </w:rPr>
         <w:t>Patients reschedule within allowed rules (e.g., before cutoff time)</w:t>
       </w:r>
+      <w:r>
+        <w:rPr>
+          <w:rFonts w:ascii="Segoe UI Symbol" w:eastAsia="新細明體" w:hAnsi="Segoe UI Symbol" w:cs="Segoe UI Symbol"/>
+          <w:bdr w:val="none" w:sz="0" w:space="0" w:color="auto"/>
+          <w:lang w:eastAsia="zh-TW"/>
+        </w:rPr>
+        <w:t xml:space="preserve"> </w:t>
+      </w:r>
+      <w:r>
+        <w:rPr>
+          <w:rFonts w:ascii="Segoe UI Symbol" w:eastAsia="新細明體" w:hAnsi="Segoe UI Symbol" w:cs="Segoe UI Symbol"/>
+          <w:bdr w:val="none" w:sz="0" w:space="0" w:color="auto"/>
+          <w:lang w:eastAsia="zh-TW"/>
+        </w:rPr>
+        <w:t>☑</w:t>
+      </w:r>
     </w:p>
     <w:p>
       <w:pPr>
@@ -1807,6 +1855,14 @@
           <w:lang w:eastAsia="zh-TW"/>
         </w:rPr>
         <w:t>Patients cancel bookings, freeing the slot</w:t>
+      </w:r>
+      <w:r>
+        <w:rPr>
+          <w:rFonts w:ascii="Segoe UI Symbol" w:eastAsia="新細明體" w:hAnsi="Segoe UI Symbol" w:cs="Segoe UI Symbol"/>
+          <w:bdr w:val="none" w:sz="0" w:space="0" w:color="auto"/>
+          <w:lang w:eastAsia="zh-TW"/>
+        </w:rPr>
+        <w:t>☑</w:t>
       </w:r>
     </w:p>
     <w:p>
@@ -1981,6 +2037,14 @@
         </w:rPr>
         <w:t>Patients join same-day queue for a clinic/service if enabled</w:t>
       </w:r>
+      <w:r>
+        <w:rPr>
+          <w:rFonts w:ascii="Segoe UI Symbol" w:eastAsia="新細明體" w:hAnsi="Segoe UI Symbol" w:cs="Segoe UI Symbol"/>
+          <w:bdr w:val="none" w:sz="0" w:space="0" w:color="auto"/>
+          <w:lang w:eastAsia="zh-TW"/>
+        </w:rPr>
+        <w:t>☑</w:t>
+      </w:r>
     </w:p>
     <w:p>
       <w:pPr>
@@ -2056,7 +2120,6 @@
         <w:rPr>
           <w:lang w:eastAsia="zh-TW"/>
         </w:rPr>
-        <w:lastRenderedPageBreak/>
         <w:t>Staff call next, skip, or mark as served</w:t>
       </w:r>
     </w:p>
@@ -2229,6 +2292,14 @@
         </w:rPr>
         <w:t>Appointment confirmed or updated</w:t>
       </w:r>
+      <w:r>
+        <w:rPr>
+          <w:rFonts w:ascii="Segoe UI Symbol" w:eastAsia="新細明體" w:hAnsi="Segoe UI Symbol" w:cs="Segoe UI Symbol"/>
+          <w:bdr w:val="none" w:sz="0" w:space="0" w:color="auto"/>
+          <w:lang w:eastAsia="zh-TW"/>
+        </w:rPr>
+        <w:t>☑</w:t>
+      </w:r>
     </w:p>
     <w:p>
       <w:pPr>
@@ -2955,6 +3026,7 @@
         <w:rPr>
           <w:lang w:eastAsia="zh-TW"/>
         </w:rPr>
+        <w:lastRenderedPageBreak/>
         <w:t xml:space="preserve">Audit trail table for staff actions </w:t>
       </w:r>
       <w:r>
@@ -9948,6 +10020,7 @@
   <w:style w:type="character" w:default="1" w:styleId="DefaultParagraphFont">
     <w:name w:val="Default Paragraph Font"/>
     <w:uiPriority w:val="1"/>
+    <w:semiHidden/>
     <w:unhideWhenUsed/>
   </w:style>
   <w:style w:type="table" w:default="1" w:styleId="TableNormal">

--- a/AY2526-ITP4511-Project-Brief.docx
+++ b/AY2526-ITP4511-Project-Brief.docx
@@ -1266,9 +1266,9 @@
       </w:r>
       <w:r>
         <w:rPr>
-          <w:rFonts w:ascii="Segoe UI Symbol" w:eastAsia="新細明體" w:hAnsi="Segoe UI Symbol" w:cs="Segoe UI Symbol"/>
-        </w:rPr>
-        <w:t>☑</w:t>
+          <w:rFonts w:ascii="Segoe UI Symbol" w:hAnsi="Segoe UI Symbol" w:cs="Segoe UI Symbol"/>
+        </w:rPr>
+        <w:t>☐</w:t>
       </w:r>
     </w:p>
     <w:p>
@@ -1366,9 +1366,9 @@
       </w:r>
       <w:r>
         <w:rPr>
-          <w:rFonts w:ascii="Segoe UI Symbol" w:eastAsia="新細明體" w:hAnsi="Segoe UI Symbol" w:cs="Segoe UI Symbol"/>
-        </w:rPr>
-        <w:t>☑</w:t>
+          <w:rFonts w:ascii="Segoe UI Symbol" w:hAnsi="Segoe UI Symbol" w:cs="Segoe UI Symbol"/>
+        </w:rPr>
+        <w:t>☐</w:t>
       </w:r>
     </w:p>
     <w:p>
@@ -1636,14 +1636,6 @@
         </w:rPr>
         <w:t>Display list of clinics and services</w:t>
       </w:r>
-      <w:r>
-        <w:rPr>
-          <w:rFonts w:ascii="Segoe UI Symbol" w:eastAsia="新細明體" w:hAnsi="Segoe UI Symbol" w:cs="Segoe UI Symbol"/>
-          <w:bdr w:val="none" w:sz="0" w:space="0" w:color="auto"/>
-          <w:lang w:eastAsia="zh-TW"/>
-        </w:rPr>
-        <w:t>☑</w:t>
-      </w:r>
     </w:p>
     <w:p>
       <w:pPr>
@@ -1663,14 +1655,6 @@
         </w:rPr>
         <w:t>Filter by clinic, service type, date, and availability</w:t>
       </w:r>
-      <w:r>
-        <w:rPr>
-          <w:rFonts w:ascii="Segoe UI Symbol" w:eastAsia="新細明體" w:hAnsi="Segoe UI Symbol" w:cs="Segoe UI Symbol"/>
-          <w:bdr w:val="none" w:sz="0" w:space="0" w:color="auto"/>
-          <w:lang w:eastAsia="zh-TW"/>
-        </w:rPr>
-        <w:t>☑</w:t>
-      </w:r>
     </w:p>
     <w:p>
       <w:pPr>
@@ -1719,14 +1703,6 @@
         </w:rPr>
         <w:t>Patients select a clinic, service, date, and available time slot</w:t>
       </w:r>
-      <w:r>
-        <w:rPr>
-          <w:rFonts w:ascii="Segoe UI Symbol" w:eastAsia="新細明體" w:hAnsi="Segoe UI Symbol" w:cs="Segoe UI Symbol"/>
-          <w:bdr w:val="none" w:sz="0" w:space="0" w:color="auto"/>
-          <w:lang w:eastAsia="zh-TW"/>
-        </w:rPr>
-        <w:t>☑</w:t>
-      </w:r>
     </w:p>
     <w:p>
       <w:pPr>
@@ -1765,14 +1741,6 @@
         </w:rPr>
         <w:t>Booking confirmation page and record saved</w:t>
       </w:r>
-      <w:r>
-        <w:rPr>
-          <w:rFonts w:ascii="Segoe UI Symbol" w:eastAsia="新細明體" w:hAnsi="Segoe UI Symbol" w:cs="Segoe UI Symbol"/>
-          <w:bdr w:val="none" w:sz="0" w:space="0" w:color="auto"/>
-          <w:lang w:eastAsia="zh-TW"/>
-        </w:rPr>
-        <w:t>☑</w:t>
-      </w:r>
     </w:p>
     <w:p>
       <w:pPr>
@@ -1821,22 +1789,6 @@
         </w:rPr>
         <w:t>Patients reschedule within allowed rules (e.g., before cutoff time)</w:t>
       </w:r>
-      <w:r>
-        <w:rPr>
-          <w:rFonts w:ascii="Segoe UI Symbol" w:eastAsia="新細明體" w:hAnsi="Segoe UI Symbol" w:cs="Segoe UI Symbol"/>
-          <w:bdr w:val="none" w:sz="0" w:space="0" w:color="auto"/>
-          <w:lang w:eastAsia="zh-TW"/>
-        </w:rPr>
-        <w:t xml:space="preserve"> </w:t>
-      </w:r>
-      <w:r>
-        <w:rPr>
-          <w:rFonts w:ascii="Segoe UI Symbol" w:eastAsia="新細明體" w:hAnsi="Segoe UI Symbol" w:cs="Segoe UI Symbol"/>
-          <w:bdr w:val="none" w:sz="0" w:space="0" w:color="auto"/>
-          <w:lang w:eastAsia="zh-TW"/>
-        </w:rPr>
-        <w:t>☑</w:t>
-      </w:r>
     </w:p>
     <w:p>
       <w:pPr>
@@ -1855,14 +1807,6 @@
           <w:lang w:eastAsia="zh-TW"/>
         </w:rPr>
         <w:t>Patients cancel bookings, freeing the slot</w:t>
-      </w:r>
-      <w:r>
-        <w:rPr>
-          <w:rFonts w:ascii="Segoe UI Symbol" w:eastAsia="新細明體" w:hAnsi="Segoe UI Symbol" w:cs="Segoe UI Symbol"/>
-          <w:bdr w:val="none" w:sz="0" w:space="0" w:color="auto"/>
-          <w:lang w:eastAsia="zh-TW"/>
-        </w:rPr>
-        <w:t>☑</w:t>
       </w:r>
     </w:p>
     <w:p>
@@ -2037,14 +1981,6 @@
         </w:rPr>
         <w:t>Patients join same-day queue for a clinic/service if enabled</w:t>
       </w:r>
-      <w:r>
-        <w:rPr>
-          <w:rFonts w:ascii="Segoe UI Symbol" w:eastAsia="新細明體" w:hAnsi="Segoe UI Symbol" w:cs="Segoe UI Symbol"/>
-          <w:bdr w:val="none" w:sz="0" w:space="0" w:color="auto"/>
-          <w:lang w:eastAsia="zh-TW"/>
-        </w:rPr>
-        <w:t>☑</w:t>
-      </w:r>
     </w:p>
     <w:p>
       <w:pPr>
@@ -2120,6 +2056,7 @@
         <w:rPr>
           <w:lang w:eastAsia="zh-TW"/>
         </w:rPr>
+        <w:lastRenderedPageBreak/>
         <w:t>Staff call next, skip, or mark as served</w:t>
       </w:r>
     </w:p>
@@ -2292,14 +2229,6 @@
         </w:rPr>
         <w:t>Appointment confirmed or updated</w:t>
       </w:r>
-      <w:r>
-        <w:rPr>
-          <w:rFonts w:ascii="Segoe UI Symbol" w:eastAsia="新細明體" w:hAnsi="Segoe UI Symbol" w:cs="Segoe UI Symbol"/>
-          <w:bdr w:val="none" w:sz="0" w:space="0" w:color="auto"/>
-          <w:lang w:eastAsia="zh-TW"/>
-        </w:rPr>
-        <w:t>☑</w:t>
-      </w:r>
     </w:p>
     <w:p>
       <w:pPr>
@@ -3026,7 +2955,6 @@
         <w:rPr>
           <w:lang w:eastAsia="zh-TW"/>
         </w:rPr>
-        <w:lastRenderedPageBreak/>
         <w:t xml:space="preserve">Audit trail table for staff actions </w:t>
       </w:r>
       <w:r>
@@ -10020,7 +9948,6 @@
   <w:style w:type="character" w:default="1" w:styleId="DefaultParagraphFont">
     <w:name w:val="Default Paragraph Font"/>
     <w:uiPriority w:val="1"/>
-    <w:semiHidden/>
     <w:unhideWhenUsed/>
   </w:style>
   <w:style w:type="table" w:default="1" w:styleId="TableNormal">

--- a/AY2526-ITP4511-Project-Brief.docx
+++ b/AY2526-ITP4511-Project-Brief.docx
@@ -1425,9 +1425,9 @@
       </w:r>
       <w:r>
         <w:rPr>
-          <w:rFonts w:ascii="Segoe UI Symbol" w:hAnsi="Segoe UI Symbol" w:cs="Segoe UI Symbol"/>
-        </w:rPr>
-        <w:t>☐</w:t>
+          <w:rFonts w:ascii="Segoe UI Symbol" w:eastAsia="新細明體" w:hAnsi="Segoe UI Symbol" w:cs="Segoe UI Symbol"/>
+        </w:rPr>
+        <w:t>☑</w:t>
       </w:r>
     </w:p>
     <w:p>
@@ -2062,7 +2062,21 @@
         <w:rPr>
           <w:lang w:eastAsia="zh-TW"/>
         </w:rPr>
-        <w:t>System assigns a queue number and estimated waiting time (simple estimate acceptable)</w:t>
+        <w:t xml:space="preserve">System assigns a queue number and </w:t>
+      </w:r>
+      <w:proofErr w:type="gramStart"/>
+      <w:r>
+        <w:rPr>
+          <w:lang w:eastAsia="zh-TW"/>
+        </w:rPr>
+        <w:t>estimated</w:t>
+      </w:r>
+      <w:proofErr w:type="gramEnd"/>
+      <w:r>
+        <w:rPr>
+          <w:lang w:eastAsia="zh-TW"/>
+        </w:rPr>
+        <w:t xml:space="preserve"> waiting time (simple estimate acceptable)</w:t>
       </w:r>
     </w:p>
     <w:p>
@@ -2698,6 +2712,21 @@
         </w:rPr>
         <w:t>List users</w:t>
       </w:r>
+      <w:r>
+        <w:rPr>
+          <w:rFonts w:hint="eastAsia"/>
+          <w:lang w:eastAsia="zh-TW"/>
+        </w:rPr>
+        <w:t xml:space="preserve"> </w:t>
+      </w:r>
+      <w:r>
+        <w:rPr>
+          <w:rFonts w:ascii="Segoe UI Symbol" w:eastAsia="新細明體" w:hAnsi="Segoe UI Symbol" w:cs="Segoe UI Symbol"/>
+          <w:bdr w:val="none" w:sz="0" w:space="0" w:color="auto"/>
+          <w:lang w:eastAsia="zh-TW"/>
+        </w:rPr>
+        <w:t>☑</w:t>
+      </w:r>
     </w:p>
     <w:p>
       <w:pPr>
@@ -2717,6 +2746,21 @@
         </w:rPr>
         <w:t>Create, edit, or delete users</w:t>
       </w:r>
+      <w:r>
+        <w:rPr>
+          <w:rFonts w:hint="eastAsia"/>
+          <w:lang w:eastAsia="zh-TW"/>
+        </w:rPr>
+        <w:t xml:space="preserve"> </w:t>
+      </w:r>
+      <w:r>
+        <w:rPr>
+          <w:rFonts w:ascii="Segoe UI Symbol" w:eastAsia="新細明體" w:hAnsi="Segoe UI Symbol" w:cs="Segoe UI Symbol"/>
+          <w:bdr w:val="none" w:sz="0" w:space="0" w:color="auto"/>
+          <w:lang w:eastAsia="zh-TW"/>
+        </w:rPr>
+        <w:t>☑</w:t>
+      </w:r>
     </w:p>
     <w:p>
       <w:pPr>
@@ -2736,6 +2780,21 @@
         </w:rPr>
         <w:t>Assign roles and clinic links for staff (if applicable)</w:t>
       </w:r>
+      <w:r>
+        <w:rPr>
+          <w:rFonts w:hint="eastAsia"/>
+          <w:lang w:eastAsia="zh-TW"/>
+        </w:rPr>
+        <w:t xml:space="preserve"> </w:t>
+      </w:r>
+      <w:r>
+        <w:rPr>
+          <w:rFonts w:ascii="Segoe UI Symbol" w:eastAsia="新細明體" w:hAnsi="Segoe UI Symbol" w:cs="Segoe UI Symbol"/>
+          <w:bdr w:val="none" w:sz="0" w:space="0" w:color="auto"/>
+          <w:lang w:eastAsia="zh-TW"/>
+        </w:rPr>
+        <w:t>☑</w:t>
+      </w:r>
     </w:p>
     <w:p>
       <w:pPr>
@@ -2781,6 +2840,14 @@
           <w:lang w:eastAsia="zh-TW"/>
         </w:rPr>
         <w:t>Update passwords and personal details</w:t>
+      </w:r>
+      <w:r>
+        <w:rPr>
+          <w:rFonts w:ascii="Segoe UI Symbol" w:eastAsia="新細明體" w:hAnsi="Segoe UI Symbol" w:cs="Segoe UI Symbol"/>
+          <w:bdr w:val="none" w:sz="0" w:space="0" w:color="auto"/>
+          <w:lang w:eastAsia="zh-TW"/>
+        </w:rPr>
+        <w:t>☑</w:t>
       </w:r>
     </w:p>
     <w:p>
@@ -4021,7 +4088,25 @@
                 <w:sz w:val="24"/>
                 <w:szCs w:val="24"/>
               </w:rPr>
-              <w:t>Work break down</w:t>
+              <w:t xml:space="preserve">Work </w:t>
+            </w:r>
+            <w:proofErr w:type="gramStart"/>
+            <w:r>
+              <w:rPr>
+                <w:rFonts w:ascii="Times New Roman" w:hAnsi="Times New Roman"/>
+                <w:sz w:val="24"/>
+                <w:szCs w:val="24"/>
+              </w:rPr>
+              <w:t>break</w:t>
+            </w:r>
+            <w:proofErr w:type="gramEnd"/>
+            <w:r>
+              <w:rPr>
+                <w:rFonts w:ascii="Times New Roman" w:hAnsi="Times New Roman"/>
+                <w:sz w:val="24"/>
+                <w:szCs w:val="24"/>
+              </w:rPr>
+              <w:t xml:space="preserve"> down</w:t>
             </w:r>
           </w:p>
         </w:tc>
@@ -4456,7 +4541,21 @@
         <w:rPr>
           <w:rFonts w:ascii="Times New Roman" w:hAnsi="Times New Roman"/>
         </w:rPr>
-        <w:t>Use JSP/servlets to accept user inputs from browser</w:t>
+        <w:t xml:space="preserve">Use JSP/servlets to accept user </w:t>
+      </w:r>
+      <w:proofErr w:type="gramStart"/>
+      <w:r>
+        <w:rPr>
+          <w:rFonts w:ascii="Times New Roman" w:hAnsi="Times New Roman"/>
+        </w:rPr>
+        <w:t>inputs</w:t>
+      </w:r>
+      <w:proofErr w:type="gramEnd"/>
+      <w:r>
+        <w:rPr>
+          <w:rFonts w:ascii="Times New Roman" w:hAnsi="Times New Roman"/>
+        </w:rPr>
+        <w:t xml:space="preserve"> from browser</w:t>
       </w:r>
     </w:p>
     <w:p>
@@ -4507,6 +4606,7 @@
         </w:rPr>
         <w:t xml:space="preserve"> (</w:t>
       </w:r>
+      <w:proofErr w:type="spellStart"/>
       <w:r>
         <w:rPr>
           <w:rFonts w:ascii="Times New Roman" w:hAnsi="Times New Roman"/>
@@ -4517,7 +4617,14 @@
         <w:rPr>
           <w:rFonts w:ascii="Times New Roman" w:hAnsi="Times New Roman"/>
         </w:rPr>
-        <w:t>aglib).</w:t>
+        <w:t>aglib</w:t>
+      </w:r>
+      <w:proofErr w:type="spellEnd"/>
+      <w:r>
+        <w:rPr>
+          <w:rFonts w:ascii="Times New Roman" w:hAnsi="Times New Roman"/>
+        </w:rPr>
+        <w:t>).</w:t>
       </w:r>
     </w:p>
     <w:p>

--- a/AY2526-ITP4511-Project-Brief.docx
+++ b/AY2526-ITP4511-Project-Brief.docx
@@ -806,19 +806,27 @@
           <w:ilvl w:val="0"/>
           <w:numId w:val="5"/>
         </w:numPr>
-      </w:pPr>
-      <w:r>
+        <w:rPr>
+          <w:color w:val="EE0000"/>
+        </w:rPr>
+      </w:pPr>
+      <w:r>
+        <w:rPr>
+          <w:color w:val="EE0000"/>
+        </w:rPr>
         <w:t>Public users must register before accessing patient functions.</w:t>
       </w:r>
       <w:r>
         <w:rPr>
           <w:rFonts w:eastAsia="新細明體" w:hint="eastAsia"/>
+          <w:color w:val="EE0000"/>
         </w:rPr>
         <w:t xml:space="preserve"> </w:t>
       </w:r>
       <w:r>
         <w:rPr>
           <w:rFonts w:ascii="Segoe UI Symbol" w:eastAsia="新細明體" w:hAnsi="Segoe UI Symbol" w:cs="Segoe UI Symbol"/>
+          <w:color w:val="EE0000"/>
           <w:lang w:val="en-GB"/>
         </w:rPr>
         <w:t>☑</w:t>
@@ -842,6 +850,7 @@
         <w:jc w:val="both"/>
         <w:rPr>
           <w:rFonts w:eastAsia="Times New Roman"/>
+          <w:color w:val="EE0000"/>
           <w:bdr w:val="none" w:sz="0" w:space="0" w:color="auto"/>
           <w:lang w:val="en-HK" w:eastAsia="zh-TW"/>
         </w:rPr>
@@ -849,6 +858,7 @@
       <w:r>
         <w:rPr>
           <w:rFonts w:eastAsia="Times New Roman"/>
+          <w:color w:val="EE0000"/>
           <w:bdr w:val="none" w:sz="0" w:space="0" w:color="auto"/>
           <w:lang w:val="en-HK" w:eastAsia="zh-TW"/>
         </w:rPr>
@@ -857,6 +867,7 @@
       <w:r>
         <w:rPr>
           <w:rFonts w:eastAsia="Times New Roman"/>
+          <w:color w:val="EE0000"/>
           <w:bdr w:val="none" w:sz="0" w:space="0" w:color="auto"/>
           <w:lang w:val="en-HK" w:eastAsia="zh-TW"/>
         </w:rPr>
@@ -865,6 +876,7 @@
       <w:r>
         <w:rPr>
           <w:rFonts w:eastAsia="Times New Roman"/>
+          <w:color w:val="EE0000"/>
           <w:bdr w:val="none" w:sz="0" w:space="0" w:color="auto"/>
           <w:lang w:val="en-HK" w:eastAsia="zh-TW"/>
         </w:rPr>
@@ -873,6 +885,7 @@
       <w:r>
         <w:rPr>
           <w:rFonts w:eastAsia="新細明體" w:hint="eastAsia"/>
+          <w:color w:val="EE0000"/>
           <w:bdr w:val="none" w:sz="0" w:space="0" w:color="auto"/>
           <w:lang w:val="en-HK" w:eastAsia="zh-TW"/>
         </w:rPr>
@@ -881,6 +894,7 @@
       <w:r>
         <w:rPr>
           <w:rFonts w:ascii="Segoe UI Symbol" w:eastAsia="新細明體" w:hAnsi="Segoe UI Symbol" w:cs="Segoe UI Symbol"/>
+          <w:color w:val="EE0000"/>
           <w:bdr w:val="none" w:sz="0" w:space="0" w:color="auto"/>
           <w:lang w:eastAsia="zh-TW"/>
         </w:rPr>
@@ -905,6 +919,7 @@
         <w:jc w:val="both"/>
         <w:rPr>
           <w:rFonts w:eastAsia="Times New Roman"/>
+          <w:color w:val="EE0000"/>
           <w:bdr w:val="none" w:sz="0" w:space="0" w:color="auto"/>
           <w:lang w:val="en-HK" w:eastAsia="zh-TW"/>
         </w:rPr>
@@ -912,6 +927,7 @@
       <w:r>
         <w:rPr>
           <w:rFonts w:eastAsia="Times New Roman"/>
+          <w:color w:val="EE0000"/>
           <w:bdr w:val="none" w:sz="0" w:space="0" w:color="auto"/>
           <w:lang w:val="en-HK" w:eastAsia="zh-TW"/>
         </w:rPr>
@@ -920,6 +936,7 @@
       <w:r>
         <w:rPr>
           <w:rFonts w:eastAsia="新細明體" w:hint="eastAsia"/>
+          <w:color w:val="EE0000"/>
           <w:bdr w:val="none" w:sz="0" w:space="0" w:color="auto"/>
           <w:lang w:val="en-HK" w:eastAsia="zh-TW"/>
         </w:rPr>
@@ -928,6 +945,7 @@
       <w:r>
         <w:rPr>
           <w:rFonts w:ascii="Segoe UI Symbol" w:eastAsia="新細明體" w:hAnsi="Segoe UI Symbol" w:cs="Segoe UI Symbol"/>
+          <w:color w:val="EE0000"/>
           <w:bdr w:val="none" w:sz="0" w:space="0" w:color="auto"/>
           <w:lang w:eastAsia="zh-TW"/>
         </w:rPr>
@@ -952,6 +970,7 @@
         <w:jc w:val="both"/>
         <w:rPr>
           <w:rFonts w:eastAsia="Times New Roman"/>
+          <w:color w:val="EE0000"/>
           <w:bdr w:val="none" w:sz="0" w:space="0" w:color="auto"/>
           <w:lang w:val="en-HK" w:eastAsia="zh-TW"/>
         </w:rPr>
@@ -959,6 +978,7 @@
       <w:r>
         <w:rPr>
           <w:rFonts w:eastAsia="Times New Roman"/>
+          <w:color w:val="EE0000"/>
           <w:bdr w:val="none" w:sz="0" w:space="0" w:color="auto"/>
           <w:lang w:val="en-HK" w:eastAsia="zh-TW"/>
         </w:rPr>
@@ -967,6 +987,7 @@
       <w:r>
         <w:rPr>
           <w:rFonts w:eastAsia="新細明體" w:hint="eastAsia"/>
+          <w:color w:val="EE0000"/>
           <w:bdr w:val="none" w:sz="0" w:space="0" w:color="auto"/>
           <w:lang w:val="en-HK" w:eastAsia="zh-TW"/>
         </w:rPr>
@@ -975,6 +996,7 @@
       <w:r>
         <w:rPr>
           <w:rFonts w:ascii="Segoe UI Symbol" w:eastAsia="新細明體" w:hAnsi="Segoe UI Symbol" w:cs="Segoe UI Symbol"/>
+          <w:color w:val="EE0000"/>
           <w:bdr w:val="none" w:sz="0" w:space="0" w:color="auto"/>
           <w:lang w:eastAsia="zh-TW"/>
         </w:rPr>
@@ -999,6 +1021,7 @@
         <w:jc w:val="both"/>
         <w:rPr>
           <w:rFonts w:eastAsia="Times New Roman"/>
+          <w:color w:val="EE0000"/>
           <w:bdr w:val="none" w:sz="0" w:space="0" w:color="auto"/>
           <w:lang w:val="en-HK" w:eastAsia="zh-TW"/>
         </w:rPr>
@@ -1006,6 +1029,7 @@
       <w:r>
         <w:rPr>
           <w:rFonts w:eastAsia="Times New Roman"/>
+          <w:color w:val="EE0000"/>
           <w:bdr w:val="none" w:sz="0" w:space="0" w:color="auto"/>
           <w:lang w:val="en-HK" w:eastAsia="zh-TW"/>
         </w:rPr>
@@ -1016,6 +1040,7 @@
           <w:rFonts w:eastAsia="Times New Roman"/>
           <w:b/>
           <w:bCs/>
+          <w:color w:val="EE0000"/>
           <w:bdr w:val="none" w:sz="0" w:space="0" w:color="auto"/>
           <w:lang w:val="en-HK" w:eastAsia="zh-TW"/>
         </w:rPr>
@@ -1024,6 +1049,7 @@
       <w:r>
         <w:rPr>
           <w:rFonts w:eastAsia="Times New Roman"/>
+          <w:color w:val="EE0000"/>
           <w:bdr w:val="none" w:sz="0" w:space="0" w:color="auto"/>
           <w:lang w:val="en-HK" w:eastAsia="zh-TW"/>
         </w:rPr>
@@ -1032,7 +1058,7 @@
       <w:r>
         <w:rPr>
           <w:rFonts w:ascii="Segoe UI Symbol" w:hAnsi="Segoe UI Symbol" w:cs="Segoe UI Symbol"/>
-          <w:color w:val="212529"/>
+          <w:color w:val="EE0000"/>
           <w:shd w:val="clear" w:color="auto" w:fill="F5F5F5"/>
         </w:rPr>
         <w:t xml:space="preserve"> </w:t>
@@ -1040,6 +1066,7 @@
       <w:r>
         <w:rPr>
           <w:rFonts w:ascii="Segoe UI Symbol" w:eastAsia="新細明體" w:hAnsi="Segoe UI Symbol" w:cs="Segoe UI Symbol"/>
+          <w:color w:val="EE0000"/>
           <w:bdr w:val="none" w:sz="0" w:space="0" w:color="auto"/>
           <w:lang w:eastAsia="zh-TW"/>
         </w:rPr>
@@ -1064,6 +1091,7 @@
         <w:jc w:val="both"/>
         <w:rPr>
           <w:rFonts w:eastAsia="Times New Roman"/>
+          <w:color w:val="EE0000"/>
           <w:bdr w:val="none" w:sz="0" w:space="0" w:color="auto"/>
           <w:lang w:val="en-HK" w:eastAsia="zh-TW"/>
         </w:rPr>
@@ -1071,6 +1099,7 @@
       <w:r>
         <w:rPr>
           <w:rFonts w:eastAsia="Times New Roman"/>
+          <w:color w:val="EE0000"/>
           <w:bdr w:val="none" w:sz="0" w:space="0" w:color="auto"/>
           <w:lang w:val="en-HK" w:eastAsia="zh-TW"/>
         </w:rPr>
@@ -1079,6 +1108,7 @@
       <w:r>
         <w:rPr>
           <w:rFonts w:eastAsia="新細明體" w:hint="eastAsia"/>
+          <w:color w:val="EE0000"/>
           <w:bdr w:val="none" w:sz="0" w:space="0" w:color="auto"/>
           <w:lang w:val="en-HK" w:eastAsia="zh-TW"/>
         </w:rPr>
@@ -1087,6 +1117,7 @@
       <w:r>
         <w:rPr>
           <w:rFonts w:eastAsia="Times New Roman"/>
+          <w:color w:val="EE0000"/>
           <w:bdr w:val="none" w:sz="0" w:space="0" w:color="auto"/>
           <w:lang w:val="en-HK" w:eastAsia="zh-TW"/>
         </w:rPr>
@@ -1095,6 +1126,7 @@
       <w:r>
         <w:rPr>
           <w:rFonts w:eastAsia="新細明體" w:hint="eastAsia"/>
+          <w:color w:val="EE0000"/>
           <w:bdr w:val="none" w:sz="0" w:space="0" w:color="auto"/>
           <w:lang w:val="en-HK" w:eastAsia="zh-TW"/>
         </w:rPr>
@@ -1103,6 +1135,7 @@
       <w:r>
         <w:rPr>
           <w:rFonts w:ascii="Segoe UI Symbol" w:eastAsia="新細明體" w:hAnsi="Segoe UI Symbol" w:cs="Segoe UI Symbol"/>
+          <w:color w:val="EE0000"/>
           <w:bdr w:val="none" w:sz="0" w:space="0" w:color="auto"/>
           <w:lang w:eastAsia="zh-TW"/>
         </w:rPr>
@@ -1175,6 +1208,7 @@
         <w:jc w:val="both"/>
         <w:rPr>
           <w:rFonts w:eastAsia="Times New Roman"/>
+          <w:color w:val="EE0000"/>
           <w:bdr w:val="none" w:sz="0" w:space="0" w:color="auto"/>
           <w:lang w:val="en-HK" w:eastAsia="zh-TW"/>
         </w:rPr>
@@ -1182,6 +1216,7 @@
       <w:r>
         <w:rPr>
           <w:rFonts w:eastAsia="Times New Roman"/>
+          <w:color w:val="EE0000"/>
           <w:bdr w:val="none" w:sz="0" w:space="0" w:color="auto"/>
           <w:lang w:val="en-HK" w:eastAsia="zh-TW"/>
         </w:rPr>
@@ -1190,6 +1225,7 @@
       <w:r>
         <w:rPr>
           <w:rFonts w:eastAsia="新細明體" w:hint="eastAsia"/>
+          <w:color w:val="EE0000"/>
           <w:bdr w:val="none" w:sz="0" w:space="0" w:color="auto"/>
           <w:lang w:val="en-HK" w:eastAsia="zh-TW"/>
         </w:rPr>
@@ -1198,6 +1234,7 @@
       <w:r>
         <w:rPr>
           <w:rFonts w:ascii="Segoe UI Symbol" w:eastAsia="新細明體" w:hAnsi="Segoe UI Symbol" w:cs="Segoe UI Symbol"/>
+          <w:color w:val="EE0000"/>
           <w:bdr w:val="none" w:sz="0" w:space="0" w:color="auto"/>
           <w:lang w:eastAsia="zh-TW"/>
         </w:rPr>
@@ -1254,19 +1291,27 @@
           <w:numId w:val="6"/>
         </w:numPr>
         <w:jc w:val="both"/>
-      </w:pPr>
-      <w:r>
+        <w:rPr>
+          <w:color w:val="EE0000"/>
+        </w:rPr>
+      </w:pPr>
+      <w:r>
+        <w:rPr>
+          <w:color w:val="EE0000"/>
+        </w:rPr>
         <w:t>View daily appointment lists and walk-in queues by clinic and service</w:t>
       </w:r>
       <w:r>
         <w:rPr>
           <w:rFonts w:eastAsia="新細明體" w:hint="eastAsia"/>
+          <w:color w:val="EE0000"/>
         </w:rPr>
         <w:t xml:space="preserve"> </w:t>
       </w:r>
       <w:r>
         <w:rPr>
           <w:rFonts w:ascii="Segoe UI Symbol" w:eastAsia="新細明體" w:hAnsi="Segoe UI Symbol" w:cs="Segoe UI Symbol"/>
+          <w:color w:val="EE0000"/>
         </w:rPr>
         <w:t>☑</w:t>
       </w:r>
@@ -1354,19 +1399,27 @@
           <w:numId w:val="6"/>
         </w:numPr>
         <w:jc w:val="both"/>
-      </w:pPr>
-      <w:r>
+        <w:rPr>
+          <w:color w:val="EE0000"/>
+        </w:rPr>
+      </w:pPr>
+      <w:r>
+        <w:rPr>
+          <w:color w:val="EE0000"/>
+        </w:rPr>
         <w:t>Report operational issues (e.g., doctor unavailable, service suspended)</w:t>
       </w:r>
       <w:r>
         <w:rPr>
           <w:rFonts w:ascii="Segoe UI Symbol" w:hAnsi="Segoe UI Symbol" w:cs="Segoe UI Symbol"/>
+          <w:color w:val="EE0000"/>
         </w:rPr>
         <w:t xml:space="preserve"> </w:t>
       </w:r>
       <w:r>
         <w:rPr>
           <w:rFonts w:ascii="Segoe UI Symbol" w:eastAsia="新細明體" w:hAnsi="Segoe UI Symbol" w:cs="Segoe UI Symbol"/>
+          <w:color w:val="EE0000"/>
         </w:rPr>
         <w:t>☑</w:t>
       </w:r>
@@ -1413,19 +1466,27 @@
           <w:numId w:val="7"/>
         </w:numPr>
         <w:jc w:val="both"/>
-      </w:pPr>
-      <w:r>
+        <w:rPr>
+          <w:color w:val="C00000"/>
+        </w:rPr>
+      </w:pPr>
+      <w:r>
+        <w:rPr>
+          <w:color w:val="C00000"/>
+        </w:rPr>
         <w:t>Create and manage user accounts (Patient / Staff / Admin)</w:t>
       </w:r>
       <w:r>
         <w:rPr>
           <w:rFonts w:ascii="Segoe UI Symbol" w:hAnsi="Segoe UI Symbol" w:cs="Segoe UI Symbol"/>
+          <w:color w:val="C00000"/>
         </w:rPr>
         <w:t xml:space="preserve"> </w:t>
       </w:r>
       <w:r>
         <w:rPr>
           <w:rFonts w:ascii="Segoe UI Symbol" w:eastAsia="新細明體" w:hAnsi="Segoe UI Symbol" w:cs="Segoe UI Symbol"/>
+          <w:color w:val="C00000"/>
         </w:rPr>
         <w:t>☑</w:t>
       </w:r>
@@ -1627,11 +1688,13 @@
         </w:numPr>
         <w:jc w:val="both"/>
         <w:rPr>
-          <w:lang w:eastAsia="zh-TW"/>
-        </w:rPr>
-      </w:pPr>
-      <w:r>
-        <w:rPr>
+          <w:color w:val="EE0000"/>
+          <w:lang w:eastAsia="zh-TW"/>
+        </w:rPr>
+      </w:pPr>
+      <w:r>
+        <w:rPr>
+          <w:color w:val="EE0000"/>
           <w:lang w:eastAsia="zh-TW"/>
         </w:rPr>
         <w:t>Display list of clinics and services</w:t>
@@ -1639,6 +1702,7 @@
       <w:r>
         <w:rPr>
           <w:rFonts w:ascii="Segoe UI Symbol" w:eastAsia="新細明體" w:hAnsi="Segoe UI Symbol" w:cs="Segoe UI Symbol"/>
+          <w:color w:val="EE0000"/>
           <w:bdr w:val="none" w:sz="0" w:space="0" w:color="auto"/>
           <w:lang w:eastAsia="zh-TW"/>
         </w:rPr>
@@ -1654,11 +1718,13 @@
         </w:numPr>
         <w:jc w:val="both"/>
         <w:rPr>
-          <w:lang w:eastAsia="zh-TW"/>
-        </w:rPr>
-      </w:pPr>
-      <w:r>
-        <w:rPr>
+          <w:color w:val="EE0000"/>
+          <w:lang w:eastAsia="zh-TW"/>
+        </w:rPr>
+      </w:pPr>
+      <w:r>
+        <w:rPr>
+          <w:color w:val="EE0000"/>
           <w:lang w:eastAsia="zh-TW"/>
         </w:rPr>
         <w:t>Filter by clinic, service type, date, and availability</w:t>
@@ -1666,6 +1732,7 @@
       <w:r>
         <w:rPr>
           <w:rFonts w:ascii="Segoe UI Symbol" w:eastAsia="新細明體" w:hAnsi="Segoe UI Symbol" w:cs="Segoe UI Symbol"/>
+          <w:color w:val="EE0000"/>
           <w:bdr w:val="none" w:sz="0" w:space="0" w:color="auto"/>
           <w:lang w:eastAsia="zh-TW"/>
         </w:rPr>
@@ -1710,11 +1777,13 @@
         </w:numPr>
         <w:jc w:val="both"/>
         <w:rPr>
-          <w:lang w:eastAsia="zh-TW"/>
-        </w:rPr>
-      </w:pPr>
-      <w:r>
-        <w:rPr>
+          <w:color w:val="EE0000"/>
+          <w:lang w:eastAsia="zh-TW"/>
+        </w:rPr>
+      </w:pPr>
+      <w:r>
+        <w:rPr>
+          <w:color w:val="EE0000"/>
           <w:lang w:eastAsia="zh-TW"/>
         </w:rPr>
         <w:t>Patients select a clinic, service, date, and available time slot</w:t>
@@ -1722,6 +1791,7 @@
       <w:r>
         <w:rPr>
           <w:rFonts w:ascii="Segoe UI Symbol" w:eastAsia="新細明體" w:hAnsi="Segoe UI Symbol" w:cs="Segoe UI Symbol"/>
+          <w:color w:val="EE0000"/>
           <w:bdr w:val="none" w:sz="0" w:space="0" w:color="auto"/>
           <w:lang w:eastAsia="zh-TW"/>
         </w:rPr>
@@ -1737,14 +1807,30 @@
         </w:numPr>
         <w:jc w:val="both"/>
         <w:rPr>
-          <w:lang w:eastAsia="zh-TW"/>
-        </w:rPr>
-      </w:pPr>
-      <w:r>
-        <w:rPr>
+          <w:color w:val="EE0000"/>
+          <w:lang w:eastAsia="zh-TW"/>
+        </w:rPr>
+      </w:pPr>
+      <w:r>
+        <w:rPr>
+          <w:color w:val="EE0000"/>
           <w:lang w:eastAsia="zh-TW"/>
         </w:rPr>
         <w:t>System prevents double bookings (per patient and per slot capacity)</w:t>
+      </w:r>
+      <w:r>
+        <w:rPr>
+          <w:rFonts w:ascii="Segoe UI Symbol" w:eastAsia="新細明體" w:hAnsi="Segoe UI Symbol" w:cs="Segoe UI Symbol"/>
+          <w:color w:val="EE0000"/>
+        </w:rPr>
+        <w:t xml:space="preserve"> </w:t>
+      </w:r>
+      <w:r>
+        <w:rPr>
+          <w:rFonts w:ascii="Segoe UI Symbol" w:eastAsia="新細明體" w:hAnsi="Segoe UI Symbol" w:cs="Segoe UI Symbol"/>
+          <w:color w:val="EE0000"/>
+        </w:rPr>
+        <w:t>☑</w:t>
       </w:r>
     </w:p>
     <w:p>
@@ -1756,11 +1842,13 @@
         </w:numPr>
         <w:jc w:val="both"/>
         <w:rPr>
-          <w:lang w:eastAsia="zh-TW"/>
-        </w:rPr>
-      </w:pPr>
-      <w:r>
-        <w:rPr>
+          <w:color w:val="EE0000"/>
+          <w:lang w:eastAsia="zh-TW"/>
+        </w:rPr>
+      </w:pPr>
+      <w:r>
+        <w:rPr>
+          <w:color w:val="EE0000"/>
           <w:lang w:eastAsia="zh-TW"/>
         </w:rPr>
         <w:t>Booking confirmation page and record saved</w:t>
@@ -1768,6 +1856,7 @@
       <w:r>
         <w:rPr>
           <w:rFonts w:ascii="Segoe UI Symbol" w:eastAsia="新細明體" w:hAnsi="Segoe UI Symbol" w:cs="Segoe UI Symbol"/>
+          <w:color w:val="EE0000"/>
           <w:bdr w:val="none" w:sz="0" w:space="0" w:color="auto"/>
           <w:lang w:eastAsia="zh-TW"/>
         </w:rPr>
@@ -1812,11 +1901,13 @@
         </w:numPr>
         <w:jc w:val="both"/>
         <w:rPr>
-          <w:lang w:eastAsia="zh-TW"/>
-        </w:rPr>
-      </w:pPr>
-      <w:r>
-        <w:rPr>
+          <w:color w:val="EE0000"/>
+          <w:lang w:eastAsia="zh-TW"/>
+        </w:rPr>
+      </w:pPr>
+      <w:r>
+        <w:rPr>
+          <w:color w:val="EE0000"/>
           <w:lang w:eastAsia="zh-TW"/>
         </w:rPr>
         <w:t>Patients reschedule within allowed rules (e.g., before cutoff time)</w:t>
@@ -1824,18 +1915,11 @@
       <w:r>
         <w:rPr>
           <w:rFonts w:ascii="Segoe UI Symbol" w:eastAsia="新細明體" w:hAnsi="Segoe UI Symbol" w:cs="Segoe UI Symbol"/>
+          <w:color w:val="EE0000"/>
           <w:bdr w:val="none" w:sz="0" w:space="0" w:color="auto"/>
           <w:lang w:eastAsia="zh-TW"/>
         </w:rPr>
-        <w:t xml:space="preserve"> </w:t>
-      </w:r>
-      <w:r>
-        <w:rPr>
-          <w:rFonts w:ascii="Segoe UI Symbol" w:eastAsia="新細明體" w:hAnsi="Segoe UI Symbol" w:cs="Segoe UI Symbol"/>
-          <w:bdr w:val="none" w:sz="0" w:space="0" w:color="auto"/>
-          <w:lang w:eastAsia="zh-TW"/>
-        </w:rPr>
-        <w:t>☑</w:t>
+        <w:t xml:space="preserve"> ☑</w:t>
       </w:r>
     </w:p>
     <w:p>
@@ -1847,11 +1931,13 @@
         </w:numPr>
         <w:jc w:val="both"/>
         <w:rPr>
-          <w:lang w:eastAsia="zh-TW"/>
-        </w:rPr>
-      </w:pPr>
-      <w:r>
-        <w:rPr>
+          <w:color w:val="EE0000"/>
+          <w:lang w:eastAsia="zh-TW"/>
+        </w:rPr>
+      </w:pPr>
+      <w:r>
+        <w:rPr>
+          <w:color w:val="EE0000"/>
           <w:lang w:eastAsia="zh-TW"/>
         </w:rPr>
         <w:t>Patients cancel bookings, freeing the slot</w:t>
@@ -1859,6 +1945,7 @@
       <w:r>
         <w:rPr>
           <w:rFonts w:ascii="Segoe UI Symbol" w:eastAsia="新細明體" w:hAnsi="Segoe UI Symbol" w:cs="Segoe UI Symbol"/>
+          <w:color w:val="EE0000"/>
           <w:bdr w:val="none" w:sz="0" w:space="0" w:color="auto"/>
           <w:lang w:eastAsia="zh-TW"/>
         </w:rPr>
@@ -1941,14 +2028,31 @@
         </w:numPr>
         <w:jc w:val="both"/>
         <w:rPr>
-          <w:lang w:eastAsia="zh-TW"/>
-        </w:rPr>
-      </w:pPr>
-      <w:r>
-        <w:rPr>
+          <w:color w:val="EE0000"/>
+          <w:lang w:eastAsia="zh-TW"/>
+        </w:rPr>
+      </w:pPr>
+      <w:r>
+        <w:rPr>
+          <w:color w:val="EE0000"/>
           <w:lang w:eastAsia="zh-TW"/>
         </w:rPr>
         <w:t>Patients can view appointment status</w:t>
+      </w:r>
+      <w:r>
+        <w:rPr>
+          <w:rFonts w:hint="eastAsia"/>
+          <w:color w:val="EE0000"/>
+          <w:lang w:eastAsia="zh-TW"/>
+        </w:rPr>
+        <w:t xml:space="preserve"> </w:t>
+      </w:r>
+      <w:r>
+        <w:rPr>
+          <w:rFonts w:ascii="Segoe UI Symbol" w:eastAsia="新細明體" w:hAnsi="Segoe UI Symbol" w:cs="Segoe UI Symbol"/>
+          <w:color w:val="EE0000"/>
+        </w:rPr>
+        <w:t>☑</w:t>
       </w:r>
     </w:p>
     <w:p>
@@ -2028,11 +2132,13 @@
         </w:numPr>
         <w:jc w:val="both"/>
         <w:rPr>
-          <w:lang w:eastAsia="zh-TW"/>
-        </w:rPr>
-      </w:pPr>
-      <w:r>
-        <w:rPr>
+          <w:color w:val="EE0000"/>
+          <w:lang w:eastAsia="zh-TW"/>
+        </w:rPr>
+      </w:pPr>
+      <w:r>
+        <w:rPr>
+          <w:color w:val="EE0000"/>
           <w:lang w:eastAsia="zh-TW"/>
         </w:rPr>
         <w:t>Patients join same-day queue for a clinic/service if enabled</w:t>
@@ -2040,6 +2146,7 @@
       <w:r>
         <w:rPr>
           <w:rFonts w:ascii="Segoe UI Symbol" w:eastAsia="新細明體" w:hAnsi="Segoe UI Symbol" w:cs="Segoe UI Symbol"/>
+          <w:color w:val="EE0000"/>
           <w:bdr w:val="none" w:sz="0" w:space="0" w:color="auto"/>
           <w:lang w:eastAsia="zh-TW"/>
         </w:rPr>
@@ -2060,23 +2167,31 @@
       </w:pPr>
       <w:r>
         <w:rPr>
-          <w:lang w:eastAsia="zh-TW"/>
-        </w:rPr>
-        <w:t xml:space="preserve">System assigns a queue number and </w:t>
-      </w:r>
-      <w:proofErr w:type="gramStart"/>
-      <w:r>
-        <w:rPr>
-          <w:lang w:eastAsia="zh-TW"/>
-        </w:rPr>
-        <w:t>estimated</w:t>
-      </w:r>
-      <w:proofErr w:type="gramEnd"/>
-      <w:r>
-        <w:rPr>
-          <w:lang w:eastAsia="zh-TW"/>
-        </w:rPr>
-        <w:t xml:space="preserve"> waiting time (simple estimate acceptable)</w:t>
+          <w:color w:val="EE0000"/>
+          <w:lang w:eastAsia="zh-TW"/>
+        </w:rPr>
+        <w:t xml:space="preserve">System assigns a queue number </w:t>
+      </w:r>
+      <w:r>
+        <w:rPr>
+          <w:rFonts w:ascii="Segoe UI Symbol" w:eastAsia="新細明體" w:hAnsi="Segoe UI Symbol" w:cs="Segoe UI Symbol"/>
+          <w:color w:val="EE0000"/>
+        </w:rPr>
+        <w:t>☑</w:t>
+      </w:r>
+      <w:r>
+        <w:rPr>
+          <w:rFonts w:ascii="Segoe UI Symbol" w:eastAsia="新細明體" w:hAnsi="Segoe UI Symbol" w:cs="Segoe UI Symbol" w:hint="eastAsia"/>
+          <w:color w:val="EE0000"/>
+          <w:lang w:eastAsia="zh-TW"/>
+        </w:rPr>
+        <w:t xml:space="preserve"> </w:t>
+      </w:r>
+      <w:r>
+        <w:rPr>
+          <w:lang w:eastAsia="zh-TW"/>
+        </w:rPr>
+        <w:t>and estimated waiting time (simple estimate acceptable)</w:t>
       </w:r>
     </w:p>
     <w:p>
@@ -2105,6 +2220,7 @@
         <w:rPr>
           <w:lang w:eastAsia="zh-TW"/>
         </w:rPr>
+        <w:lastRenderedPageBreak/>
         <w:t>Queue Progression</w:t>
       </w:r>
     </w:p>
@@ -2136,6 +2252,13 @@
         </w:rPr>
         <w:t>Staff call next, skip, or mark as served</w:t>
       </w:r>
+      <w:r>
+        <w:rPr>
+          <w:rFonts w:hint="eastAsia"/>
+          <w:lang w:eastAsia="zh-TW"/>
+        </w:rPr>
+        <w:t xml:space="preserve"> </w:t>
+      </w:r>
     </w:p>
     <w:p>
       <w:pPr>
@@ -2194,14 +2317,31 @@
         </w:numPr>
         <w:jc w:val="both"/>
         <w:rPr>
-          <w:lang w:eastAsia="zh-TW"/>
-        </w:rPr>
-      </w:pPr>
-      <w:r>
-        <w:rPr>
+          <w:color w:val="EE0000"/>
+          <w:lang w:eastAsia="zh-TW"/>
+        </w:rPr>
+      </w:pPr>
+      <w:r>
+        <w:rPr>
+          <w:color w:val="EE0000"/>
           <w:lang w:eastAsia="zh-TW"/>
         </w:rPr>
         <w:t>Prevent multiple active queue tickets for the same patient in the same clinic/service/day</w:t>
+      </w:r>
+      <w:r>
+        <w:rPr>
+          <w:rFonts w:hint="eastAsia"/>
+          <w:color w:val="EE0000"/>
+          <w:lang w:eastAsia="zh-TW"/>
+        </w:rPr>
+        <w:t xml:space="preserve"> </w:t>
+      </w:r>
+      <w:r>
+        <w:rPr>
+          <w:rFonts w:ascii="Segoe UI Symbol" w:eastAsia="新細明體" w:hAnsi="Segoe UI Symbol" w:cs="Segoe UI Symbol"/>
+          <w:color w:val="EE0000"/>
+        </w:rPr>
+        <w:t>☑</w:t>
       </w:r>
     </w:p>
     <w:p>
@@ -2297,11 +2437,13 @@
         </w:numPr>
         <w:jc w:val="both"/>
         <w:rPr>
-          <w:lang w:eastAsia="zh-TW"/>
-        </w:rPr>
-      </w:pPr>
-      <w:r>
-        <w:rPr>
+          <w:color w:val="EE0000"/>
+          <w:lang w:eastAsia="zh-TW"/>
+        </w:rPr>
+      </w:pPr>
+      <w:r>
+        <w:rPr>
+          <w:color w:val="EE0000"/>
           <w:lang w:eastAsia="zh-TW"/>
         </w:rPr>
         <w:t>Appointment confirmed or updated</w:t>
@@ -2309,6 +2451,7 @@
       <w:r>
         <w:rPr>
           <w:rFonts w:ascii="Segoe UI Symbol" w:eastAsia="新細明體" w:hAnsi="Segoe UI Symbol" w:cs="Segoe UI Symbol"/>
+          <w:color w:val="EE0000"/>
           <w:bdr w:val="none" w:sz="0" w:space="0" w:color="auto"/>
           <w:lang w:eastAsia="zh-TW"/>
         </w:rPr>
@@ -2324,14 +2467,31 @@
         </w:numPr>
         <w:jc w:val="both"/>
         <w:rPr>
-          <w:lang w:eastAsia="zh-TW"/>
-        </w:rPr>
-      </w:pPr>
-      <w:r>
-        <w:rPr>
+          <w:color w:val="EE0000"/>
+          <w:lang w:eastAsia="zh-TW"/>
+        </w:rPr>
+      </w:pPr>
+      <w:r>
+        <w:rPr>
+          <w:color w:val="EE0000"/>
           <w:lang w:eastAsia="zh-TW"/>
         </w:rPr>
         <w:t>Appointment or clinic cancelled</w:t>
+      </w:r>
+      <w:r>
+        <w:rPr>
+          <w:rFonts w:hint="eastAsia"/>
+          <w:color w:val="EE0000"/>
+          <w:lang w:eastAsia="zh-TW"/>
+        </w:rPr>
+        <w:t xml:space="preserve"> </w:t>
+      </w:r>
+      <w:r>
+        <w:rPr>
+          <w:rFonts w:ascii="Segoe UI Symbol" w:eastAsia="新細明體" w:hAnsi="Segoe UI Symbol" w:cs="Segoe UI Symbol"/>
+          <w:color w:val="EE0000"/>
+        </w:rPr>
+        <w:t>☑</w:t>
       </w:r>
     </w:p>
     <w:p>
@@ -2684,11 +2844,13 @@
         </w:numPr>
         <w:jc w:val="both"/>
         <w:rPr>
-          <w:lang w:eastAsia="zh-TW"/>
-        </w:rPr>
-      </w:pPr>
-      <w:r>
-        <w:rPr>
+          <w:color w:val="EE0000"/>
+          <w:lang w:eastAsia="zh-TW"/>
+        </w:rPr>
+      </w:pPr>
+      <w:r>
+        <w:rPr>
+          <w:color w:val="EE0000"/>
           <w:lang w:eastAsia="zh-TW"/>
         </w:rPr>
         <w:t>User Management (Admin)</w:t>
@@ -2703,11 +2865,13 @@
         </w:numPr>
         <w:jc w:val="both"/>
         <w:rPr>
-          <w:lang w:eastAsia="zh-TW"/>
-        </w:rPr>
-      </w:pPr>
-      <w:r>
-        <w:rPr>
+          <w:color w:val="EE0000"/>
+          <w:lang w:eastAsia="zh-TW"/>
+        </w:rPr>
+      </w:pPr>
+      <w:r>
+        <w:rPr>
+          <w:color w:val="EE0000"/>
           <w:lang w:eastAsia="zh-TW"/>
         </w:rPr>
         <w:t>List users</w:t>
@@ -2715,6 +2879,7 @@
       <w:r>
         <w:rPr>
           <w:rFonts w:hint="eastAsia"/>
+          <w:color w:val="EE0000"/>
           <w:lang w:eastAsia="zh-TW"/>
         </w:rPr>
         <w:t xml:space="preserve"> </w:t>
@@ -2722,6 +2887,7 @@
       <w:r>
         <w:rPr>
           <w:rFonts w:ascii="Segoe UI Symbol" w:eastAsia="新細明體" w:hAnsi="Segoe UI Symbol" w:cs="Segoe UI Symbol"/>
+          <w:color w:val="EE0000"/>
           <w:bdr w:val="none" w:sz="0" w:space="0" w:color="auto"/>
           <w:lang w:eastAsia="zh-TW"/>
         </w:rPr>
@@ -2737,11 +2903,13 @@
         </w:numPr>
         <w:jc w:val="both"/>
         <w:rPr>
-          <w:lang w:eastAsia="zh-TW"/>
-        </w:rPr>
-      </w:pPr>
-      <w:r>
-        <w:rPr>
+          <w:color w:val="EE0000"/>
+          <w:lang w:eastAsia="zh-TW"/>
+        </w:rPr>
+      </w:pPr>
+      <w:r>
+        <w:rPr>
+          <w:color w:val="EE0000"/>
           <w:lang w:eastAsia="zh-TW"/>
         </w:rPr>
         <w:t>Create, edit, or delete users</w:t>
@@ -2749,6 +2917,7 @@
       <w:r>
         <w:rPr>
           <w:rFonts w:hint="eastAsia"/>
+          <w:color w:val="EE0000"/>
           <w:lang w:eastAsia="zh-TW"/>
         </w:rPr>
         <w:t xml:space="preserve"> </w:t>
@@ -2756,6 +2925,7 @@
       <w:r>
         <w:rPr>
           <w:rFonts w:ascii="Segoe UI Symbol" w:eastAsia="新細明體" w:hAnsi="Segoe UI Symbol" w:cs="Segoe UI Symbol"/>
+          <w:color w:val="EE0000"/>
           <w:bdr w:val="none" w:sz="0" w:space="0" w:color="auto"/>
           <w:lang w:eastAsia="zh-TW"/>
         </w:rPr>
@@ -2771,11 +2941,13 @@
         </w:numPr>
         <w:jc w:val="both"/>
         <w:rPr>
-          <w:lang w:eastAsia="zh-TW"/>
-        </w:rPr>
-      </w:pPr>
-      <w:r>
-        <w:rPr>
+          <w:color w:val="EE0000"/>
+          <w:lang w:eastAsia="zh-TW"/>
+        </w:rPr>
+      </w:pPr>
+      <w:r>
+        <w:rPr>
+          <w:color w:val="EE0000"/>
           <w:lang w:eastAsia="zh-TW"/>
         </w:rPr>
         <w:t>Assign roles and clinic links for staff (if applicable)</w:t>
@@ -2783,6 +2955,7 @@
       <w:r>
         <w:rPr>
           <w:rFonts w:hint="eastAsia"/>
+          <w:color w:val="EE0000"/>
           <w:lang w:eastAsia="zh-TW"/>
         </w:rPr>
         <w:t xml:space="preserve"> </w:t>
@@ -2790,6 +2963,7 @@
       <w:r>
         <w:rPr>
           <w:rFonts w:ascii="Segoe UI Symbol" w:eastAsia="新細明體" w:hAnsi="Segoe UI Symbol" w:cs="Segoe UI Symbol"/>
+          <w:color w:val="EE0000"/>
           <w:bdr w:val="none" w:sz="0" w:space="0" w:color="auto"/>
           <w:lang w:eastAsia="zh-TW"/>
         </w:rPr>
@@ -2813,11 +2987,13 @@
         </w:numPr>
         <w:jc w:val="both"/>
         <w:rPr>
-          <w:lang w:eastAsia="zh-TW"/>
-        </w:rPr>
-      </w:pPr>
-      <w:r>
-        <w:rPr>
+          <w:color w:val="EE0000"/>
+          <w:lang w:eastAsia="zh-TW"/>
+        </w:rPr>
+      </w:pPr>
+      <w:r>
+        <w:rPr>
+          <w:color w:val="EE0000"/>
           <w:lang w:eastAsia="zh-TW"/>
         </w:rPr>
         <w:t>Profile Management (All roles)</w:t>
@@ -2832,11 +3008,13 @@
         </w:numPr>
         <w:jc w:val="both"/>
         <w:rPr>
-          <w:lang w:eastAsia="zh-TW"/>
-        </w:rPr>
-      </w:pPr>
-      <w:r>
-        <w:rPr>
+          <w:color w:val="EE0000"/>
+          <w:lang w:eastAsia="zh-TW"/>
+        </w:rPr>
+      </w:pPr>
+      <w:r>
+        <w:rPr>
+          <w:color w:val="EE0000"/>
           <w:lang w:eastAsia="zh-TW"/>
         </w:rPr>
         <w:t>Update passwords and personal details</w:t>
@@ -2844,6 +3022,7 @@
       <w:r>
         <w:rPr>
           <w:rFonts w:ascii="Segoe UI Symbol" w:eastAsia="新細明體" w:hAnsi="Segoe UI Symbol" w:cs="Segoe UI Symbol"/>
+          <w:color w:val="EE0000"/>
           <w:bdr w:val="none" w:sz="0" w:space="0" w:color="auto"/>
           <w:lang w:eastAsia="zh-TW"/>
         </w:rPr>
@@ -3046,6 +3225,7 @@
         <w:rPr>
           <w:lang w:eastAsia="zh-TW"/>
         </w:rPr>
+        <w:lastRenderedPageBreak/>
         <w:t>Admin policy settings page (max bookings, cancellation cutoff, queue enable/disable)</w:t>
       </w:r>
     </w:p>
@@ -3093,7 +3273,6 @@
         <w:rPr>
           <w:lang w:eastAsia="zh-TW"/>
         </w:rPr>
-        <w:lastRenderedPageBreak/>
         <w:t xml:space="preserve">Audit trail table for staff actions </w:t>
       </w:r>
       <w:r>

--- a/AY2526-ITP4511-Project-Brief.docx
+++ b/AY2526-ITP4511-Project-Brief.docx
@@ -1349,21 +1349,29 @@
           <w:numId w:val="6"/>
         </w:numPr>
         <w:jc w:val="both"/>
-      </w:pPr>
-      <w:r>
+        <w:rPr>
+          <w:color w:val="EE0000"/>
+        </w:rPr>
+      </w:pPr>
+      <w:r>
+        <w:rPr>
+          <w:color w:val="EE0000"/>
+        </w:rPr>
         <w:t>Manage check-in (arrived / no-show) and queue progression (call next, skip, completed)</w:t>
       </w:r>
       <w:r>
         <w:rPr>
-          <w:rFonts w:ascii="Segoe UI Symbol" w:hAnsi="Segoe UI Symbol" w:cs="Segoe UI Symbol"/>
+          <w:rFonts w:ascii="Segoe UI Symbol" w:eastAsia="新細明體" w:hAnsi="Segoe UI Symbol" w:cs="Segoe UI Symbol"/>
+          <w:color w:val="EE0000"/>
         </w:rPr>
         <w:t xml:space="preserve"> </w:t>
       </w:r>
       <w:r>
         <w:rPr>
-          <w:rFonts w:ascii="Segoe UI Symbol" w:hAnsi="Segoe UI Symbol" w:cs="Segoe UI Symbol"/>
-        </w:rPr>
-        <w:t>☐</w:t>
+          <w:rFonts w:ascii="Segoe UI Symbol" w:eastAsia="新細明體" w:hAnsi="Segoe UI Symbol" w:cs="Segoe UI Symbol"/>
+          <w:color w:val="EE0000"/>
+        </w:rPr>
+        <w:t>☑</w:t>
       </w:r>
     </w:p>
     <w:p>
@@ -1499,21 +1507,29 @@
           <w:numId w:val="7"/>
         </w:numPr>
         <w:jc w:val="both"/>
-      </w:pPr>
-      <w:r>
+        <w:rPr>
+          <w:color w:val="EE0000"/>
+        </w:rPr>
+      </w:pPr>
+      <w:r>
+        <w:rPr>
+          <w:color w:val="EE0000"/>
+        </w:rPr>
         <w:t>Configure clinics, services, opening hours, and capacity rules (quota per service per timeslot)</w:t>
       </w:r>
       <w:r>
         <w:rPr>
           <w:rFonts w:ascii="Segoe UI Symbol" w:hAnsi="Segoe UI Symbol" w:cs="Segoe UI Symbol"/>
+          <w:color w:val="EE0000"/>
         </w:rPr>
         <w:t xml:space="preserve"> </w:t>
       </w:r>
       <w:r>
         <w:rPr>
-          <w:rFonts w:ascii="Segoe UI Symbol" w:hAnsi="Segoe UI Symbol" w:cs="Segoe UI Symbol"/>
-        </w:rPr>
-        <w:t>☐</w:t>
+          <w:rFonts w:ascii="Segoe UI Symbol" w:eastAsia="新細明體" w:hAnsi="Segoe UI Symbol" w:cs="Segoe UI Symbol"/>
+          <w:color w:val="EE0000"/>
+        </w:rPr>
+        <w:t>☑</w:t>
       </w:r>
     </w:p>
     <w:p>
@@ -1565,6 +1581,12 @@
         </w:rPr>
         <w:t>☐</w:t>
       </w:r>
+      <w:r>
+        <w:rPr>
+          <w:rFonts w:ascii="Segoe UI Symbol" w:eastAsia="新細明體" w:hAnsi="Segoe UI Symbol" w:cs="Segoe UI Symbol" w:hint="eastAsia"/>
+        </w:rPr>
+        <w:t xml:space="preserve"> paul</w:t>
+      </w:r>
     </w:p>
     <w:p>
       <w:pPr>
@@ -1589,6 +1611,12 @@
           <w:rFonts w:ascii="Segoe UI Symbol" w:hAnsi="Segoe UI Symbol" w:cs="Segoe UI Symbol"/>
         </w:rPr>
         <w:t>☐</w:t>
+      </w:r>
+      <w:r>
+        <w:rPr>
+          <w:rFonts w:ascii="Segoe UI Symbol" w:eastAsia="新細明體" w:hAnsi="Segoe UI Symbol" w:cs="Segoe UI Symbol" w:hint="eastAsia"/>
+        </w:rPr>
+        <w:t xml:space="preserve"> paul</w:t>
       </w:r>
     </w:p>
     <w:bookmarkEnd w:id="4"/>
@@ -1823,14 +1851,7 @@
           <w:rFonts w:ascii="Segoe UI Symbol" w:eastAsia="新細明體" w:hAnsi="Segoe UI Symbol" w:cs="Segoe UI Symbol"/>
           <w:color w:val="EE0000"/>
         </w:rPr>
-        <w:t xml:space="preserve"> </w:t>
-      </w:r>
-      <w:r>
-        <w:rPr>
-          <w:rFonts w:ascii="Segoe UI Symbol" w:eastAsia="新細明體" w:hAnsi="Segoe UI Symbol" w:cs="Segoe UI Symbol"/>
-          <w:color w:val="EE0000"/>
-        </w:rPr>
-        <w:t>☑</w:t>
+        <w:t xml:space="preserve"> ☑</w:t>
       </w:r>
     </w:p>
     <w:p>
@@ -4267,25 +4288,7 @@
                 <w:sz w:val="24"/>
                 <w:szCs w:val="24"/>
               </w:rPr>
-              <w:t xml:space="preserve">Work </w:t>
-            </w:r>
-            <w:proofErr w:type="gramStart"/>
-            <w:r>
-              <w:rPr>
-                <w:rFonts w:ascii="Times New Roman" w:hAnsi="Times New Roman"/>
-                <w:sz w:val="24"/>
-                <w:szCs w:val="24"/>
-              </w:rPr>
-              <w:t>break</w:t>
-            </w:r>
-            <w:proofErr w:type="gramEnd"/>
-            <w:r>
-              <w:rPr>
-                <w:rFonts w:ascii="Times New Roman" w:hAnsi="Times New Roman"/>
-                <w:sz w:val="24"/>
-                <w:szCs w:val="24"/>
-              </w:rPr>
-              <w:t xml:space="preserve"> down</w:t>
+              <w:t>Work break down</w:t>
             </w:r>
           </w:p>
         </w:tc>
@@ -4720,21 +4723,7 @@
         <w:rPr>
           <w:rFonts w:ascii="Times New Roman" w:hAnsi="Times New Roman"/>
         </w:rPr>
-        <w:t xml:space="preserve">Use JSP/servlets to accept user </w:t>
-      </w:r>
-      <w:proofErr w:type="gramStart"/>
-      <w:r>
-        <w:rPr>
-          <w:rFonts w:ascii="Times New Roman" w:hAnsi="Times New Roman"/>
-        </w:rPr>
-        <w:t>inputs</w:t>
-      </w:r>
-      <w:proofErr w:type="gramEnd"/>
-      <w:r>
-        <w:rPr>
-          <w:rFonts w:ascii="Times New Roman" w:hAnsi="Times New Roman"/>
-        </w:rPr>
-        <w:t xml:space="preserve"> from browser</w:t>
+        <w:t>Use JSP/servlets to accept user inputs from browser</w:t>
       </w:r>
     </w:p>
     <w:p>
@@ -4785,7 +4774,6 @@
         </w:rPr>
         <w:t xml:space="preserve"> (</w:t>
       </w:r>
-      <w:proofErr w:type="spellStart"/>
       <w:r>
         <w:rPr>
           <w:rFonts w:ascii="Times New Roman" w:hAnsi="Times New Roman"/>
@@ -4796,14 +4784,7 @@
         <w:rPr>
           <w:rFonts w:ascii="Times New Roman" w:hAnsi="Times New Roman"/>
         </w:rPr>
-        <w:t>aglib</w:t>
-      </w:r>
-      <w:proofErr w:type="spellEnd"/>
-      <w:r>
-        <w:rPr>
-          <w:rFonts w:ascii="Times New Roman" w:hAnsi="Times New Roman"/>
-        </w:rPr>
-        <w:t>).</w:t>
+        <w:t>aglib).</w:t>
       </w:r>
     </w:p>
     <w:p>

--- a/AY2526-ITP4511-Project-Brief.docx
+++ b/AY2526-ITP4511-Project-Brief.docx
@@ -1,6 +1,6 @@
 
 <file path=word/document.xml><?xml version="1.0" encoding="utf-8"?>
-<w:document xmlns:wpc="http://schemas.microsoft.com/office/word/2010/wordprocessingCanvas" xmlns:cx="http://schemas.microsoft.com/office/drawing/2014/chartex" xmlns:cx1="http://schemas.microsoft.com/office/drawing/2015/9/8/chartex" xmlns:cx2="http://schemas.microsoft.com/office/drawing/2015/10/21/chartex" xmlns:cx3="http://schemas.microsoft.com/office/drawing/2016/5/9/chartex" xmlns:cx4="http://schemas.microsoft.com/office/drawing/2016/5/10/chartex" xmlns:cx5="http://schemas.microsoft.com/office/drawing/2016/5/11/chartex" xmlns:cx6="http://schemas.microsoft.com/office/drawing/2016/5/12/chartex" xmlns:cx7="http://schemas.microsoft.com/office/drawing/2016/5/13/chartex" xmlns:cx8="http://schemas.microsoft.com/office/drawing/2016/5/14/chartex" xmlns:mc="http://schemas.openxmlformats.org/markup-compatibility/2006" xmlns:aink="http://schemas.microsoft.com/office/drawing/2016/ink" xmlns:am3d="http://schemas.microsoft.com/office/drawing/2017/model3d" xmlns:o="urn:schemas-microsoft-com:office:office" xmlns:oel="http://schemas.microsoft.com/office/2019/extlst" xmlns:r="http://schemas.openxmlformats.org/officeDocument/2006/relationships" xmlns:m="http://schemas.openxmlformats.org/officeDocument/2006/math" xmlns:v="urn:schemas-microsoft-com:vml" xmlns:wp14="http://schemas.microsoft.com/office/word/2010/wordprocessingDrawing" xmlns:wp="http://schemas.openxmlformats.org/drawingml/2006/wordprocessingDrawing" xmlns:w10="urn:schemas-microsoft-com:office:word" xmlns:w="http://schemas.openxmlformats.org/wordprocessingml/2006/main" xmlns:w14="http://schemas.microsoft.com/office/word/2010/wordml" xmlns:w15="http://schemas.microsoft.com/office/word/2012/wordml" xmlns:w16cex="http://schemas.microsoft.com/office/word/2018/wordml/cex" xmlns:w16cid="http://schemas.microsoft.com/office/word/2016/wordml/cid" xmlns:w16="http://schemas.microsoft.com/office/word/2018/wordml" xmlns:w16du="http://schemas.microsoft.com/office/word/2023/wordml/word16du" xmlns:w16sdtdh="http://schemas.microsoft.com/office/word/2020/wordml/sdtdatahash" xmlns:w16sdtfl="http://schemas.microsoft.com/office/word/2024/wordml/sdtformatlock" xmlns:w16se="http://schemas.microsoft.com/office/word/2015/wordml/symex" xmlns:wpg="http://schemas.microsoft.com/office/word/2010/wordprocessingGroup" xmlns:wpi="http://schemas.microsoft.com/office/word/2010/wordprocessingInk" xmlns:wne="http://schemas.microsoft.com/office/word/2006/wordml" xmlns:wps="http://schemas.microsoft.com/office/word/2010/wordprocessingShape" mc:Ignorable="w14 w15 w16se w16cid w16 w16cex w16sdtdh w16sdtfl w16du wp14">
+<w:document xmlns:wpc="http://schemas.microsoft.com/office/word/2010/wordprocessingCanvas" xmlns:cx="http://schemas.microsoft.com/office/drawing/2014/chartex" xmlns:cx1="http://schemas.microsoft.com/office/drawing/2015/9/8/chartex" xmlns:cx2="http://schemas.microsoft.com/office/drawing/2015/10/21/chartex" xmlns:cx3="http://schemas.microsoft.com/office/drawing/2016/5/9/chartex" xmlns:cx4="http://schemas.microsoft.com/office/drawing/2016/5/10/chartex" xmlns:cx5="http://schemas.microsoft.com/office/drawing/2016/5/11/chartex" xmlns:cx6="http://schemas.microsoft.com/office/drawing/2016/5/12/chartex" xmlns:cx7="http://schemas.microsoft.com/office/drawing/2016/5/13/chartex" xmlns:cx8="http://schemas.microsoft.com/office/drawing/2016/5/14/chartex" xmlns:mc="http://schemas.openxmlformats.org/markup-compatibility/2006" xmlns:aink="http://schemas.microsoft.com/office/drawing/2016/ink" xmlns:am3d="http://schemas.microsoft.com/office/drawing/2017/model3d" xmlns:o="urn:schemas-microsoft-com:office:office" xmlns:r="http://schemas.openxmlformats.org/officeDocument/2006/relationships" xmlns:m="http://schemas.openxmlformats.org/officeDocument/2006/math" xmlns:v="urn:schemas-microsoft-com:vml" xmlns:wp14="http://schemas.microsoft.com/office/word/2010/wordprocessingDrawing" xmlns:wp="http://schemas.openxmlformats.org/drawingml/2006/wordprocessingDrawing" xmlns:w10="urn:schemas-microsoft-com:office:word" xmlns:w="http://schemas.openxmlformats.org/wordprocessingml/2006/main" xmlns:w14="http://schemas.microsoft.com/office/word/2010/wordml" xmlns:w15="http://schemas.microsoft.com/office/word/2012/wordml" xmlns:w16cex="http://schemas.microsoft.com/office/word/2018/wordml/cex" xmlns:w16cid="http://schemas.microsoft.com/office/word/2016/wordml/cid" xmlns:w16="http://schemas.microsoft.com/office/word/2018/wordml" xmlns:w16sdtdh="http://schemas.microsoft.com/office/word/2020/wordml/sdtdatahash" xmlns:w16se="http://schemas.microsoft.com/office/word/2015/wordml/symex" xmlns:wpg="http://schemas.microsoft.com/office/word/2010/wordprocessingGroup" xmlns:wpi="http://schemas.microsoft.com/office/word/2010/wordprocessingInk" xmlns:wne="http://schemas.microsoft.com/office/word/2006/wordml" xmlns:wps="http://schemas.microsoft.com/office/word/2010/wordprocessingShape" mc:Ignorable="w14 w15 w16se w16cid w16 w16cex w16sdtdh wp14">
   <w:body>
     <w:p>
       <w:pPr>
@@ -209,7 +209,7 @@
       <w:hyperlink r:id="rId7" w:history="1">
         <w:r>
           <w:rPr>
-            <w:rStyle w:val="Hyperlink"/>
+            <w:rStyle w:val="a3"/>
             <w:rFonts w:ascii="Times New Roman" w:hAnsi="Times New Roman"/>
           </w:rPr>
           <w:t>http://moodle.vtc.edu.hk</w:t>
@@ -473,7 +473,7 @@
     </w:p>
     <w:p>
       <w:pPr>
-        <w:pStyle w:val="Heading1"/>
+        <w:pStyle w:val="1"/>
         <w:jc w:val="both"/>
         <w:rPr>
           <w:lang w:val="it-IT"/>
@@ -496,7 +496,7 @@
     </w:p>
     <w:p>
       <w:pPr>
-        <w:pStyle w:val="Heading1"/>
+        <w:pStyle w:val="1"/>
         <w:jc w:val="both"/>
         <w:rPr>
           <w:rFonts w:ascii="Times New Roman" w:eastAsia="Arial Unicode MS" w:hAnsi="Times New Roman" w:cs="Arial Unicode MS"/>
@@ -580,7 +580,7 @@
     </w:p>
     <w:p>
       <w:pPr>
-        <w:pStyle w:val="Heading1"/>
+        <w:pStyle w:val="1"/>
         <w:jc w:val="both"/>
         <w:rPr>
           <w:rFonts w:ascii="Times New Roman" w:eastAsia="Arial Unicode MS" w:hAnsi="Times New Roman" w:cs="Arial Unicode MS"/>
@@ -613,7 +613,7 @@
     </w:p>
     <w:p>
       <w:pPr>
-        <w:pStyle w:val="Heading1"/>
+        <w:pStyle w:val="1"/>
         <w:jc w:val="both"/>
         <w:rPr>
           <w:rFonts w:ascii="Times New Roman" w:eastAsia="Arial Unicode MS" w:hAnsi="Times New Roman" w:cs="Arial Unicode MS"/>
@@ -646,7 +646,7 @@
     </w:p>
     <w:p>
       <w:pPr>
-        <w:pStyle w:val="Heading1"/>
+        <w:pStyle w:val="1"/>
         <w:jc w:val="both"/>
       </w:pPr>
       <w:r>
@@ -668,7 +668,7 @@
     </w:p>
     <w:p>
       <w:pPr>
-        <w:pStyle w:val="Heading1"/>
+        <w:pStyle w:val="1"/>
         <w:jc w:val="both"/>
         <w:rPr>
           <w:rFonts w:eastAsia="Arial Unicode MS" w:cs="Arial Unicode MS"/>
@@ -801,7 +801,7 @@
     </w:p>
     <w:p>
       <w:pPr>
-        <w:pStyle w:val="NormalWeb"/>
+        <w:pStyle w:val="Web"/>
         <w:numPr>
           <w:ilvl w:val="0"/>
           <w:numId w:val="5"/>
@@ -1285,7 +1285,7 @@
     </w:p>
     <w:p>
       <w:pPr>
-        <w:pStyle w:val="NormalWeb"/>
+        <w:pStyle w:val="Web"/>
         <w:numPr>
           <w:ilvl w:val="0"/>
           <w:numId w:val="6"/>
@@ -1318,7 +1318,7 @@
     </w:p>
     <w:p>
       <w:pPr>
-        <w:pStyle w:val="NormalWeb"/>
+        <w:pStyle w:val="Web"/>
         <w:numPr>
           <w:ilvl w:val="0"/>
           <w:numId w:val="6"/>
@@ -1343,7 +1343,7 @@
     </w:p>
     <w:p>
       <w:pPr>
-        <w:pStyle w:val="NormalWeb"/>
+        <w:pStyle w:val="Web"/>
         <w:numPr>
           <w:ilvl w:val="0"/>
           <w:numId w:val="6"/>
@@ -1368,7 +1368,7 @@
     </w:p>
     <w:p>
       <w:pPr>
-        <w:pStyle w:val="NormalWeb"/>
+        <w:pStyle w:val="Web"/>
         <w:numPr>
           <w:ilvl w:val="0"/>
           <w:numId w:val="6"/>
@@ -1393,7 +1393,7 @@
     </w:p>
     <w:p>
       <w:pPr>
-        <w:pStyle w:val="NormalWeb"/>
+        <w:pStyle w:val="Web"/>
         <w:numPr>
           <w:ilvl w:val="0"/>
           <w:numId w:val="6"/>
@@ -1460,7 +1460,7 @@
     </w:p>
     <w:p>
       <w:pPr>
-        <w:pStyle w:val="NormalWeb"/>
+        <w:pStyle w:val="Web"/>
         <w:numPr>
           <w:ilvl w:val="0"/>
           <w:numId w:val="7"/>
@@ -1493,7 +1493,7 @@
     </w:p>
     <w:p>
       <w:pPr>
-        <w:pStyle w:val="NormalWeb"/>
+        <w:pStyle w:val="Web"/>
         <w:numPr>
           <w:ilvl w:val="0"/>
           <w:numId w:val="7"/>
@@ -1518,12 +1518,15 @@
     </w:p>
     <w:p>
       <w:pPr>
-        <w:pStyle w:val="NormalWeb"/>
+        <w:pStyle w:val="Web"/>
         <w:numPr>
           <w:ilvl w:val="0"/>
           <w:numId w:val="7"/>
         </w:numPr>
         <w:jc w:val="both"/>
+        <w:rPr>
+          <w:highlight w:val="yellow"/>
+        </w:rPr>
       </w:pPr>
       <w:r>
         <w:t>View analytics and generate reports (per clinic/service/month)</w:t>
@@ -1540,15 +1543,39 @@
         </w:rPr>
         <w:t>☐</w:t>
       </w:r>
-    </w:p>
-    <w:p>
-      <w:pPr>
-        <w:pStyle w:val="NormalWeb"/>
+      <w:r>
+        <w:rPr>
+          <w:rFonts w:ascii="Segoe UI Symbol" w:hAnsi="Segoe UI Symbol" w:cs="Segoe UI Symbol"/>
+        </w:rPr>
+        <w:t xml:space="preserve"> </w:t>
+      </w:r>
+      <w:r>
+        <w:rPr>
+          <w:rFonts w:ascii="Segoe UI Symbol" w:hAnsi="Segoe UI Symbol" w:cs="Segoe UI Symbol"/>
+          <w:highlight w:val="yellow"/>
+        </w:rPr>
+        <w:t>S</w:t>
+      </w:r>
+      <w:r>
+        <w:rPr>
+          <w:rFonts w:ascii="Segoe UI Symbol" w:hAnsi="Segoe UI Symbol" w:cs="Segoe UI Symbol"/>
+          <w:highlight w:val="yellow"/>
+        </w:rPr>
+        <w:t>lt8ky</w:t>
+      </w:r>
+    </w:p>
+    <w:p>
+      <w:pPr>
+        <w:pStyle w:val="Web"/>
         <w:numPr>
           <w:ilvl w:val="0"/>
           <w:numId w:val="7"/>
         </w:numPr>
         <w:jc w:val="both"/>
+        <w:rPr>
+          <w:rFonts w:hint="eastAsia"/>
+          <w:highlight w:val="yellow"/>
+        </w:rPr>
       </w:pPr>
       <w:r>
         <w:t>Review incident logs (e.g., repeated no-shows, frequent cancellations)</w:t>
@@ -1565,15 +1592,31 @@
         </w:rPr>
         <w:t>☐</w:t>
       </w:r>
-    </w:p>
-    <w:p>
-      <w:pPr>
-        <w:pStyle w:val="NormalWeb"/>
+      <w:r>
+        <w:rPr>
+          <w:rFonts w:ascii="Segoe UI Symbol" w:hAnsi="Segoe UI Symbol" w:cs="Segoe UI Symbol"/>
+        </w:rPr>
+        <w:t xml:space="preserve"> </w:t>
+      </w:r>
+      <w:r>
+        <w:rPr>
+          <w:rFonts w:ascii="Segoe UI Symbol" w:hAnsi="Segoe UI Symbol" w:cs="Segoe UI Symbol"/>
+          <w:highlight w:val="yellow"/>
+        </w:rPr>
+        <w:t>Paul</w:t>
+      </w:r>
+    </w:p>
+    <w:p>
+      <w:pPr>
+        <w:pStyle w:val="Web"/>
         <w:numPr>
           <w:ilvl w:val="0"/>
           <w:numId w:val="7"/>
         </w:numPr>
         <w:jc w:val="both"/>
+        <w:rPr>
+          <w:highlight w:val="yellow"/>
+        </w:rPr>
       </w:pPr>
       <w:r>
         <w:t>Enforce policy settings (e.g., max active bookings per patient)</w:t>
@@ -1589,13 +1632,26 @@
           <w:rFonts w:ascii="Segoe UI Symbol" w:hAnsi="Segoe UI Symbol" w:cs="Segoe UI Symbol"/>
         </w:rPr>
         <w:t>☐</w:t>
+      </w:r>
+      <w:r>
+        <w:rPr>
+          <w:rFonts w:ascii="Segoe UI Symbol" w:hAnsi="Segoe UI Symbol" w:cs="Segoe UI Symbol"/>
+        </w:rPr>
+        <w:t xml:space="preserve"> </w:t>
+      </w:r>
+      <w:r>
+        <w:rPr>
+          <w:rFonts w:ascii="Segoe UI Symbol" w:hAnsi="Segoe UI Symbol" w:cs="Segoe UI Symbol"/>
+          <w:highlight w:val="yellow"/>
+        </w:rPr>
+        <w:t>Paul</w:t>
       </w:r>
     </w:p>
     <w:bookmarkEnd w:id="4"/>
     <w:bookmarkEnd w:id="5"/>
     <w:p>
       <w:pPr>
-        <w:pStyle w:val="Heading1"/>
+        <w:pStyle w:val="1"/>
         <w:jc w:val="both"/>
         <w:rPr>
           <w:lang w:val="it-IT"/>
@@ -1662,7 +1718,7 @@
     </w:p>
     <w:p>
       <w:pPr>
-        <w:pStyle w:val="ListParagraph"/>
+        <w:pStyle w:val="af0"/>
         <w:numPr>
           <w:ilvl w:val="0"/>
           <w:numId w:val="9"/>
@@ -1681,7 +1737,7 @@
     </w:p>
     <w:p>
       <w:pPr>
-        <w:pStyle w:val="ListParagraph"/>
+        <w:pStyle w:val="af0"/>
         <w:numPr>
           <w:ilvl w:val="0"/>
           <w:numId w:val="10"/>
@@ -1711,7 +1767,7 @@
     </w:p>
     <w:p>
       <w:pPr>
-        <w:pStyle w:val="ListParagraph"/>
+        <w:pStyle w:val="af0"/>
         <w:numPr>
           <w:ilvl w:val="0"/>
           <w:numId w:val="10"/>
@@ -1741,7 +1797,7 @@
     </w:p>
     <w:p>
       <w:pPr>
-        <w:pStyle w:val="ListParagraph"/>
+        <w:pStyle w:val="af0"/>
         <w:ind w:left="360"/>
         <w:jc w:val="both"/>
         <w:rPr>
@@ -1751,7 +1807,7 @@
     </w:p>
     <w:p>
       <w:pPr>
-        <w:pStyle w:val="ListParagraph"/>
+        <w:pStyle w:val="af0"/>
         <w:numPr>
           <w:ilvl w:val="0"/>
           <w:numId w:val="9"/>
@@ -1770,7 +1826,7 @@
     </w:p>
     <w:p>
       <w:pPr>
-        <w:pStyle w:val="ListParagraph"/>
+        <w:pStyle w:val="af0"/>
         <w:numPr>
           <w:ilvl w:val="0"/>
           <w:numId w:val="11"/>
@@ -1800,7 +1856,7 @@
     </w:p>
     <w:p>
       <w:pPr>
-        <w:pStyle w:val="ListParagraph"/>
+        <w:pStyle w:val="af0"/>
         <w:numPr>
           <w:ilvl w:val="0"/>
           <w:numId w:val="11"/>
@@ -1823,19 +1879,12 @@
           <w:rFonts w:ascii="Segoe UI Symbol" w:eastAsia="新細明體" w:hAnsi="Segoe UI Symbol" w:cs="Segoe UI Symbol"/>
           <w:color w:val="EE0000"/>
         </w:rPr>
-        <w:t xml:space="preserve"> </w:t>
-      </w:r>
-      <w:r>
-        <w:rPr>
-          <w:rFonts w:ascii="Segoe UI Symbol" w:eastAsia="新細明體" w:hAnsi="Segoe UI Symbol" w:cs="Segoe UI Symbol"/>
-          <w:color w:val="EE0000"/>
-        </w:rPr>
-        <w:t>☑</w:t>
-      </w:r>
-    </w:p>
-    <w:p>
-      <w:pPr>
-        <w:pStyle w:val="ListParagraph"/>
+        <w:t xml:space="preserve"> ☑</w:t>
+      </w:r>
+    </w:p>
+    <w:p>
+      <w:pPr>
+        <w:pStyle w:val="af0"/>
         <w:numPr>
           <w:ilvl w:val="0"/>
           <w:numId w:val="11"/>
@@ -1865,7 +1914,7 @@
     </w:p>
     <w:p>
       <w:pPr>
-        <w:pStyle w:val="ListParagraph"/>
+        <w:pStyle w:val="af0"/>
         <w:ind w:left="360"/>
         <w:jc w:val="both"/>
         <w:rPr>
@@ -1875,7 +1924,7 @@
     </w:p>
     <w:p>
       <w:pPr>
-        <w:pStyle w:val="ListParagraph"/>
+        <w:pStyle w:val="af0"/>
         <w:numPr>
           <w:ilvl w:val="0"/>
           <w:numId w:val="9"/>
@@ -1894,7 +1943,7 @@
     </w:p>
     <w:p>
       <w:pPr>
-        <w:pStyle w:val="ListParagraph"/>
+        <w:pStyle w:val="af0"/>
         <w:numPr>
           <w:ilvl w:val="0"/>
           <w:numId w:val="11"/>
@@ -1924,7 +1973,7 @@
     </w:p>
     <w:p>
       <w:pPr>
-        <w:pStyle w:val="ListParagraph"/>
+        <w:pStyle w:val="af0"/>
         <w:numPr>
           <w:ilvl w:val="0"/>
           <w:numId w:val="11"/>
@@ -1954,7 +2003,7 @@
     </w:p>
     <w:p>
       <w:pPr>
-        <w:pStyle w:val="ListParagraph"/>
+        <w:pStyle w:val="af0"/>
         <w:numPr>
           <w:ilvl w:val="0"/>
           <w:numId w:val="11"/>
@@ -1973,7 +2022,7 @@
     </w:p>
     <w:p>
       <w:pPr>
-        <w:pStyle w:val="ListParagraph"/>
+        <w:pStyle w:val="af0"/>
         <w:ind w:left="360"/>
         <w:jc w:val="both"/>
         <w:rPr>
@@ -1983,7 +2032,7 @@
     </w:p>
     <w:p>
       <w:pPr>
-        <w:pStyle w:val="ListParagraph"/>
+        <w:pStyle w:val="af0"/>
         <w:numPr>
           <w:ilvl w:val="0"/>
           <w:numId w:val="9"/>
@@ -2002,7 +2051,7 @@
     </w:p>
     <w:p>
       <w:pPr>
-        <w:pStyle w:val="ListParagraph"/>
+        <w:pStyle w:val="af0"/>
         <w:numPr>
           <w:ilvl w:val="0"/>
           <w:numId w:val="12"/>
@@ -2021,7 +2070,7 @@
     </w:p>
     <w:p>
       <w:pPr>
-        <w:pStyle w:val="ListParagraph"/>
+        <w:pStyle w:val="af0"/>
         <w:numPr>
           <w:ilvl w:val="0"/>
           <w:numId w:val="12"/>
@@ -2106,7 +2155,7 @@
     </w:p>
     <w:p>
       <w:pPr>
-        <w:pStyle w:val="ListParagraph"/>
+        <w:pStyle w:val="af0"/>
         <w:numPr>
           <w:ilvl w:val="0"/>
           <w:numId w:val="13"/>
@@ -2125,7 +2174,7 @@
     </w:p>
     <w:p>
       <w:pPr>
-        <w:pStyle w:val="ListParagraph"/>
+        <w:pStyle w:val="af0"/>
         <w:numPr>
           <w:ilvl w:val="0"/>
           <w:numId w:val="14"/>
@@ -2155,13 +2204,14 @@
     </w:p>
     <w:p>
       <w:pPr>
-        <w:pStyle w:val="ListParagraph"/>
+        <w:pStyle w:val="af0"/>
         <w:numPr>
           <w:ilvl w:val="0"/>
           <w:numId w:val="14"/>
         </w:numPr>
         <w:jc w:val="both"/>
         <w:rPr>
+          <w:highlight w:val="yellow"/>
           <w:lang w:eastAsia="zh-TW"/>
         </w:rPr>
       </w:pPr>
@@ -2193,10 +2243,23 @@
         </w:rPr>
         <w:t>and estimated waiting time (simple estimate acceptable)</w:t>
       </w:r>
-    </w:p>
-    <w:p>
-      <w:pPr>
-        <w:pStyle w:val="ListParagraph"/>
+      <w:r>
+        <w:rPr>
+          <w:lang w:eastAsia="zh-TW"/>
+        </w:rPr>
+        <w:t xml:space="preserve"> </w:t>
+      </w:r>
+      <w:r>
+        <w:rPr>
+          <w:highlight w:val="yellow"/>
+          <w:lang w:eastAsia="zh-TW"/>
+        </w:rPr>
+        <w:t>Slt8ky</w:t>
+      </w:r>
+    </w:p>
+    <w:p>
+      <w:pPr>
+        <w:pStyle w:val="af0"/>
         <w:ind w:left="360"/>
         <w:jc w:val="both"/>
         <w:rPr>
@@ -2206,7 +2269,7 @@
     </w:p>
     <w:p>
       <w:pPr>
-        <w:pStyle w:val="ListParagraph"/>
+        <w:pStyle w:val="af0"/>
         <w:numPr>
           <w:ilvl w:val="0"/>
           <w:numId w:val="13"/>
@@ -2226,7 +2289,7 @@
     </w:p>
     <w:p>
       <w:pPr>
-        <w:pStyle w:val="ListParagraph"/>
+        <w:pStyle w:val="af0"/>
         <w:ind w:left="360"/>
         <w:jc w:val="both"/>
         <w:rPr>
@@ -2236,13 +2299,14 @@
     </w:p>
     <w:p>
       <w:pPr>
-        <w:pStyle w:val="ListParagraph"/>
+        <w:pStyle w:val="af0"/>
         <w:numPr>
           <w:ilvl w:val="0"/>
           <w:numId w:val="15"/>
         </w:numPr>
         <w:jc w:val="both"/>
         <w:rPr>
+          <w:highlight w:val="yellow"/>
           <w:lang w:eastAsia="zh-TW"/>
         </w:rPr>
       </w:pPr>
@@ -2259,10 +2323,23 @@
         </w:rPr>
         <w:t xml:space="preserve"> </w:t>
       </w:r>
-    </w:p>
-    <w:p>
-      <w:pPr>
-        <w:pStyle w:val="ListParagraph"/>
+      <w:r>
+        <w:rPr>
+          <w:lang w:eastAsia="zh-TW"/>
+        </w:rPr>
+        <w:t xml:space="preserve"> </w:t>
+      </w:r>
+      <w:r>
+        <w:rPr>
+          <w:highlight w:val="yellow"/>
+          <w:lang w:eastAsia="zh-TW"/>
+        </w:rPr>
+        <w:t>Slt8ky</w:t>
+      </w:r>
+    </w:p>
+    <w:p>
+      <w:pPr>
+        <w:pStyle w:val="af0"/>
         <w:numPr>
           <w:ilvl w:val="0"/>
           <w:numId w:val="15"/>
@@ -2281,7 +2358,7 @@
     </w:p>
     <w:p>
       <w:pPr>
-        <w:pStyle w:val="ListParagraph"/>
+        <w:pStyle w:val="af0"/>
         <w:ind w:left="360"/>
         <w:jc w:val="both"/>
         <w:rPr>
@@ -2291,7 +2368,7 @@
     </w:p>
     <w:p>
       <w:pPr>
-        <w:pStyle w:val="ListParagraph"/>
+        <w:pStyle w:val="af0"/>
         <w:numPr>
           <w:ilvl w:val="0"/>
           <w:numId w:val="13"/>
@@ -2310,7 +2387,7 @@
     </w:p>
     <w:p>
       <w:pPr>
-        <w:pStyle w:val="ListParagraph"/>
+        <w:pStyle w:val="af0"/>
         <w:numPr>
           <w:ilvl w:val="0"/>
           <w:numId w:val="17"/>
@@ -2411,7 +2488,7 @@
     </w:p>
     <w:p>
       <w:pPr>
-        <w:pStyle w:val="ListParagraph"/>
+        <w:pStyle w:val="af0"/>
         <w:numPr>
           <w:ilvl w:val="0"/>
           <w:numId w:val="16"/>
@@ -2430,7 +2507,7 @@
     </w:p>
     <w:p>
       <w:pPr>
-        <w:pStyle w:val="ListParagraph"/>
+        <w:pStyle w:val="af0"/>
         <w:numPr>
           <w:ilvl w:val="0"/>
           <w:numId w:val="18"/>
@@ -2460,7 +2537,7 @@
     </w:p>
     <w:p>
       <w:pPr>
-        <w:pStyle w:val="ListParagraph"/>
+        <w:pStyle w:val="af0"/>
         <w:numPr>
           <w:ilvl w:val="0"/>
           <w:numId w:val="18"/>
@@ -2496,7 +2573,7 @@
     </w:p>
     <w:p>
       <w:pPr>
-        <w:pStyle w:val="ListParagraph"/>
+        <w:pStyle w:val="af0"/>
         <w:numPr>
           <w:ilvl w:val="0"/>
           <w:numId w:val="18"/>
@@ -2515,7 +2592,7 @@
     </w:p>
     <w:p>
       <w:pPr>
-        <w:pStyle w:val="ListParagraph"/>
+        <w:pStyle w:val="af0"/>
         <w:numPr>
           <w:ilvl w:val="0"/>
           <w:numId w:val="18"/>
@@ -2530,6 +2607,12 @@
           <w:lang w:eastAsia="zh-TW"/>
         </w:rPr>
         <w:t>Queue called, skipped, or expired (any relevant set)</w:t>
+      </w:r>
+      <w:r>
+        <w:rPr>
+          <w:lang w:eastAsia="zh-TW"/>
+        </w:rPr>
+        <w:t xml:space="preserve"> </w:t>
       </w:r>
     </w:p>
     <w:p>
@@ -2597,13 +2680,14 @@
     </w:p>
     <w:p>
       <w:pPr>
-        <w:pStyle w:val="ListParagraph"/>
+        <w:pStyle w:val="af0"/>
         <w:numPr>
           <w:ilvl w:val="0"/>
           <w:numId w:val="19"/>
         </w:numPr>
         <w:jc w:val="both"/>
         <w:rPr>
+          <w:highlight w:val="yellow"/>
           <w:lang w:eastAsia="zh-TW"/>
         </w:rPr>
       </w:pPr>
@@ -2613,10 +2697,23 @@
         </w:rPr>
         <w:t>View appointment records with filters</w:t>
       </w:r>
-    </w:p>
-    <w:p>
-      <w:pPr>
-        <w:pStyle w:val="ListParagraph"/>
+      <w:r>
+        <w:rPr>
+          <w:lang w:eastAsia="zh-TW"/>
+        </w:rPr>
+        <w:t xml:space="preserve"> </w:t>
+      </w:r>
+      <w:r>
+        <w:rPr>
+          <w:highlight w:val="yellow"/>
+          <w:lang w:eastAsia="zh-TW"/>
+        </w:rPr>
+        <w:t>Paul</w:t>
+      </w:r>
+    </w:p>
+    <w:p>
+      <w:pPr>
+        <w:pStyle w:val="af0"/>
         <w:numPr>
           <w:ilvl w:val="0"/>
           <w:numId w:val="20"/>
@@ -2626,11 +2723,19 @@
           <w:lang w:eastAsia="zh-TW"/>
         </w:rPr>
       </w:pPr>
-      <w:r>
-        <w:rPr>
-          <w:lang w:eastAsia="zh-TW"/>
-        </w:rPr>
-        <w:t xml:space="preserve">e.g. </w:t>
+      <w:proofErr w:type="gramStart"/>
+      <w:r>
+        <w:rPr>
+          <w:lang w:eastAsia="zh-TW"/>
+        </w:rPr>
+        <w:t>e.g.</w:t>
+      </w:r>
+      <w:proofErr w:type="gramEnd"/>
+      <w:r>
+        <w:rPr>
+          <w:lang w:eastAsia="zh-TW"/>
+        </w:rPr>
+        <w:t xml:space="preserve"> </w:t>
       </w:r>
       <w:r>
         <w:rPr>
@@ -2649,13 +2754,14 @@
     </w:p>
     <w:p>
       <w:pPr>
-        <w:pStyle w:val="ListParagraph"/>
+        <w:pStyle w:val="af0"/>
         <w:numPr>
           <w:ilvl w:val="0"/>
           <w:numId w:val="19"/>
         </w:numPr>
         <w:jc w:val="both"/>
         <w:rPr>
+          <w:highlight w:val="yellow"/>
           <w:lang w:eastAsia="zh-TW"/>
         </w:rPr>
       </w:pPr>
@@ -2665,10 +2771,23 @@
         </w:rPr>
         <w:t>Utilisation Rate</w:t>
       </w:r>
-    </w:p>
-    <w:p>
-      <w:pPr>
-        <w:pStyle w:val="ListParagraph"/>
+      <w:r>
+        <w:rPr>
+          <w:lang w:eastAsia="zh-TW"/>
+        </w:rPr>
+        <w:t xml:space="preserve"> </w:t>
+      </w:r>
+      <w:r>
+        <w:rPr>
+          <w:highlight w:val="yellow"/>
+          <w:lang w:eastAsia="zh-TW"/>
+        </w:rPr>
+        <w:t>Slt8ky</w:t>
+      </w:r>
+    </w:p>
+    <w:p>
+      <w:pPr>
+        <w:pStyle w:val="af0"/>
         <w:numPr>
           <w:ilvl w:val="0"/>
           <w:numId w:val="20"/>
@@ -2687,7 +2806,7 @@
     </w:p>
     <w:p>
       <w:pPr>
-        <w:pStyle w:val="ListParagraph"/>
+        <w:pStyle w:val="af0"/>
         <w:numPr>
           <w:ilvl w:val="0"/>
           <w:numId w:val="20"/>
@@ -2714,13 +2833,14 @@
     </w:p>
     <w:p>
       <w:pPr>
-        <w:pStyle w:val="ListParagraph"/>
+        <w:pStyle w:val="af0"/>
         <w:numPr>
           <w:ilvl w:val="0"/>
           <w:numId w:val="19"/>
         </w:numPr>
         <w:jc w:val="both"/>
         <w:rPr>
+          <w:highlight w:val="yellow"/>
           <w:lang w:eastAsia="zh-TW"/>
         </w:rPr>
       </w:pPr>
@@ -2730,10 +2850,23 @@
         </w:rPr>
         <w:t>No-show Summary</w:t>
       </w:r>
-    </w:p>
-    <w:p>
-      <w:pPr>
-        <w:pStyle w:val="ListParagraph"/>
+      <w:r>
+        <w:rPr>
+          <w:lang w:eastAsia="zh-TW"/>
+        </w:rPr>
+        <w:t xml:space="preserve"> </w:t>
+      </w:r>
+      <w:r>
+        <w:rPr>
+          <w:highlight w:val="yellow"/>
+          <w:lang w:eastAsia="zh-TW"/>
+        </w:rPr>
+        <w:t>Slt8ky</w:t>
+      </w:r>
+    </w:p>
+    <w:p>
+      <w:pPr>
+        <w:pStyle w:val="af0"/>
         <w:numPr>
           <w:ilvl w:val="0"/>
           <w:numId w:val="17"/>
@@ -2752,7 +2885,7 @@
     </w:p>
     <w:p>
       <w:pPr>
-        <w:pStyle w:val="ListParagraph"/>
+        <w:pStyle w:val="af0"/>
         <w:numPr>
           <w:ilvl w:val="0"/>
           <w:numId w:val="17"/>
@@ -2837,7 +2970,7 @@
     </w:p>
     <w:p>
       <w:pPr>
-        <w:pStyle w:val="ListParagraph"/>
+        <w:pStyle w:val="af0"/>
         <w:numPr>
           <w:ilvl w:val="0"/>
           <w:numId w:val="22"/>
@@ -2858,7 +2991,7 @@
     </w:p>
     <w:p>
       <w:pPr>
-        <w:pStyle w:val="ListParagraph"/>
+        <w:pStyle w:val="af0"/>
         <w:numPr>
           <w:ilvl w:val="0"/>
           <w:numId w:val="21"/>
@@ -2896,7 +3029,7 @@
     </w:p>
     <w:p>
       <w:pPr>
-        <w:pStyle w:val="ListParagraph"/>
+        <w:pStyle w:val="af0"/>
         <w:numPr>
           <w:ilvl w:val="0"/>
           <w:numId w:val="21"/>
@@ -2934,7 +3067,7 @@
     </w:p>
     <w:p>
       <w:pPr>
-        <w:pStyle w:val="ListParagraph"/>
+        <w:pStyle w:val="af0"/>
         <w:numPr>
           <w:ilvl w:val="0"/>
           <w:numId w:val="21"/>
@@ -2980,7 +3113,7 @@
     </w:p>
     <w:p>
       <w:pPr>
-        <w:pStyle w:val="ListParagraph"/>
+        <w:pStyle w:val="af0"/>
         <w:numPr>
           <w:ilvl w:val="0"/>
           <w:numId w:val="22"/>
@@ -3001,7 +3134,7 @@
     </w:p>
     <w:p>
       <w:pPr>
-        <w:pStyle w:val="ListParagraph"/>
+        <w:pStyle w:val="af0"/>
         <w:numPr>
           <w:ilvl w:val="0"/>
           <w:numId w:val="23"/>
@@ -3039,7 +3172,7 @@
     </w:p>
     <w:p>
       <w:pPr>
-        <w:pStyle w:val="ListParagraph"/>
+        <w:pStyle w:val="af0"/>
         <w:numPr>
           <w:ilvl w:val="0"/>
           <w:numId w:val="22"/>
@@ -3058,7 +3191,7 @@
     </w:p>
     <w:p>
       <w:pPr>
-        <w:pStyle w:val="ListParagraph"/>
+        <w:pStyle w:val="af0"/>
         <w:numPr>
           <w:ilvl w:val="0"/>
           <w:numId w:val="23"/>
@@ -3077,7 +3210,7 @@
     </w:p>
     <w:p>
       <w:pPr>
-        <w:pStyle w:val="ListParagraph"/>
+        <w:pStyle w:val="af0"/>
         <w:numPr>
           <w:ilvl w:val="0"/>
           <w:numId w:val="23"/>
@@ -3173,7 +3306,7 @@
     </w:p>
     <w:p>
       <w:pPr>
-        <w:pStyle w:val="ListParagraph"/>
+        <w:pStyle w:val="af0"/>
         <w:numPr>
           <w:ilvl w:val="0"/>
           <w:numId w:val="23"/>
@@ -3192,7 +3325,7 @@
     </w:p>
     <w:p>
       <w:pPr>
-        <w:pStyle w:val="ListParagraph"/>
+        <w:pStyle w:val="af0"/>
         <w:numPr>
           <w:ilvl w:val="0"/>
           <w:numId w:val="23"/>
@@ -3211,7 +3344,7 @@
     </w:p>
     <w:p>
       <w:pPr>
-        <w:pStyle w:val="ListParagraph"/>
+        <w:pStyle w:val="af0"/>
         <w:numPr>
           <w:ilvl w:val="0"/>
           <w:numId w:val="23"/>
@@ -3231,7 +3364,7 @@
     </w:p>
     <w:p>
       <w:pPr>
-        <w:pStyle w:val="ListParagraph"/>
+        <w:pStyle w:val="af0"/>
         <w:numPr>
           <w:ilvl w:val="0"/>
           <w:numId w:val="23"/>
@@ -3250,7 +3383,7 @@
     </w:p>
     <w:p>
       <w:pPr>
-        <w:pStyle w:val="ListParagraph"/>
+        <w:pStyle w:val="af0"/>
         <w:numPr>
           <w:ilvl w:val="0"/>
           <w:numId w:val="23"/>
@@ -3293,7 +3426,7 @@
     </w:p>
     <w:p>
       <w:pPr>
-        <w:pStyle w:val="Heading1"/>
+        <w:pStyle w:val="1"/>
         <w:jc w:val="both"/>
       </w:pPr>
       <w:bookmarkStart w:id="7" w:name="OLE_LINK4"/>
@@ -3314,7 +3447,7 @@
     </w:p>
     <w:tbl>
       <w:tblPr>
-        <w:tblStyle w:val="TableGrid"/>
+        <w:tblStyle w:val="af1"/>
         <w:tblW w:w="0" w:type="auto"/>
         <w:tblLook w:val="04A0" w:firstRow="1" w:lastRow="0" w:firstColumn="1" w:lastColumn="0" w:noHBand="0" w:noVBand="1"/>
       </w:tblPr>
@@ -4720,21 +4853,7 @@
         <w:rPr>
           <w:rFonts w:ascii="Times New Roman" w:hAnsi="Times New Roman"/>
         </w:rPr>
-        <w:t xml:space="preserve">Use JSP/servlets to accept user </w:t>
-      </w:r>
-      <w:proofErr w:type="gramStart"/>
-      <w:r>
-        <w:rPr>
-          <w:rFonts w:ascii="Times New Roman" w:hAnsi="Times New Roman"/>
-        </w:rPr>
-        <w:t>inputs</w:t>
-      </w:r>
-      <w:proofErr w:type="gramEnd"/>
-      <w:r>
-        <w:rPr>
-          <w:rFonts w:ascii="Times New Roman" w:hAnsi="Times New Roman"/>
-        </w:rPr>
-        <w:t xml:space="preserve"> from browser</w:t>
+        <w:t>Use JSP/servlets to accept user inputs from browser</w:t>
       </w:r>
     </w:p>
     <w:p>
@@ -4785,7 +4904,6 @@
         </w:rPr>
         <w:t xml:space="preserve"> (</w:t>
       </w:r>
-      <w:proofErr w:type="spellStart"/>
       <w:r>
         <w:rPr>
           <w:rFonts w:ascii="Times New Roman" w:hAnsi="Times New Roman"/>
@@ -4796,14 +4914,7 @@
         <w:rPr>
           <w:rFonts w:ascii="Times New Roman" w:hAnsi="Times New Roman"/>
         </w:rPr>
-        <w:t>aglib</w:t>
-      </w:r>
-      <w:proofErr w:type="spellEnd"/>
-      <w:r>
-        <w:rPr>
-          <w:rFonts w:ascii="Times New Roman" w:hAnsi="Times New Roman"/>
-        </w:rPr>
-        <w:t>).</w:t>
+        <w:t>aglib).</w:t>
       </w:r>
     </w:p>
     <w:p>
@@ -5125,7 +5236,7 @@
     </w:p>
     <w:p>
       <w:pPr>
-        <w:pStyle w:val="Heading1"/>
+        <w:pStyle w:val="1"/>
         <w:jc w:val="both"/>
       </w:pPr>
       <w:r>
@@ -5148,7 +5259,7 @@
     </w:p>
     <w:tbl>
       <w:tblPr>
-        <w:tblStyle w:val="TableGrid"/>
+        <w:tblStyle w:val="af1"/>
         <w:tblW w:w="0" w:type="auto"/>
         <w:tblLook w:val="04A0" w:firstRow="1" w:lastRow="0" w:firstColumn="1" w:lastColumn="0" w:noHBand="0" w:noVBand="1"/>
       </w:tblPr>
@@ -5345,7 +5456,7 @@
           </w:tcPr>
           <w:p>
             <w:pPr>
-              <w:pStyle w:val="ListParagraph"/>
+              <w:pStyle w:val="af0"/>
               <w:numPr>
                 <w:ilvl w:val="0"/>
                 <w:numId w:val="22"/>
@@ -5413,7 +5524,7 @@
     </w:tbl>
     <w:p>
       <w:pPr>
-        <w:pStyle w:val="Heading1"/>
+        <w:pStyle w:val="1"/>
         <w:jc w:val="both"/>
         <w:rPr>
           <w:lang w:val="nl-NL"/>
@@ -5439,7 +5550,7 @@
     </w:p>
     <w:p>
       <w:pPr>
-        <w:pStyle w:val="Heading1"/>
+        <w:pStyle w:val="1"/>
         <w:jc w:val="both"/>
         <w:rPr>
           <w:lang w:val="nl-NL"/>
@@ -6102,7 +6213,7 @@
 </file>
 
 <file path=word/endnotes.xml><?xml version="1.0" encoding="utf-8"?>
-<w:endnotes xmlns:wpc="http://schemas.microsoft.com/office/word/2010/wordprocessingCanvas" xmlns:cx="http://schemas.microsoft.com/office/drawing/2014/chartex" xmlns:cx1="http://schemas.microsoft.com/office/drawing/2015/9/8/chartex" xmlns:cx2="http://schemas.microsoft.com/office/drawing/2015/10/21/chartex" xmlns:cx3="http://schemas.microsoft.com/office/drawing/2016/5/9/chartex" xmlns:cx4="http://schemas.microsoft.com/office/drawing/2016/5/10/chartex" xmlns:cx5="http://schemas.microsoft.com/office/drawing/2016/5/11/chartex" xmlns:cx6="http://schemas.microsoft.com/office/drawing/2016/5/12/chartex" xmlns:cx7="http://schemas.microsoft.com/office/drawing/2016/5/13/chartex" xmlns:cx8="http://schemas.microsoft.com/office/drawing/2016/5/14/chartex" xmlns:mc="http://schemas.openxmlformats.org/markup-compatibility/2006" xmlns:aink="http://schemas.microsoft.com/office/drawing/2016/ink" xmlns:am3d="http://schemas.microsoft.com/office/drawing/2017/model3d" xmlns:o="urn:schemas-microsoft-com:office:office" xmlns:oel="http://schemas.microsoft.com/office/2019/extlst" xmlns:r="http://schemas.openxmlformats.org/officeDocument/2006/relationships" xmlns:m="http://schemas.openxmlformats.org/officeDocument/2006/math" xmlns:v="urn:schemas-microsoft-com:vml" xmlns:wp14="http://schemas.microsoft.com/office/word/2010/wordprocessingDrawing" xmlns:wp="http://schemas.openxmlformats.org/drawingml/2006/wordprocessingDrawing" xmlns:w10="urn:schemas-microsoft-com:office:word" xmlns:w="http://schemas.openxmlformats.org/wordprocessingml/2006/main" xmlns:w14="http://schemas.microsoft.com/office/word/2010/wordml" xmlns:w15="http://schemas.microsoft.com/office/word/2012/wordml" xmlns:w16cex="http://schemas.microsoft.com/office/word/2018/wordml/cex" xmlns:w16cid="http://schemas.microsoft.com/office/word/2016/wordml/cid" xmlns:w16="http://schemas.microsoft.com/office/word/2018/wordml" xmlns:w16du="http://schemas.microsoft.com/office/word/2023/wordml/word16du" xmlns:w16sdtdh="http://schemas.microsoft.com/office/word/2020/wordml/sdtdatahash" xmlns:w16sdtfl="http://schemas.microsoft.com/office/word/2024/wordml/sdtformatlock" xmlns:w16se="http://schemas.microsoft.com/office/word/2015/wordml/symex" xmlns:wpg="http://schemas.microsoft.com/office/word/2010/wordprocessingGroup" xmlns:wpi="http://schemas.microsoft.com/office/word/2010/wordprocessingInk" xmlns:wne="http://schemas.microsoft.com/office/word/2006/wordml" xmlns:wps="http://schemas.microsoft.com/office/word/2010/wordprocessingShape" mc:Ignorable="w14 w15 w16se w16cid w16 w16cex w16sdtdh w16sdtfl w16du wp14">
+<w:endnotes xmlns:wpc="http://schemas.microsoft.com/office/word/2010/wordprocessingCanvas" xmlns:cx="http://schemas.microsoft.com/office/drawing/2014/chartex" xmlns:cx1="http://schemas.microsoft.com/office/drawing/2015/9/8/chartex" xmlns:cx2="http://schemas.microsoft.com/office/drawing/2015/10/21/chartex" xmlns:cx3="http://schemas.microsoft.com/office/drawing/2016/5/9/chartex" xmlns:cx4="http://schemas.microsoft.com/office/drawing/2016/5/10/chartex" xmlns:cx5="http://schemas.microsoft.com/office/drawing/2016/5/11/chartex" xmlns:cx6="http://schemas.microsoft.com/office/drawing/2016/5/12/chartex" xmlns:cx7="http://schemas.microsoft.com/office/drawing/2016/5/13/chartex" xmlns:cx8="http://schemas.microsoft.com/office/drawing/2016/5/14/chartex" xmlns:mc="http://schemas.openxmlformats.org/markup-compatibility/2006" xmlns:aink="http://schemas.microsoft.com/office/drawing/2016/ink" xmlns:am3d="http://schemas.microsoft.com/office/drawing/2017/model3d" xmlns:o="urn:schemas-microsoft-com:office:office" xmlns:r="http://schemas.openxmlformats.org/officeDocument/2006/relationships" xmlns:m="http://schemas.openxmlformats.org/officeDocument/2006/math" xmlns:v="urn:schemas-microsoft-com:vml" xmlns:wp14="http://schemas.microsoft.com/office/word/2010/wordprocessingDrawing" xmlns:wp="http://schemas.openxmlformats.org/drawingml/2006/wordprocessingDrawing" xmlns:w10="urn:schemas-microsoft-com:office:word" xmlns:w="http://schemas.openxmlformats.org/wordprocessingml/2006/main" xmlns:w14="http://schemas.microsoft.com/office/word/2010/wordml" xmlns:w15="http://schemas.microsoft.com/office/word/2012/wordml" xmlns:w16cex="http://schemas.microsoft.com/office/word/2018/wordml/cex" xmlns:w16cid="http://schemas.microsoft.com/office/word/2016/wordml/cid" xmlns:w16="http://schemas.microsoft.com/office/word/2018/wordml" xmlns:w16sdtdh="http://schemas.microsoft.com/office/word/2020/wordml/sdtdatahash" xmlns:w16se="http://schemas.microsoft.com/office/word/2015/wordml/symex" xmlns:wpg="http://schemas.microsoft.com/office/word/2010/wordprocessingGroup" xmlns:wpi="http://schemas.microsoft.com/office/word/2010/wordprocessingInk" xmlns:wne="http://schemas.microsoft.com/office/word/2006/wordml" xmlns:wps="http://schemas.microsoft.com/office/word/2010/wordprocessingShape" mc:Ignorable="w14 w15 w16se w16cid w16 w16cex w16sdtdh wp14">
   <w:endnote w:type="separator" w:id="-1">
     <w:p>
       <w:r>
@@ -6121,11 +6232,11 @@
 </file>
 
 <file path=word/footer1.xml><?xml version="1.0" encoding="utf-8"?>
-<w:ftr xmlns:wpc="http://schemas.microsoft.com/office/word/2010/wordprocessingCanvas" xmlns:cx="http://schemas.microsoft.com/office/drawing/2014/chartex" xmlns:cx1="http://schemas.microsoft.com/office/drawing/2015/9/8/chartex" xmlns:cx2="http://schemas.microsoft.com/office/drawing/2015/10/21/chartex" xmlns:cx3="http://schemas.microsoft.com/office/drawing/2016/5/9/chartex" xmlns:cx4="http://schemas.microsoft.com/office/drawing/2016/5/10/chartex" xmlns:cx5="http://schemas.microsoft.com/office/drawing/2016/5/11/chartex" xmlns:cx6="http://schemas.microsoft.com/office/drawing/2016/5/12/chartex" xmlns:cx7="http://schemas.microsoft.com/office/drawing/2016/5/13/chartex" xmlns:cx8="http://schemas.microsoft.com/office/drawing/2016/5/14/chartex" xmlns:mc="http://schemas.openxmlformats.org/markup-compatibility/2006" xmlns:aink="http://schemas.microsoft.com/office/drawing/2016/ink" xmlns:am3d="http://schemas.microsoft.com/office/drawing/2017/model3d" xmlns:o="urn:schemas-microsoft-com:office:office" xmlns:oel="http://schemas.microsoft.com/office/2019/extlst" xmlns:r="http://schemas.openxmlformats.org/officeDocument/2006/relationships" xmlns:m="http://schemas.openxmlformats.org/officeDocument/2006/math" xmlns:v="urn:schemas-microsoft-com:vml" xmlns:wp14="http://schemas.microsoft.com/office/word/2010/wordprocessingDrawing" xmlns:wp="http://schemas.openxmlformats.org/drawingml/2006/wordprocessingDrawing" xmlns:w10="urn:schemas-microsoft-com:office:word" xmlns:w="http://schemas.openxmlformats.org/wordprocessingml/2006/main" xmlns:w14="http://schemas.microsoft.com/office/word/2010/wordml" xmlns:w15="http://schemas.microsoft.com/office/word/2012/wordml" xmlns:w16cex="http://schemas.microsoft.com/office/word/2018/wordml/cex" xmlns:w16cid="http://schemas.microsoft.com/office/word/2016/wordml/cid" xmlns:w16="http://schemas.microsoft.com/office/word/2018/wordml" xmlns:w16du="http://schemas.microsoft.com/office/word/2023/wordml/word16du" xmlns:w16sdtdh="http://schemas.microsoft.com/office/word/2020/wordml/sdtdatahash" xmlns:w16sdtfl="http://schemas.microsoft.com/office/word/2024/wordml/sdtformatlock" xmlns:w16se="http://schemas.microsoft.com/office/word/2015/wordml/symex" xmlns:wpg="http://schemas.microsoft.com/office/word/2010/wordprocessingGroup" xmlns:wpi="http://schemas.microsoft.com/office/word/2010/wordprocessingInk" xmlns:wne="http://schemas.microsoft.com/office/word/2006/wordml" xmlns:wps="http://schemas.microsoft.com/office/word/2010/wordprocessingShape" mc:Ignorable="w14 w15 w16se w16cid w16 w16cex w16sdtdh w16sdtfl w16du wp14">
+<w:ftr xmlns:wpc="http://schemas.microsoft.com/office/word/2010/wordprocessingCanvas" xmlns:cx="http://schemas.microsoft.com/office/drawing/2014/chartex" xmlns:cx1="http://schemas.microsoft.com/office/drawing/2015/9/8/chartex" xmlns:cx2="http://schemas.microsoft.com/office/drawing/2015/10/21/chartex" xmlns:cx3="http://schemas.microsoft.com/office/drawing/2016/5/9/chartex" xmlns:cx4="http://schemas.microsoft.com/office/drawing/2016/5/10/chartex" xmlns:cx5="http://schemas.microsoft.com/office/drawing/2016/5/11/chartex" xmlns:cx6="http://schemas.microsoft.com/office/drawing/2016/5/12/chartex" xmlns:cx7="http://schemas.microsoft.com/office/drawing/2016/5/13/chartex" xmlns:cx8="http://schemas.microsoft.com/office/drawing/2016/5/14/chartex" xmlns:mc="http://schemas.openxmlformats.org/markup-compatibility/2006" xmlns:aink="http://schemas.microsoft.com/office/drawing/2016/ink" xmlns:am3d="http://schemas.microsoft.com/office/drawing/2017/model3d" xmlns:o="urn:schemas-microsoft-com:office:office" xmlns:r="http://schemas.openxmlformats.org/officeDocument/2006/relationships" xmlns:m="http://schemas.openxmlformats.org/officeDocument/2006/math" xmlns:v="urn:schemas-microsoft-com:vml" xmlns:wp14="http://schemas.microsoft.com/office/word/2010/wordprocessingDrawing" xmlns:wp="http://schemas.openxmlformats.org/drawingml/2006/wordprocessingDrawing" xmlns:w10="urn:schemas-microsoft-com:office:word" xmlns:w="http://schemas.openxmlformats.org/wordprocessingml/2006/main" xmlns:w14="http://schemas.microsoft.com/office/word/2010/wordml" xmlns:w15="http://schemas.microsoft.com/office/word/2012/wordml" xmlns:w16cex="http://schemas.microsoft.com/office/word/2018/wordml/cex" xmlns:w16cid="http://schemas.microsoft.com/office/word/2016/wordml/cid" xmlns:w16="http://schemas.microsoft.com/office/word/2018/wordml" xmlns:w16sdtdh="http://schemas.microsoft.com/office/word/2020/wordml/sdtdatahash" xmlns:w16se="http://schemas.microsoft.com/office/word/2015/wordml/symex" xmlns:wpg="http://schemas.microsoft.com/office/word/2010/wordprocessingGroup" xmlns:wpi="http://schemas.microsoft.com/office/word/2010/wordprocessingInk" xmlns:wne="http://schemas.microsoft.com/office/word/2006/wordml" xmlns:wps="http://schemas.microsoft.com/office/word/2010/wordprocessingShape" mc:Ignorable="w14 w15 w16se w16cid w16 w16cex w16sdtdh wp14">
   <w:sdt>
     <w:sdtPr>
       <w:rPr>
-        <w:rStyle w:val="PageNumber"/>
+        <w:rStyle w:val="a8"/>
       </w:rPr>
       <w:id w:val="1568762926"/>
       <w:docPartObj>
@@ -6133,43 +6244,48 @@
         <w:docPartUnique/>
       </w:docPartObj>
     </w:sdtPr>
+    <w:sdtEndPr>
+      <w:rPr>
+        <w:rStyle w:val="a8"/>
+      </w:rPr>
+    </w:sdtEndPr>
     <w:sdtContent>
       <w:p>
         <w:pPr>
-          <w:pStyle w:val="Footer"/>
+          <w:pStyle w:val="a6"/>
           <w:framePr w:wrap="none" w:vAnchor="text" w:hAnchor="margin" w:xAlign="right" w:y="1"/>
           <w:rPr>
-            <w:rStyle w:val="PageNumber"/>
+            <w:rStyle w:val="a8"/>
           </w:rPr>
         </w:pPr>
         <w:r>
           <w:rPr>
-            <w:rStyle w:val="PageNumber"/>
+            <w:rStyle w:val="a8"/>
           </w:rPr>
           <w:fldChar w:fldCharType="begin"/>
         </w:r>
         <w:r>
           <w:rPr>
-            <w:rStyle w:val="PageNumber"/>
+            <w:rStyle w:val="a8"/>
           </w:rPr>
           <w:instrText xml:space="preserve"> PAGE </w:instrText>
         </w:r>
         <w:r>
           <w:rPr>
-            <w:rStyle w:val="PageNumber"/>
+            <w:rStyle w:val="a8"/>
           </w:rPr>
           <w:fldChar w:fldCharType="separate"/>
         </w:r>
         <w:r>
           <w:rPr>
-            <w:rStyle w:val="PageNumber"/>
+            <w:rStyle w:val="a8"/>
             <w:noProof/>
           </w:rPr>
           <w:t>4</w:t>
         </w:r>
         <w:r>
           <w:rPr>
-            <w:rStyle w:val="PageNumber"/>
+            <w:rStyle w:val="a8"/>
           </w:rPr>
           <w:fldChar w:fldCharType="end"/>
         </w:r>
@@ -6178,7 +6294,7 @@
   </w:sdt>
   <w:p>
     <w:pPr>
-      <w:pStyle w:val="Footer"/>
+      <w:pStyle w:val="a6"/>
       <w:ind w:right="360"/>
     </w:pPr>
   </w:p>
@@ -6186,11 +6302,11 @@
 </file>
 
 <file path=word/footer2.xml><?xml version="1.0" encoding="utf-8"?>
-<w:ftr xmlns:wpc="http://schemas.microsoft.com/office/word/2010/wordprocessingCanvas" xmlns:cx="http://schemas.microsoft.com/office/drawing/2014/chartex" xmlns:cx1="http://schemas.microsoft.com/office/drawing/2015/9/8/chartex" xmlns:cx2="http://schemas.microsoft.com/office/drawing/2015/10/21/chartex" xmlns:cx3="http://schemas.microsoft.com/office/drawing/2016/5/9/chartex" xmlns:cx4="http://schemas.microsoft.com/office/drawing/2016/5/10/chartex" xmlns:cx5="http://schemas.microsoft.com/office/drawing/2016/5/11/chartex" xmlns:cx6="http://schemas.microsoft.com/office/drawing/2016/5/12/chartex" xmlns:cx7="http://schemas.microsoft.com/office/drawing/2016/5/13/chartex" xmlns:cx8="http://schemas.microsoft.com/office/drawing/2016/5/14/chartex" xmlns:mc="http://schemas.openxmlformats.org/markup-compatibility/2006" xmlns:aink="http://schemas.microsoft.com/office/drawing/2016/ink" xmlns:am3d="http://schemas.microsoft.com/office/drawing/2017/model3d" xmlns:o="urn:schemas-microsoft-com:office:office" xmlns:oel="http://schemas.microsoft.com/office/2019/extlst" xmlns:r="http://schemas.openxmlformats.org/officeDocument/2006/relationships" xmlns:m="http://schemas.openxmlformats.org/officeDocument/2006/math" xmlns:v="urn:schemas-microsoft-com:vml" xmlns:wp14="http://schemas.microsoft.com/office/word/2010/wordprocessingDrawing" xmlns:wp="http://schemas.openxmlformats.org/drawingml/2006/wordprocessingDrawing" xmlns:w10="urn:schemas-microsoft-com:office:word" xmlns:w="http://schemas.openxmlformats.org/wordprocessingml/2006/main" xmlns:w14="http://schemas.microsoft.com/office/word/2010/wordml" xmlns:w15="http://schemas.microsoft.com/office/word/2012/wordml" xmlns:w16cex="http://schemas.microsoft.com/office/word/2018/wordml/cex" xmlns:w16cid="http://schemas.microsoft.com/office/word/2016/wordml/cid" xmlns:w16="http://schemas.microsoft.com/office/word/2018/wordml" xmlns:w16du="http://schemas.microsoft.com/office/word/2023/wordml/word16du" xmlns:w16sdtdh="http://schemas.microsoft.com/office/word/2020/wordml/sdtdatahash" xmlns:w16sdtfl="http://schemas.microsoft.com/office/word/2024/wordml/sdtformatlock" xmlns:w16se="http://schemas.microsoft.com/office/word/2015/wordml/symex" xmlns:wpg="http://schemas.microsoft.com/office/word/2010/wordprocessingGroup" xmlns:wpi="http://schemas.microsoft.com/office/word/2010/wordprocessingInk" xmlns:wne="http://schemas.microsoft.com/office/word/2006/wordml" xmlns:wps="http://schemas.microsoft.com/office/word/2010/wordprocessingShape" mc:Ignorable="w14 w15 w16se w16cid w16 w16cex w16sdtdh w16sdtfl w16du wp14">
+<w:ftr xmlns:wpc="http://schemas.microsoft.com/office/word/2010/wordprocessingCanvas" xmlns:cx="http://schemas.microsoft.com/office/drawing/2014/chartex" xmlns:cx1="http://schemas.microsoft.com/office/drawing/2015/9/8/chartex" xmlns:cx2="http://schemas.microsoft.com/office/drawing/2015/10/21/chartex" xmlns:cx3="http://schemas.microsoft.com/office/drawing/2016/5/9/chartex" xmlns:cx4="http://schemas.microsoft.com/office/drawing/2016/5/10/chartex" xmlns:cx5="http://schemas.microsoft.com/office/drawing/2016/5/11/chartex" xmlns:cx6="http://schemas.microsoft.com/office/drawing/2016/5/12/chartex" xmlns:cx7="http://schemas.microsoft.com/office/drawing/2016/5/13/chartex" xmlns:cx8="http://schemas.microsoft.com/office/drawing/2016/5/14/chartex" xmlns:mc="http://schemas.openxmlformats.org/markup-compatibility/2006" xmlns:aink="http://schemas.microsoft.com/office/drawing/2016/ink" xmlns:am3d="http://schemas.microsoft.com/office/drawing/2017/model3d" xmlns:o="urn:schemas-microsoft-com:office:office" xmlns:r="http://schemas.openxmlformats.org/officeDocument/2006/relationships" xmlns:m="http://schemas.openxmlformats.org/officeDocument/2006/math" xmlns:v="urn:schemas-microsoft-com:vml" xmlns:wp14="http://schemas.microsoft.com/office/word/2010/wordprocessingDrawing" xmlns:wp="http://schemas.openxmlformats.org/drawingml/2006/wordprocessingDrawing" xmlns:w10="urn:schemas-microsoft-com:office:word" xmlns:w="http://schemas.openxmlformats.org/wordprocessingml/2006/main" xmlns:w14="http://schemas.microsoft.com/office/word/2010/wordml" xmlns:w15="http://schemas.microsoft.com/office/word/2012/wordml" xmlns:w16cex="http://schemas.microsoft.com/office/word/2018/wordml/cex" xmlns:w16cid="http://schemas.microsoft.com/office/word/2016/wordml/cid" xmlns:w16="http://schemas.microsoft.com/office/word/2018/wordml" xmlns:w16sdtdh="http://schemas.microsoft.com/office/word/2020/wordml/sdtdatahash" xmlns:w16se="http://schemas.microsoft.com/office/word/2015/wordml/symex" xmlns:wpg="http://schemas.microsoft.com/office/word/2010/wordprocessingGroup" xmlns:wpi="http://schemas.microsoft.com/office/word/2010/wordprocessingInk" xmlns:wne="http://schemas.microsoft.com/office/word/2006/wordml" xmlns:wps="http://schemas.microsoft.com/office/word/2010/wordprocessingShape" mc:Ignorable="w14 w15 w16se w16cid w16 w16cex w16sdtdh wp14">
   <w:sdt>
     <w:sdtPr>
       <w:rPr>
-        <w:rStyle w:val="PageNumber"/>
+        <w:rStyle w:val="a8"/>
         <w:sz w:val="20"/>
         <w:szCs w:val="20"/>
       </w:rPr>
@@ -6200,20 +6316,25 @@
         <w:docPartUnique/>
       </w:docPartObj>
     </w:sdtPr>
+    <w:sdtEndPr>
+      <w:rPr>
+        <w:rStyle w:val="a8"/>
+      </w:rPr>
+    </w:sdtEndPr>
     <w:sdtContent>
       <w:p>
         <w:pPr>
-          <w:pStyle w:val="Footer"/>
+          <w:pStyle w:val="a6"/>
           <w:framePr w:wrap="none" w:vAnchor="text" w:hAnchor="margin" w:xAlign="right" w:y="1"/>
           <w:rPr>
-            <w:rStyle w:val="PageNumber"/>
+            <w:rStyle w:val="a8"/>
             <w:sz w:val="20"/>
             <w:szCs w:val="20"/>
           </w:rPr>
         </w:pPr>
         <w:r>
           <w:rPr>
-            <w:rStyle w:val="PageNumber"/>
+            <w:rStyle w:val="a8"/>
             <w:sz w:val="20"/>
             <w:szCs w:val="20"/>
           </w:rPr>
@@ -6221,7 +6342,7 @@
         </w:r>
         <w:r>
           <w:rPr>
-            <w:rStyle w:val="PageNumber"/>
+            <w:rStyle w:val="a8"/>
             <w:sz w:val="20"/>
             <w:szCs w:val="20"/>
           </w:rPr>
@@ -6229,7 +6350,7 @@
         </w:r>
         <w:r>
           <w:rPr>
-            <w:rStyle w:val="PageNumber"/>
+            <w:rStyle w:val="a8"/>
             <w:sz w:val="20"/>
             <w:szCs w:val="20"/>
           </w:rPr>
@@ -6237,7 +6358,7 @@
         </w:r>
         <w:r>
           <w:rPr>
-            <w:rStyle w:val="PageNumber"/>
+            <w:rStyle w:val="a8"/>
             <w:noProof/>
             <w:sz w:val="20"/>
             <w:szCs w:val="20"/>
@@ -6246,7 +6367,7 @@
         </w:r>
         <w:r>
           <w:rPr>
-            <w:rStyle w:val="PageNumber"/>
+            <w:rStyle w:val="a8"/>
             <w:sz w:val="20"/>
             <w:szCs w:val="20"/>
           </w:rPr>
@@ -6268,7 +6389,7 @@
 </file>
 
 <file path=word/footnotes.xml><?xml version="1.0" encoding="utf-8"?>
-<w:footnotes xmlns:wpc="http://schemas.microsoft.com/office/word/2010/wordprocessingCanvas" xmlns:cx="http://schemas.microsoft.com/office/drawing/2014/chartex" xmlns:cx1="http://schemas.microsoft.com/office/drawing/2015/9/8/chartex" xmlns:cx2="http://schemas.microsoft.com/office/drawing/2015/10/21/chartex" xmlns:cx3="http://schemas.microsoft.com/office/drawing/2016/5/9/chartex" xmlns:cx4="http://schemas.microsoft.com/office/drawing/2016/5/10/chartex" xmlns:cx5="http://schemas.microsoft.com/office/drawing/2016/5/11/chartex" xmlns:cx6="http://schemas.microsoft.com/office/drawing/2016/5/12/chartex" xmlns:cx7="http://schemas.microsoft.com/office/drawing/2016/5/13/chartex" xmlns:cx8="http://schemas.microsoft.com/office/drawing/2016/5/14/chartex" xmlns:mc="http://schemas.openxmlformats.org/markup-compatibility/2006" xmlns:aink="http://schemas.microsoft.com/office/drawing/2016/ink" xmlns:am3d="http://schemas.microsoft.com/office/drawing/2017/model3d" xmlns:o="urn:schemas-microsoft-com:office:office" xmlns:oel="http://schemas.microsoft.com/office/2019/extlst" xmlns:r="http://schemas.openxmlformats.org/officeDocument/2006/relationships" xmlns:m="http://schemas.openxmlformats.org/officeDocument/2006/math" xmlns:v="urn:schemas-microsoft-com:vml" xmlns:wp14="http://schemas.microsoft.com/office/word/2010/wordprocessingDrawing" xmlns:wp="http://schemas.openxmlformats.org/drawingml/2006/wordprocessingDrawing" xmlns:w10="urn:schemas-microsoft-com:office:word" xmlns:w="http://schemas.openxmlformats.org/wordprocessingml/2006/main" xmlns:w14="http://schemas.microsoft.com/office/word/2010/wordml" xmlns:w15="http://schemas.microsoft.com/office/word/2012/wordml" xmlns:w16cex="http://schemas.microsoft.com/office/word/2018/wordml/cex" xmlns:w16cid="http://schemas.microsoft.com/office/word/2016/wordml/cid" xmlns:w16="http://schemas.microsoft.com/office/word/2018/wordml" xmlns:w16du="http://schemas.microsoft.com/office/word/2023/wordml/word16du" xmlns:w16sdtdh="http://schemas.microsoft.com/office/word/2020/wordml/sdtdatahash" xmlns:w16sdtfl="http://schemas.microsoft.com/office/word/2024/wordml/sdtformatlock" xmlns:w16se="http://schemas.microsoft.com/office/word/2015/wordml/symex" xmlns:wpg="http://schemas.microsoft.com/office/word/2010/wordprocessingGroup" xmlns:wpi="http://schemas.microsoft.com/office/word/2010/wordprocessingInk" xmlns:wne="http://schemas.microsoft.com/office/word/2006/wordml" xmlns:wps="http://schemas.microsoft.com/office/word/2010/wordprocessingShape" mc:Ignorable="w14 w15 w16se w16cid w16 w16cex w16sdtdh w16sdtfl w16du wp14">
+<w:footnotes xmlns:wpc="http://schemas.microsoft.com/office/word/2010/wordprocessingCanvas" xmlns:cx="http://schemas.microsoft.com/office/drawing/2014/chartex" xmlns:cx1="http://schemas.microsoft.com/office/drawing/2015/9/8/chartex" xmlns:cx2="http://schemas.microsoft.com/office/drawing/2015/10/21/chartex" xmlns:cx3="http://schemas.microsoft.com/office/drawing/2016/5/9/chartex" xmlns:cx4="http://schemas.microsoft.com/office/drawing/2016/5/10/chartex" xmlns:cx5="http://schemas.microsoft.com/office/drawing/2016/5/11/chartex" xmlns:cx6="http://schemas.microsoft.com/office/drawing/2016/5/12/chartex" xmlns:cx7="http://schemas.microsoft.com/office/drawing/2016/5/13/chartex" xmlns:cx8="http://schemas.microsoft.com/office/drawing/2016/5/14/chartex" xmlns:mc="http://schemas.openxmlformats.org/markup-compatibility/2006" xmlns:aink="http://schemas.microsoft.com/office/drawing/2016/ink" xmlns:am3d="http://schemas.microsoft.com/office/drawing/2017/model3d" xmlns:o="urn:schemas-microsoft-com:office:office" xmlns:r="http://schemas.openxmlformats.org/officeDocument/2006/relationships" xmlns:m="http://schemas.openxmlformats.org/officeDocument/2006/math" xmlns:v="urn:schemas-microsoft-com:vml" xmlns:wp14="http://schemas.microsoft.com/office/word/2010/wordprocessingDrawing" xmlns:wp="http://schemas.openxmlformats.org/drawingml/2006/wordprocessingDrawing" xmlns:w10="urn:schemas-microsoft-com:office:word" xmlns:w="http://schemas.openxmlformats.org/wordprocessingml/2006/main" xmlns:w14="http://schemas.microsoft.com/office/word/2010/wordml" xmlns:w15="http://schemas.microsoft.com/office/word/2012/wordml" xmlns:w16cex="http://schemas.microsoft.com/office/word/2018/wordml/cex" xmlns:w16cid="http://schemas.microsoft.com/office/word/2016/wordml/cid" xmlns:w16="http://schemas.microsoft.com/office/word/2018/wordml" xmlns:w16sdtdh="http://schemas.microsoft.com/office/word/2020/wordml/sdtdatahash" xmlns:w16se="http://schemas.microsoft.com/office/word/2015/wordml/symex" xmlns:wpg="http://schemas.microsoft.com/office/word/2010/wordprocessingGroup" xmlns:wpi="http://schemas.microsoft.com/office/word/2010/wordprocessingInk" xmlns:wne="http://schemas.microsoft.com/office/word/2006/wordml" xmlns:wps="http://schemas.microsoft.com/office/word/2010/wordprocessingShape" mc:Ignorable="w14 w15 w16se w16cid w16 w16cex w16sdtdh wp14">
   <w:footnote w:type="separator" w:id="-1">
     <w:p>
       <w:r>
@@ -6287,7 +6408,7 @@
 </file>
 
 <file path=word/numbering.xml><?xml version="1.0" encoding="utf-8"?>
-<w:numbering xmlns:wpc="http://schemas.microsoft.com/office/word/2010/wordprocessingCanvas" xmlns:cx="http://schemas.microsoft.com/office/drawing/2014/chartex" xmlns:cx1="http://schemas.microsoft.com/office/drawing/2015/9/8/chartex" xmlns:cx2="http://schemas.microsoft.com/office/drawing/2015/10/21/chartex" xmlns:cx3="http://schemas.microsoft.com/office/drawing/2016/5/9/chartex" xmlns:cx4="http://schemas.microsoft.com/office/drawing/2016/5/10/chartex" xmlns:cx5="http://schemas.microsoft.com/office/drawing/2016/5/11/chartex" xmlns:cx6="http://schemas.microsoft.com/office/drawing/2016/5/12/chartex" xmlns:cx7="http://schemas.microsoft.com/office/drawing/2016/5/13/chartex" xmlns:cx8="http://schemas.microsoft.com/office/drawing/2016/5/14/chartex" xmlns:mc="http://schemas.openxmlformats.org/markup-compatibility/2006" xmlns:aink="http://schemas.microsoft.com/office/drawing/2016/ink" xmlns:am3d="http://schemas.microsoft.com/office/drawing/2017/model3d" xmlns:o="urn:schemas-microsoft-com:office:office" xmlns:oel="http://schemas.microsoft.com/office/2019/extlst" xmlns:r="http://schemas.openxmlformats.org/officeDocument/2006/relationships" xmlns:m="http://schemas.openxmlformats.org/officeDocument/2006/math" xmlns:v="urn:schemas-microsoft-com:vml" xmlns:wp14="http://schemas.microsoft.com/office/word/2010/wordprocessingDrawing" xmlns:wp="http://schemas.openxmlformats.org/drawingml/2006/wordprocessingDrawing" xmlns:w10="urn:schemas-microsoft-com:office:word" xmlns:w="http://schemas.openxmlformats.org/wordprocessingml/2006/main" xmlns:w14="http://schemas.microsoft.com/office/word/2010/wordml" xmlns:w15="http://schemas.microsoft.com/office/word/2012/wordml" xmlns:w16cex="http://schemas.microsoft.com/office/word/2018/wordml/cex" xmlns:w16cid="http://schemas.microsoft.com/office/word/2016/wordml/cid" xmlns:w16="http://schemas.microsoft.com/office/word/2018/wordml" xmlns:w16du="http://schemas.microsoft.com/office/word/2023/wordml/word16du" xmlns:w16sdtdh="http://schemas.microsoft.com/office/word/2020/wordml/sdtdatahash" xmlns:w16sdtfl="http://schemas.microsoft.com/office/word/2024/wordml/sdtformatlock" xmlns:w16se="http://schemas.microsoft.com/office/word/2015/wordml/symex" xmlns:wpg="http://schemas.microsoft.com/office/word/2010/wordprocessingGroup" xmlns:wpi="http://schemas.microsoft.com/office/word/2010/wordprocessingInk" xmlns:wne="http://schemas.microsoft.com/office/word/2006/wordml" xmlns:wps="http://schemas.microsoft.com/office/word/2010/wordprocessingShape" mc:Ignorable="w14 w15 w16se w16cid w16 w16cex w16sdtdh w16sdtfl w16du wp14">
+<w:numbering xmlns:wpc="http://schemas.microsoft.com/office/word/2010/wordprocessingCanvas" xmlns:cx="http://schemas.microsoft.com/office/drawing/2014/chartex" xmlns:cx1="http://schemas.microsoft.com/office/drawing/2015/9/8/chartex" xmlns:cx2="http://schemas.microsoft.com/office/drawing/2015/10/21/chartex" xmlns:cx3="http://schemas.microsoft.com/office/drawing/2016/5/9/chartex" xmlns:cx4="http://schemas.microsoft.com/office/drawing/2016/5/10/chartex" xmlns:cx5="http://schemas.microsoft.com/office/drawing/2016/5/11/chartex" xmlns:cx6="http://schemas.microsoft.com/office/drawing/2016/5/12/chartex" xmlns:cx7="http://schemas.microsoft.com/office/drawing/2016/5/13/chartex" xmlns:cx8="http://schemas.microsoft.com/office/drawing/2016/5/14/chartex" xmlns:mc="http://schemas.openxmlformats.org/markup-compatibility/2006" xmlns:aink="http://schemas.microsoft.com/office/drawing/2016/ink" xmlns:am3d="http://schemas.microsoft.com/office/drawing/2017/model3d" xmlns:o="urn:schemas-microsoft-com:office:office" xmlns:r="http://schemas.openxmlformats.org/officeDocument/2006/relationships" xmlns:m="http://schemas.openxmlformats.org/officeDocument/2006/math" xmlns:v="urn:schemas-microsoft-com:vml" xmlns:wp14="http://schemas.microsoft.com/office/word/2010/wordprocessingDrawing" xmlns:wp="http://schemas.openxmlformats.org/drawingml/2006/wordprocessingDrawing" xmlns:w10="urn:schemas-microsoft-com:office:word" xmlns:w="http://schemas.openxmlformats.org/wordprocessingml/2006/main" xmlns:w14="http://schemas.microsoft.com/office/word/2010/wordml" xmlns:w15="http://schemas.microsoft.com/office/word/2012/wordml" xmlns:w16cex="http://schemas.microsoft.com/office/word/2018/wordml/cex" xmlns:w16cid="http://schemas.microsoft.com/office/word/2016/wordml/cid" xmlns:w16="http://schemas.microsoft.com/office/word/2018/wordml" xmlns:w16sdtdh="http://schemas.microsoft.com/office/word/2020/wordml/sdtdatahash" xmlns:w16se="http://schemas.microsoft.com/office/word/2015/wordml/symex" xmlns:wpg="http://schemas.microsoft.com/office/word/2010/wordprocessingGroup" xmlns:wpi="http://schemas.microsoft.com/office/word/2010/wordprocessingInk" xmlns:wne="http://schemas.microsoft.com/office/word/2006/wordml" xmlns:wps="http://schemas.microsoft.com/office/word/2010/wordprocessingShape" mc:Ignorable="w14 w15 w16se w16cid w16 w16cex w16sdtdh wp14">
   <w:abstractNum w:abstractNumId="0" w15:restartNumberingAfterBreak="0">
     <w:nsid w:val="03377472"/>
     <w:multiLevelType w:val="multilevel"/>
@@ -9742,79 +9863,79 @@
       </w:rPr>
     </w:lvl>
   </w:abstractNum>
-  <w:num w:numId="1" w16cid:durableId="1335766792">
+  <w:num w:numId="1">
     <w:abstractNumId w:val="13"/>
   </w:num>
-  <w:num w:numId="2" w16cid:durableId="2044472782">
+  <w:num w:numId="2">
     <w:abstractNumId w:val="9"/>
   </w:num>
-  <w:num w:numId="3" w16cid:durableId="936450900">
+  <w:num w:numId="3">
     <w:abstractNumId w:val="24"/>
   </w:num>
-  <w:num w:numId="4" w16cid:durableId="893782350">
+  <w:num w:numId="4">
     <w:abstractNumId w:val="15"/>
   </w:num>
-  <w:num w:numId="5" w16cid:durableId="700207297">
+  <w:num w:numId="5">
     <w:abstractNumId w:val="0"/>
   </w:num>
-  <w:num w:numId="6" w16cid:durableId="1515999481">
+  <w:num w:numId="6">
     <w:abstractNumId w:val="2"/>
   </w:num>
-  <w:num w:numId="7" w16cid:durableId="1256983839">
+  <w:num w:numId="7">
     <w:abstractNumId w:val="1"/>
   </w:num>
-  <w:num w:numId="8" w16cid:durableId="2142918518">
+  <w:num w:numId="8">
     <w:abstractNumId w:val="7"/>
   </w:num>
-  <w:num w:numId="9" w16cid:durableId="1032995028">
+  <w:num w:numId="9">
     <w:abstractNumId w:val="22"/>
   </w:num>
-  <w:num w:numId="10" w16cid:durableId="895629737">
+  <w:num w:numId="10">
     <w:abstractNumId w:val="3"/>
   </w:num>
-  <w:num w:numId="11" w16cid:durableId="1912691514">
+  <w:num w:numId="11">
     <w:abstractNumId w:val="11"/>
   </w:num>
-  <w:num w:numId="12" w16cid:durableId="1348796588">
+  <w:num w:numId="12">
     <w:abstractNumId w:val="12"/>
   </w:num>
-  <w:num w:numId="13" w16cid:durableId="1473407559">
+  <w:num w:numId="13">
     <w:abstractNumId w:val="4"/>
   </w:num>
-  <w:num w:numId="14" w16cid:durableId="851145423">
+  <w:num w:numId="14">
     <w:abstractNumId w:val="20"/>
   </w:num>
-  <w:num w:numId="15" w16cid:durableId="353191472">
+  <w:num w:numId="15">
     <w:abstractNumId w:val="8"/>
   </w:num>
-  <w:num w:numId="16" w16cid:durableId="1546403876">
+  <w:num w:numId="16">
     <w:abstractNumId w:val="19"/>
   </w:num>
-  <w:num w:numId="17" w16cid:durableId="1528175088">
+  <w:num w:numId="17">
     <w:abstractNumId w:val="10"/>
   </w:num>
-  <w:num w:numId="18" w16cid:durableId="1216744948">
+  <w:num w:numId="18">
     <w:abstractNumId w:val="23"/>
   </w:num>
-  <w:num w:numId="19" w16cid:durableId="645814881">
+  <w:num w:numId="19">
     <w:abstractNumId w:val="6"/>
   </w:num>
-  <w:num w:numId="20" w16cid:durableId="244607950">
+  <w:num w:numId="20">
     <w:abstractNumId w:val="18"/>
   </w:num>
-  <w:num w:numId="21" w16cid:durableId="1794251277">
+  <w:num w:numId="21">
     <w:abstractNumId w:val="5"/>
   </w:num>
-  <w:num w:numId="22" w16cid:durableId="1408114739">
+  <w:num w:numId="22">
     <w:abstractNumId w:val="16"/>
   </w:num>
-  <w:num w:numId="23" w16cid:durableId="490484723">
+  <w:num w:numId="23">
     <w:abstractNumId w:val="14"/>
   </w:num>
-  <w:num w:numId="24" w16cid:durableId="1774008059">
+  <w:num w:numId="24">
     <w:abstractNumId w:val="21"/>
   </w:num>
-  <w:num w:numId="25" w16cid:durableId="2052681473">
+  <w:num w:numId="25">
     <w:abstractNumId w:val="17"/>
   </w:num>
   <w:numIdMacAtCleanup w:val="25"/>
@@ -9822,7 +9943,7 @@
 </file>
 
 <file path=word/styles.xml><?xml version="1.0" encoding="utf-8"?>
-<w:styles xmlns:mc="http://schemas.openxmlformats.org/markup-compatibility/2006" xmlns:r="http://schemas.openxmlformats.org/officeDocument/2006/relationships" xmlns:w="http://schemas.openxmlformats.org/wordprocessingml/2006/main" xmlns:w14="http://schemas.microsoft.com/office/word/2010/wordml" xmlns:w15="http://schemas.microsoft.com/office/word/2012/wordml" xmlns:w16cex="http://schemas.microsoft.com/office/word/2018/wordml/cex" xmlns:w16cid="http://schemas.microsoft.com/office/word/2016/wordml/cid" xmlns:w16="http://schemas.microsoft.com/office/word/2018/wordml" xmlns:w16du="http://schemas.microsoft.com/office/word/2023/wordml/word16du" xmlns:w16sdtdh="http://schemas.microsoft.com/office/word/2020/wordml/sdtdatahash" xmlns:w16sdtfl="http://schemas.microsoft.com/office/word/2024/wordml/sdtformatlock" xmlns:w16se="http://schemas.microsoft.com/office/word/2015/wordml/symex" mc:Ignorable="w14 w15 w16se w16cid w16 w16cex w16sdtdh w16sdtfl w16du">
+<w:styles xmlns:mc="http://schemas.openxmlformats.org/markup-compatibility/2006" xmlns:r="http://schemas.openxmlformats.org/officeDocument/2006/relationships" xmlns:w="http://schemas.openxmlformats.org/wordprocessingml/2006/main" xmlns:w14="http://schemas.microsoft.com/office/word/2010/wordml" xmlns:w15="http://schemas.microsoft.com/office/word/2012/wordml" xmlns:w16cex="http://schemas.microsoft.com/office/word/2018/wordml/cex" xmlns:w16cid="http://schemas.microsoft.com/office/word/2016/wordml/cid" xmlns:w16="http://schemas.microsoft.com/office/word/2018/wordml" xmlns:w16sdtdh="http://schemas.microsoft.com/office/word/2020/wordml/sdtdatahash" xmlns:w16se="http://schemas.microsoft.com/office/word/2015/wordml/symex" mc:Ignorable="w14 w15 w16se w16cid w16 w16cex w16sdtdh">
   <w:docDefaults>
     <w:rPrDefault>
       <w:rPr>
@@ -10222,7 +10343,7 @@
     <w:lsdException w:name="Unresolved Mention" w:semiHidden="1" w:unhideWhenUsed="1"/>
     <w:lsdException w:name="Smart Link" w:semiHidden="1" w:unhideWhenUsed="1"/>
   </w:latentStyles>
-  <w:style w:type="paragraph" w:default="1" w:styleId="Normal">
+  <w:style w:type="paragraph" w:default="1" w:styleId="a">
     <w:name w:val="Normal"/>
     <w:qFormat/>
     <w:rPr>
@@ -10231,11 +10352,11 @@
       <w:lang w:val="en-GB" w:eastAsia="en-US"/>
     </w:rPr>
   </w:style>
-  <w:style w:type="paragraph" w:styleId="Heading1">
+  <w:style w:type="paragraph" w:styleId="1">
     <w:name w:val="heading 1"/>
-    <w:basedOn w:val="Normal"/>
-    <w:next w:val="Normal"/>
-    <w:link w:val="Heading1Char"/>
+    <w:basedOn w:val="a"/>
+    <w:next w:val="a"/>
+    <w:link w:val="10"/>
     <w:uiPriority w:val="9"/>
     <w:qFormat/>
     <w:rsid w:val="00915E78"/>
@@ -10252,11 +10373,11 @@
       <w:szCs w:val="32"/>
     </w:rPr>
   </w:style>
-  <w:style w:type="paragraph" w:styleId="Heading2">
+  <w:style w:type="paragraph" w:styleId="2">
     <w:name w:val="heading 2"/>
-    <w:basedOn w:val="Normal"/>
-    <w:next w:val="Normal"/>
-    <w:link w:val="Heading2Char"/>
+    <w:basedOn w:val="a"/>
+    <w:next w:val="a"/>
+    <w:link w:val="20"/>
     <w:uiPriority w:val="9"/>
     <w:unhideWhenUsed/>
     <w:qFormat/>
@@ -10274,10 +10395,10 @@
       <w:szCs w:val="26"/>
     </w:rPr>
   </w:style>
-  <w:style w:type="paragraph" w:styleId="Heading3">
+  <w:style w:type="paragraph" w:styleId="3">
     <w:name w:val="heading 3"/>
-    <w:basedOn w:val="Normal"/>
-    <w:link w:val="Heading3Char"/>
+    <w:basedOn w:val="a"/>
+    <w:link w:val="30"/>
     <w:uiPriority w:val="9"/>
     <w:qFormat/>
     <w:rsid w:val="00602521"/>
@@ -10303,13 +10424,13 @@
       <w:lang w:val="en-HK" w:eastAsia="zh-TW"/>
     </w:rPr>
   </w:style>
-  <w:style w:type="character" w:default="1" w:styleId="DefaultParagraphFont">
+  <w:style w:type="character" w:default="1" w:styleId="a0">
     <w:name w:val="Default Paragraph Font"/>
     <w:uiPriority w:val="1"/>
     <w:semiHidden/>
     <w:unhideWhenUsed/>
   </w:style>
-  <w:style w:type="table" w:default="1" w:styleId="TableNormal">
+  <w:style w:type="table" w:default="1" w:styleId="a1">
     <w:name w:val="Normal Table"/>
     <w:uiPriority w:val="99"/>
     <w:semiHidden/>
@@ -10324,13 +10445,13 @@
       </w:tblCellMar>
     </w:tblPr>
   </w:style>
-  <w:style w:type="numbering" w:default="1" w:styleId="NoList">
+  <w:style w:type="numbering" w:default="1" w:styleId="a2">
     <w:name w:val="No List"/>
     <w:uiPriority w:val="99"/>
     <w:semiHidden/>
     <w:unhideWhenUsed/>
   </w:style>
-  <w:style w:type="character" w:styleId="Hyperlink">
+  <w:style w:type="character" w:styleId="a3">
     <w:name w:val="Hyperlink"/>
     <w:rPr>
       <w:u w:val="single"/>
@@ -10387,10 +10508,10 @@
       </w:numPr>
     </w:pPr>
   </w:style>
-  <w:style w:type="paragraph" w:styleId="BalloonText">
+  <w:style w:type="paragraph" w:styleId="a4">
     <w:name w:val="Balloon Text"/>
-    <w:basedOn w:val="Normal"/>
-    <w:link w:val="BalloonTextChar"/>
+    <w:basedOn w:val="a"/>
+    <w:link w:val="a5"/>
     <w:uiPriority w:val="99"/>
     <w:semiHidden/>
     <w:unhideWhenUsed/>
@@ -10400,10 +10521,10 @@
       <w:szCs w:val="18"/>
     </w:rPr>
   </w:style>
-  <w:style w:type="character" w:customStyle="1" w:styleId="BalloonTextChar">
-    <w:name w:val="Balloon Text Char"/>
-    <w:basedOn w:val="DefaultParagraphFont"/>
-    <w:link w:val="BalloonText"/>
+  <w:style w:type="character" w:customStyle="1" w:styleId="a5">
+    <w:name w:val="註解方塊文字 字元"/>
+    <w:basedOn w:val="a0"/>
+    <w:link w:val="a4"/>
     <w:uiPriority w:val="99"/>
     <w:semiHidden/>
     <w:rsid w:val="00100227"/>
@@ -10413,10 +10534,10 @@
       <w:lang w:val="en-US" w:eastAsia="en-US"/>
     </w:rPr>
   </w:style>
-  <w:style w:type="paragraph" w:styleId="Footer">
+  <w:style w:type="paragraph" w:styleId="a6">
     <w:name w:val="footer"/>
-    <w:basedOn w:val="Normal"/>
-    <w:link w:val="FooterChar"/>
+    <w:basedOn w:val="a"/>
+    <w:link w:val="a7"/>
     <w:uiPriority w:val="99"/>
     <w:unhideWhenUsed/>
     <w:rsid w:val="00225AE4"/>
@@ -10427,10 +10548,10 @@
       </w:tabs>
     </w:pPr>
   </w:style>
-  <w:style w:type="character" w:customStyle="1" w:styleId="FooterChar">
-    <w:name w:val="Footer Char"/>
-    <w:basedOn w:val="DefaultParagraphFont"/>
-    <w:link w:val="Footer"/>
+  <w:style w:type="character" w:customStyle="1" w:styleId="a7">
+    <w:name w:val="頁尾 字元"/>
+    <w:basedOn w:val="a0"/>
+    <w:link w:val="a6"/>
     <w:uiPriority w:val="99"/>
     <w:rsid w:val="00225AE4"/>
     <w:rPr>
@@ -10439,9 +10560,9 @@
       <w:lang w:val="en-GB" w:eastAsia="en-US"/>
     </w:rPr>
   </w:style>
-  <w:style w:type="character" w:styleId="PageNumber">
+  <w:style w:type="character" w:styleId="a8">
     <w:name w:val="page number"/>
-    <w:basedOn w:val="DefaultParagraphFont"/>
+    <w:basedOn w:val="a0"/>
     <w:uiPriority w:val="99"/>
     <w:semiHidden/>
     <w:unhideWhenUsed/>
@@ -10449,7 +10570,7 @@
   </w:style>
   <w:style w:type="character" w:customStyle="1" w:styleId="UnresolvedMention1">
     <w:name w:val="Unresolved Mention1"/>
-    <w:basedOn w:val="DefaultParagraphFont"/>
+    <w:basedOn w:val="a0"/>
     <w:uiPriority w:val="99"/>
     <w:semiHidden/>
     <w:unhideWhenUsed/>
@@ -10459,9 +10580,9 @@
       <w:shd w:val="clear" w:color="auto" w:fill="E1DFDD"/>
     </w:rPr>
   </w:style>
-  <w:style w:type="character" w:styleId="CommentReference">
+  <w:style w:type="character" w:styleId="a9">
     <w:name w:val="annotation reference"/>
-    <w:basedOn w:val="DefaultParagraphFont"/>
+    <w:basedOn w:val="a0"/>
     <w:uiPriority w:val="99"/>
     <w:semiHidden/>
     <w:unhideWhenUsed/>
@@ -10471,10 +10592,10 @@
       <w:szCs w:val="16"/>
     </w:rPr>
   </w:style>
-  <w:style w:type="paragraph" w:styleId="CommentText">
+  <w:style w:type="paragraph" w:styleId="aa">
     <w:name w:val="annotation text"/>
-    <w:basedOn w:val="Normal"/>
-    <w:link w:val="CommentTextChar"/>
+    <w:basedOn w:val="a"/>
+    <w:link w:val="ab"/>
     <w:uiPriority w:val="99"/>
     <w:semiHidden/>
     <w:unhideWhenUsed/>
@@ -10484,10 +10605,10 @@
       <w:szCs w:val="20"/>
     </w:rPr>
   </w:style>
-  <w:style w:type="character" w:customStyle="1" w:styleId="CommentTextChar">
-    <w:name w:val="Comment Text Char"/>
-    <w:basedOn w:val="DefaultParagraphFont"/>
-    <w:link w:val="CommentText"/>
+  <w:style w:type="character" w:customStyle="1" w:styleId="ab">
+    <w:name w:val="註解文字 字元"/>
+    <w:basedOn w:val="a0"/>
+    <w:link w:val="aa"/>
     <w:uiPriority w:val="99"/>
     <w:semiHidden/>
     <w:rsid w:val="00660014"/>
@@ -10495,11 +10616,11 @@
       <w:lang w:val="en-GB" w:eastAsia="en-US"/>
     </w:rPr>
   </w:style>
-  <w:style w:type="paragraph" w:styleId="CommentSubject">
+  <w:style w:type="paragraph" w:styleId="ac">
     <w:name w:val="annotation subject"/>
-    <w:basedOn w:val="CommentText"/>
-    <w:next w:val="CommentText"/>
-    <w:link w:val="CommentSubjectChar"/>
+    <w:basedOn w:val="aa"/>
+    <w:next w:val="aa"/>
+    <w:link w:val="ad"/>
     <w:uiPriority w:val="99"/>
     <w:semiHidden/>
     <w:unhideWhenUsed/>
@@ -10509,10 +10630,10 @@
       <w:bCs/>
     </w:rPr>
   </w:style>
-  <w:style w:type="character" w:customStyle="1" w:styleId="CommentSubjectChar">
-    <w:name w:val="Comment Subject Char"/>
-    <w:basedOn w:val="CommentTextChar"/>
-    <w:link w:val="CommentSubject"/>
+  <w:style w:type="character" w:customStyle="1" w:styleId="ad">
+    <w:name w:val="註解主旨 字元"/>
+    <w:basedOn w:val="ab"/>
+    <w:link w:val="ac"/>
     <w:uiPriority w:val="99"/>
     <w:semiHidden/>
     <w:rsid w:val="00660014"/>
@@ -10522,10 +10643,10 @@
       <w:lang w:val="en-GB" w:eastAsia="en-US"/>
     </w:rPr>
   </w:style>
-  <w:style w:type="paragraph" w:styleId="Header">
+  <w:style w:type="paragraph" w:styleId="ae">
     <w:name w:val="header"/>
-    <w:basedOn w:val="Normal"/>
-    <w:link w:val="HeaderChar"/>
+    <w:basedOn w:val="a"/>
+    <w:link w:val="af"/>
     <w:uiPriority w:val="99"/>
     <w:unhideWhenUsed/>
     <w:rsid w:val="007F2022"/>
@@ -10536,10 +10657,10 @@
       </w:tabs>
     </w:pPr>
   </w:style>
-  <w:style w:type="character" w:customStyle="1" w:styleId="HeaderChar">
-    <w:name w:val="Header Char"/>
-    <w:basedOn w:val="DefaultParagraphFont"/>
-    <w:link w:val="Header"/>
+  <w:style w:type="character" w:customStyle="1" w:styleId="af">
+    <w:name w:val="頁首 字元"/>
+    <w:basedOn w:val="a0"/>
+    <w:link w:val="ae"/>
     <w:uiPriority w:val="99"/>
     <w:rsid w:val="007F2022"/>
     <w:rPr>
@@ -10548,9 +10669,9 @@
       <w:lang w:val="en-GB" w:eastAsia="en-US"/>
     </w:rPr>
   </w:style>
-  <w:style w:type="paragraph" w:styleId="ListParagraph">
+  <w:style w:type="paragraph" w:styleId="af0">
     <w:name w:val="List Paragraph"/>
-    <w:basedOn w:val="Normal"/>
+    <w:basedOn w:val="a"/>
     <w:uiPriority w:val="34"/>
     <w:qFormat/>
     <w:rsid w:val="007F2022"/>
@@ -10559,9 +10680,9 @@
       <w:contextualSpacing/>
     </w:pPr>
   </w:style>
-  <w:style w:type="table" w:styleId="TableGrid">
+  <w:style w:type="table" w:styleId="af1">
     <w:name w:val="Table Grid"/>
-    <w:basedOn w:val="TableNormal"/>
+    <w:basedOn w:val="a1"/>
     <w:uiPriority w:val="39"/>
     <w:rsid w:val="009513CF"/>
     <w:tblPr>
@@ -10575,10 +10696,10 @@
       </w:tblBorders>
     </w:tblPr>
   </w:style>
-  <w:style w:type="character" w:customStyle="1" w:styleId="Heading3Char">
-    <w:name w:val="Heading 3 Char"/>
-    <w:basedOn w:val="DefaultParagraphFont"/>
-    <w:link w:val="Heading3"/>
+  <w:style w:type="character" w:customStyle="1" w:styleId="30">
+    <w:name w:val="標題 3 字元"/>
+    <w:basedOn w:val="a0"/>
+    <w:link w:val="3"/>
     <w:uiPriority w:val="9"/>
     <w:rsid w:val="00602521"/>
     <w:rPr>
@@ -10590,9 +10711,9 @@
       <w:bdr w:val="none" w:sz="0" w:space="0" w:color="auto"/>
     </w:rPr>
   </w:style>
-  <w:style w:type="paragraph" w:styleId="NormalWeb">
+  <w:style w:type="paragraph" w:styleId="Web">
     <w:name w:val="Normal (Web)"/>
-    <w:basedOn w:val="Normal"/>
+    <w:basedOn w:val="a"/>
     <w:uiPriority w:val="99"/>
     <w:unhideWhenUsed/>
     <w:rsid w:val="00602521"/>
@@ -10613,9 +10734,9 @@
       <w:lang w:val="en-HK" w:eastAsia="zh-TW"/>
     </w:rPr>
   </w:style>
-  <w:style w:type="character" w:styleId="Strong">
+  <w:style w:type="character" w:styleId="af2">
     <w:name w:val="Strong"/>
-    <w:basedOn w:val="DefaultParagraphFont"/>
+    <w:basedOn w:val="a0"/>
     <w:uiPriority w:val="22"/>
     <w:qFormat/>
     <w:rsid w:val="00602521"/>
@@ -10624,10 +10745,10 @@
       <w:bCs/>
     </w:rPr>
   </w:style>
-  <w:style w:type="character" w:customStyle="1" w:styleId="Heading1Char">
-    <w:name w:val="Heading 1 Char"/>
-    <w:basedOn w:val="DefaultParagraphFont"/>
-    <w:link w:val="Heading1"/>
+  <w:style w:type="character" w:customStyle="1" w:styleId="10">
+    <w:name w:val="標題 1 字元"/>
+    <w:basedOn w:val="a0"/>
+    <w:link w:val="1"/>
     <w:uiPriority w:val="9"/>
     <w:rsid w:val="00915E78"/>
     <w:rPr>
@@ -10638,10 +10759,10 @@
       <w:lang w:val="en-GB" w:eastAsia="en-US"/>
     </w:rPr>
   </w:style>
-  <w:style w:type="character" w:customStyle="1" w:styleId="Heading2Char">
-    <w:name w:val="Heading 2 Char"/>
-    <w:basedOn w:val="DefaultParagraphFont"/>
-    <w:link w:val="Heading2"/>
+  <w:style w:type="character" w:customStyle="1" w:styleId="20">
+    <w:name w:val="標題 2 字元"/>
+    <w:basedOn w:val="a0"/>
+    <w:link w:val="2"/>
     <w:uiPriority w:val="9"/>
     <w:rsid w:val="008C53BD"/>
     <w:rPr>
@@ -10699,12 +10820,12 @@
     <a:fontScheme name="Blank">
       <a:majorFont>
         <a:latin typeface="Helvetica Neue"/>
-        <a:ea typeface="Helvetica Neue"/>
+        <a:ea typeface="細明體"/>
         <a:cs typeface="Helvetica Neue"/>
       </a:majorFont>
       <a:minorFont>
         <a:latin typeface="Helvetica Neue"/>
-        <a:ea typeface="Helvetica Neue"/>
+        <a:ea typeface="新細明體"/>
         <a:cs typeface="Helvetica Neue"/>
       </a:minorFont>
     </a:fontScheme>

--- a/AY2526-ITP4511-Project-Brief.docx
+++ b/AY2526-ITP4511-Project-Brief.docx
@@ -1,6 +1,6 @@
 
 <file path=word/document.xml><?xml version="1.0" encoding="utf-8"?>
-<w:document xmlns:wpc="http://schemas.microsoft.com/office/word/2010/wordprocessingCanvas" xmlns:cx="http://schemas.microsoft.com/office/drawing/2014/chartex" xmlns:cx1="http://schemas.microsoft.com/office/drawing/2015/9/8/chartex" xmlns:cx2="http://schemas.microsoft.com/office/drawing/2015/10/21/chartex" xmlns:cx3="http://schemas.microsoft.com/office/drawing/2016/5/9/chartex" xmlns:cx4="http://schemas.microsoft.com/office/drawing/2016/5/10/chartex" xmlns:cx5="http://schemas.microsoft.com/office/drawing/2016/5/11/chartex" xmlns:cx6="http://schemas.microsoft.com/office/drawing/2016/5/12/chartex" xmlns:cx7="http://schemas.microsoft.com/office/drawing/2016/5/13/chartex" xmlns:cx8="http://schemas.microsoft.com/office/drawing/2016/5/14/chartex" xmlns:mc="http://schemas.openxmlformats.org/markup-compatibility/2006" xmlns:aink="http://schemas.microsoft.com/office/drawing/2016/ink" xmlns:am3d="http://schemas.microsoft.com/office/drawing/2017/model3d" xmlns:o="urn:schemas-microsoft-com:office:office" xmlns:r="http://schemas.openxmlformats.org/officeDocument/2006/relationships" xmlns:m="http://schemas.openxmlformats.org/officeDocument/2006/math" xmlns:v="urn:schemas-microsoft-com:vml" xmlns:wp14="http://schemas.microsoft.com/office/word/2010/wordprocessingDrawing" xmlns:wp="http://schemas.openxmlformats.org/drawingml/2006/wordprocessingDrawing" xmlns:w10="urn:schemas-microsoft-com:office:word" xmlns:w="http://schemas.openxmlformats.org/wordprocessingml/2006/main" xmlns:w14="http://schemas.microsoft.com/office/word/2010/wordml" xmlns:w15="http://schemas.microsoft.com/office/word/2012/wordml" xmlns:w16cex="http://schemas.microsoft.com/office/word/2018/wordml/cex" xmlns:w16cid="http://schemas.microsoft.com/office/word/2016/wordml/cid" xmlns:w16="http://schemas.microsoft.com/office/word/2018/wordml" xmlns:w16sdtdh="http://schemas.microsoft.com/office/word/2020/wordml/sdtdatahash" xmlns:w16se="http://schemas.microsoft.com/office/word/2015/wordml/symex" xmlns:wpg="http://schemas.microsoft.com/office/word/2010/wordprocessingGroup" xmlns:wpi="http://schemas.microsoft.com/office/word/2010/wordprocessingInk" xmlns:wne="http://schemas.microsoft.com/office/word/2006/wordml" xmlns:wps="http://schemas.microsoft.com/office/word/2010/wordprocessingShape" mc:Ignorable="w14 w15 w16se w16cid w16 w16cex w16sdtdh wp14">
+<w:document xmlns:wpc="http://schemas.microsoft.com/office/word/2010/wordprocessingCanvas" xmlns:cx="http://schemas.microsoft.com/office/drawing/2014/chartex" xmlns:cx1="http://schemas.microsoft.com/office/drawing/2015/9/8/chartex" xmlns:cx2="http://schemas.microsoft.com/office/drawing/2015/10/21/chartex" xmlns:cx3="http://schemas.microsoft.com/office/drawing/2016/5/9/chartex" xmlns:cx4="http://schemas.microsoft.com/office/drawing/2016/5/10/chartex" xmlns:cx5="http://schemas.microsoft.com/office/drawing/2016/5/11/chartex" xmlns:cx6="http://schemas.microsoft.com/office/drawing/2016/5/12/chartex" xmlns:cx7="http://schemas.microsoft.com/office/drawing/2016/5/13/chartex" xmlns:cx8="http://schemas.microsoft.com/office/drawing/2016/5/14/chartex" xmlns:mc="http://schemas.openxmlformats.org/markup-compatibility/2006" xmlns:aink="http://schemas.microsoft.com/office/drawing/2016/ink" xmlns:am3d="http://schemas.microsoft.com/office/drawing/2017/model3d" xmlns:o="urn:schemas-microsoft-com:office:office" xmlns:oel="http://schemas.microsoft.com/office/2019/extlst" xmlns:r="http://schemas.openxmlformats.org/officeDocument/2006/relationships" xmlns:m="http://schemas.openxmlformats.org/officeDocument/2006/math" xmlns:v="urn:schemas-microsoft-com:vml" xmlns:wp14="http://schemas.microsoft.com/office/word/2010/wordprocessingDrawing" xmlns:wp="http://schemas.openxmlformats.org/drawingml/2006/wordprocessingDrawing" xmlns:w10="urn:schemas-microsoft-com:office:word" xmlns:w="http://schemas.openxmlformats.org/wordprocessingml/2006/main" xmlns:w14="http://schemas.microsoft.com/office/word/2010/wordml" xmlns:w15="http://schemas.microsoft.com/office/word/2012/wordml" xmlns:w16cex="http://schemas.microsoft.com/office/word/2018/wordml/cex" xmlns:w16cid="http://schemas.microsoft.com/office/word/2016/wordml/cid" xmlns:w16="http://schemas.microsoft.com/office/word/2018/wordml" xmlns:w16du="http://schemas.microsoft.com/office/word/2023/wordml/word16du" xmlns:w16sdtdh="http://schemas.microsoft.com/office/word/2020/wordml/sdtdatahash" xmlns:w16sdtfl="http://schemas.microsoft.com/office/word/2024/wordml/sdtformatlock" xmlns:w16se="http://schemas.microsoft.com/office/word/2015/wordml/symex" xmlns:wpg="http://schemas.microsoft.com/office/word/2010/wordprocessingGroup" xmlns:wpi="http://schemas.microsoft.com/office/word/2010/wordprocessingInk" xmlns:wne="http://schemas.microsoft.com/office/word/2006/wordml" xmlns:wps="http://schemas.microsoft.com/office/word/2010/wordprocessingShape" mc:Ignorable="w14 w15 w16se w16cid w16 w16cex w16sdtdh w16sdtfl w16du wp14">
   <w:body>
     <w:p>
       <w:pPr>
@@ -209,7 +209,7 @@
       <w:hyperlink r:id="rId7" w:history="1">
         <w:r>
           <w:rPr>
-            <w:rStyle w:val="a3"/>
+            <w:rStyle w:val="Hyperlink"/>
             <w:rFonts w:ascii="Times New Roman" w:hAnsi="Times New Roman"/>
           </w:rPr>
           <w:t>http://moodle.vtc.edu.hk</w:t>
@@ -473,7 +473,7 @@
     </w:p>
     <w:p>
       <w:pPr>
-        <w:pStyle w:val="1"/>
+        <w:pStyle w:val="Heading1"/>
         <w:jc w:val="both"/>
         <w:rPr>
           <w:lang w:val="it-IT"/>
@@ -496,7 +496,7 @@
     </w:p>
     <w:p>
       <w:pPr>
-        <w:pStyle w:val="1"/>
+        <w:pStyle w:val="Heading1"/>
         <w:jc w:val="both"/>
         <w:rPr>
           <w:rFonts w:ascii="Times New Roman" w:eastAsia="Arial Unicode MS" w:hAnsi="Times New Roman" w:cs="Arial Unicode MS"/>
@@ -580,7 +580,7 @@
     </w:p>
     <w:p>
       <w:pPr>
-        <w:pStyle w:val="1"/>
+        <w:pStyle w:val="Heading1"/>
         <w:jc w:val="both"/>
         <w:rPr>
           <w:rFonts w:ascii="Times New Roman" w:eastAsia="Arial Unicode MS" w:hAnsi="Times New Roman" w:cs="Arial Unicode MS"/>
@@ -613,7 +613,7 @@
     </w:p>
     <w:p>
       <w:pPr>
-        <w:pStyle w:val="1"/>
+        <w:pStyle w:val="Heading1"/>
         <w:jc w:val="both"/>
         <w:rPr>
           <w:rFonts w:ascii="Times New Roman" w:eastAsia="Arial Unicode MS" w:hAnsi="Times New Roman" w:cs="Arial Unicode MS"/>
@@ -646,7 +646,7 @@
     </w:p>
     <w:p>
       <w:pPr>
-        <w:pStyle w:val="1"/>
+        <w:pStyle w:val="Heading1"/>
         <w:jc w:val="both"/>
       </w:pPr>
       <w:r>
@@ -668,7 +668,7 @@
     </w:p>
     <w:p>
       <w:pPr>
-        <w:pStyle w:val="1"/>
+        <w:pStyle w:val="Heading1"/>
         <w:jc w:val="both"/>
         <w:rPr>
           <w:rFonts w:eastAsia="Arial Unicode MS" w:cs="Arial Unicode MS"/>
@@ -801,7 +801,7 @@
     </w:p>
     <w:p>
       <w:pPr>
-        <w:pStyle w:val="Web"/>
+        <w:pStyle w:val="NormalWeb"/>
         <w:numPr>
           <w:ilvl w:val="0"/>
           <w:numId w:val="5"/>
@@ -1285,7 +1285,7 @@
     </w:p>
     <w:p>
       <w:pPr>
-        <w:pStyle w:val="Web"/>
+        <w:pStyle w:val="NormalWeb"/>
         <w:numPr>
           <w:ilvl w:val="0"/>
           <w:numId w:val="6"/>
@@ -1318,7 +1318,7 @@
     </w:p>
     <w:p>
       <w:pPr>
-        <w:pStyle w:val="Web"/>
+        <w:pStyle w:val="NormalWeb"/>
         <w:numPr>
           <w:ilvl w:val="0"/>
           <w:numId w:val="6"/>
@@ -1343,7 +1343,7 @@
     </w:p>
     <w:p>
       <w:pPr>
-        <w:pStyle w:val="Web"/>
+        <w:pStyle w:val="NormalWeb"/>
         <w:numPr>
           <w:ilvl w:val="0"/>
           <w:numId w:val="6"/>
@@ -1368,7 +1368,7 @@
     </w:p>
     <w:p>
       <w:pPr>
-        <w:pStyle w:val="Web"/>
+        <w:pStyle w:val="NormalWeb"/>
         <w:numPr>
           <w:ilvl w:val="0"/>
           <w:numId w:val="6"/>
@@ -1393,7 +1393,7 @@
     </w:p>
     <w:p>
       <w:pPr>
-        <w:pStyle w:val="Web"/>
+        <w:pStyle w:val="NormalWeb"/>
         <w:numPr>
           <w:ilvl w:val="0"/>
           <w:numId w:val="6"/>
@@ -1460,7 +1460,7 @@
     </w:p>
     <w:p>
       <w:pPr>
-        <w:pStyle w:val="Web"/>
+        <w:pStyle w:val="NormalWeb"/>
         <w:numPr>
           <w:ilvl w:val="0"/>
           <w:numId w:val="7"/>
@@ -1493,7 +1493,7 @@
     </w:p>
     <w:p>
       <w:pPr>
-        <w:pStyle w:val="Web"/>
+        <w:pStyle w:val="NormalWeb"/>
         <w:numPr>
           <w:ilvl w:val="0"/>
           <w:numId w:val="7"/>
@@ -1518,7 +1518,7 @@
     </w:p>
     <w:p>
       <w:pPr>
-        <w:pStyle w:val="Web"/>
+        <w:pStyle w:val="NormalWeb"/>
         <w:numPr>
           <w:ilvl w:val="0"/>
           <w:numId w:val="7"/>
@@ -1566,14 +1566,13 @@
     </w:p>
     <w:p>
       <w:pPr>
-        <w:pStyle w:val="Web"/>
+        <w:pStyle w:val="NormalWeb"/>
         <w:numPr>
           <w:ilvl w:val="0"/>
           <w:numId w:val="7"/>
         </w:numPr>
         <w:jc w:val="both"/>
         <w:rPr>
-          <w:rFonts w:hint="eastAsia"/>
           <w:highlight w:val="yellow"/>
         </w:rPr>
       </w:pPr>
@@ -1608,7 +1607,7 @@
     </w:p>
     <w:p>
       <w:pPr>
-        <w:pStyle w:val="Web"/>
+        <w:pStyle w:val="NormalWeb"/>
         <w:numPr>
           <w:ilvl w:val="0"/>
           <w:numId w:val="7"/>
@@ -1651,7 +1650,7 @@
     <w:bookmarkEnd w:id="5"/>
     <w:p>
       <w:pPr>
-        <w:pStyle w:val="1"/>
+        <w:pStyle w:val="Heading1"/>
         <w:jc w:val="both"/>
         <w:rPr>
           <w:lang w:val="it-IT"/>
@@ -1718,7 +1717,7 @@
     </w:p>
     <w:p>
       <w:pPr>
-        <w:pStyle w:val="af0"/>
+        <w:pStyle w:val="ListParagraph"/>
         <w:numPr>
           <w:ilvl w:val="0"/>
           <w:numId w:val="9"/>
@@ -1737,7 +1736,7 @@
     </w:p>
     <w:p>
       <w:pPr>
-        <w:pStyle w:val="af0"/>
+        <w:pStyle w:val="ListParagraph"/>
         <w:numPr>
           <w:ilvl w:val="0"/>
           <w:numId w:val="10"/>
@@ -1767,7 +1766,7 @@
     </w:p>
     <w:p>
       <w:pPr>
-        <w:pStyle w:val="af0"/>
+        <w:pStyle w:val="ListParagraph"/>
         <w:numPr>
           <w:ilvl w:val="0"/>
           <w:numId w:val="10"/>
@@ -1797,7 +1796,7 @@
     </w:p>
     <w:p>
       <w:pPr>
-        <w:pStyle w:val="af0"/>
+        <w:pStyle w:val="ListParagraph"/>
         <w:ind w:left="360"/>
         <w:jc w:val="both"/>
         <w:rPr>
@@ -1807,7 +1806,7 @@
     </w:p>
     <w:p>
       <w:pPr>
-        <w:pStyle w:val="af0"/>
+        <w:pStyle w:val="ListParagraph"/>
         <w:numPr>
           <w:ilvl w:val="0"/>
           <w:numId w:val="9"/>
@@ -1826,7 +1825,7 @@
     </w:p>
     <w:p>
       <w:pPr>
-        <w:pStyle w:val="af0"/>
+        <w:pStyle w:val="ListParagraph"/>
         <w:numPr>
           <w:ilvl w:val="0"/>
           <w:numId w:val="11"/>
@@ -1856,7 +1855,7 @@
     </w:p>
     <w:p>
       <w:pPr>
-        <w:pStyle w:val="af0"/>
+        <w:pStyle w:val="ListParagraph"/>
         <w:numPr>
           <w:ilvl w:val="0"/>
           <w:numId w:val="11"/>
@@ -1884,7 +1883,7 @@
     </w:p>
     <w:p>
       <w:pPr>
-        <w:pStyle w:val="af0"/>
+        <w:pStyle w:val="ListParagraph"/>
         <w:numPr>
           <w:ilvl w:val="0"/>
           <w:numId w:val="11"/>
@@ -1914,7 +1913,7 @@
     </w:p>
     <w:p>
       <w:pPr>
-        <w:pStyle w:val="af0"/>
+        <w:pStyle w:val="ListParagraph"/>
         <w:ind w:left="360"/>
         <w:jc w:val="both"/>
         <w:rPr>
@@ -1924,7 +1923,7 @@
     </w:p>
     <w:p>
       <w:pPr>
-        <w:pStyle w:val="af0"/>
+        <w:pStyle w:val="ListParagraph"/>
         <w:numPr>
           <w:ilvl w:val="0"/>
           <w:numId w:val="9"/>
@@ -1943,7 +1942,7 @@
     </w:p>
     <w:p>
       <w:pPr>
-        <w:pStyle w:val="af0"/>
+        <w:pStyle w:val="ListParagraph"/>
         <w:numPr>
           <w:ilvl w:val="0"/>
           <w:numId w:val="11"/>
@@ -1973,7 +1972,7 @@
     </w:p>
     <w:p>
       <w:pPr>
-        <w:pStyle w:val="af0"/>
+        <w:pStyle w:val="ListParagraph"/>
         <w:numPr>
           <w:ilvl w:val="0"/>
           <w:numId w:val="11"/>
@@ -2003,7 +2002,7 @@
     </w:p>
     <w:p>
       <w:pPr>
-        <w:pStyle w:val="af0"/>
+        <w:pStyle w:val="ListParagraph"/>
         <w:numPr>
           <w:ilvl w:val="0"/>
           <w:numId w:val="11"/>
@@ -2022,7 +2021,7 @@
     </w:p>
     <w:p>
       <w:pPr>
-        <w:pStyle w:val="af0"/>
+        <w:pStyle w:val="ListParagraph"/>
         <w:ind w:left="360"/>
         <w:jc w:val="both"/>
         <w:rPr>
@@ -2032,7 +2031,7 @@
     </w:p>
     <w:p>
       <w:pPr>
-        <w:pStyle w:val="af0"/>
+        <w:pStyle w:val="ListParagraph"/>
         <w:numPr>
           <w:ilvl w:val="0"/>
           <w:numId w:val="9"/>
@@ -2051,7 +2050,7 @@
     </w:p>
     <w:p>
       <w:pPr>
-        <w:pStyle w:val="af0"/>
+        <w:pStyle w:val="ListParagraph"/>
         <w:numPr>
           <w:ilvl w:val="0"/>
           <w:numId w:val="12"/>
@@ -2070,7 +2069,7 @@
     </w:p>
     <w:p>
       <w:pPr>
-        <w:pStyle w:val="af0"/>
+        <w:pStyle w:val="ListParagraph"/>
         <w:numPr>
           <w:ilvl w:val="0"/>
           <w:numId w:val="12"/>
@@ -2155,7 +2154,7 @@
     </w:p>
     <w:p>
       <w:pPr>
-        <w:pStyle w:val="af0"/>
+        <w:pStyle w:val="ListParagraph"/>
         <w:numPr>
           <w:ilvl w:val="0"/>
           <w:numId w:val="13"/>
@@ -2174,7 +2173,7 @@
     </w:p>
     <w:p>
       <w:pPr>
-        <w:pStyle w:val="af0"/>
+        <w:pStyle w:val="ListParagraph"/>
         <w:numPr>
           <w:ilvl w:val="0"/>
           <w:numId w:val="14"/>
@@ -2204,7 +2203,7 @@
     </w:p>
     <w:p>
       <w:pPr>
-        <w:pStyle w:val="af0"/>
+        <w:pStyle w:val="ListParagraph"/>
         <w:numPr>
           <w:ilvl w:val="0"/>
           <w:numId w:val="14"/>
@@ -2259,7 +2258,7 @@
     </w:p>
     <w:p>
       <w:pPr>
-        <w:pStyle w:val="af0"/>
+        <w:pStyle w:val="ListParagraph"/>
         <w:ind w:left="360"/>
         <w:jc w:val="both"/>
         <w:rPr>
@@ -2269,7 +2268,7 @@
     </w:p>
     <w:p>
       <w:pPr>
-        <w:pStyle w:val="af0"/>
+        <w:pStyle w:val="ListParagraph"/>
         <w:numPr>
           <w:ilvl w:val="0"/>
           <w:numId w:val="13"/>
@@ -2289,7 +2288,7 @@
     </w:p>
     <w:p>
       <w:pPr>
-        <w:pStyle w:val="af0"/>
+        <w:pStyle w:val="ListParagraph"/>
         <w:ind w:left="360"/>
         <w:jc w:val="both"/>
         <w:rPr>
@@ -2299,7 +2298,7 @@
     </w:p>
     <w:p>
       <w:pPr>
-        <w:pStyle w:val="af0"/>
+        <w:pStyle w:val="ListParagraph"/>
         <w:numPr>
           <w:ilvl w:val="0"/>
           <w:numId w:val="15"/>
@@ -2339,7 +2338,7 @@
     </w:p>
     <w:p>
       <w:pPr>
-        <w:pStyle w:val="af0"/>
+        <w:pStyle w:val="ListParagraph"/>
         <w:numPr>
           <w:ilvl w:val="0"/>
           <w:numId w:val="15"/>
@@ -2358,7 +2357,7 @@
     </w:p>
     <w:p>
       <w:pPr>
-        <w:pStyle w:val="af0"/>
+        <w:pStyle w:val="ListParagraph"/>
         <w:ind w:left="360"/>
         <w:jc w:val="both"/>
         <w:rPr>
@@ -2368,7 +2367,7 @@
     </w:p>
     <w:p>
       <w:pPr>
-        <w:pStyle w:val="af0"/>
+        <w:pStyle w:val="ListParagraph"/>
         <w:numPr>
           <w:ilvl w:val="0"/>
           <w:numId w:val="13"/>
@@ -2387,7 +2386,7 @@
     </w:p>
     <w:p>
       <w:pPr>
-        <w:pStyle w:val="af0"/>
+        <w:pStyle w:val="ListParagraph"/>
         <w:numPr>
           <w:ilvl w:val="0"/>
           <w:numId w:val="17"/>
@@ -2488,7 +2487,7 @@
     </w:p>
     <w:p>
       <w:pPr>
-        <w:pStyle w:val="af0"/>
+        <w:pStyle w:val="ListParagraph"/>
         <w:numPr>
           <w:ilvl w:val="0"/>
           <w:numId w:val="16"/>
@@ -2507,7 +2506,7 @@
     </w:p>
     <w:p>
       <w:pPr>
-        <w:pStyle w:val="af0"/>
+        <w:pStyle w:val="ListParagraph"/>
         <w:numPr>
           <w:ilvl w:val="0"/>
           <w:numId w:val="18"/>
@@ -2537,7 +2536,7 @@
     </w:p>
     <w:p>
       <w:pPr>
-        <w:pStyle w:val="af0"/>
+        <w:pStyle w:val="ListParagraph"/>
         <w:numPr>
           <w:ilvl w:val="0"/>
           <w:numId w:val="18"/>
@@ -2573,7 +2572,7 @@
     </w:p>
     <w:p>
       <w:pPr>
-        <w:pStyle w:val="af0"/>
+        <w:pStyle w:val="ListParagraph"/>
         <w:numPr>
           <w:ilvl w:val="0"/>
           <w:numId w:val="18"/>
@@ -2592,7 +2591,7 @@
     </w:p>
     <w:p>
       <w:pPr>
-        <w:pStyle w:val="af0"/>
+        <w:pStyle w:val="ListParagraph"/>
         <w:numPr>
           <w:ilvl w:val="0"/>
           <w:numId w:val="18"/>
@@ -2680,7 +2679,7 @@
     </w:p>
     <w:p>
       <w:pPr>
-        <w:pStyle w:val="af0"/>
+        <w:pStyle w:val="ListParagraph"/>
         <w:numPr>
           <w:ilvl w:val="0"/>
           <w:numId w:val="19"/>
@@ -2713,7 +2712,7 @@
     </w:p>
     <w:p>
       <w:pPr>
-        <w:pStyle w:val="af0"/>
+        <w:pStyle w:val="ListParagraph"/>
         <w:numPr>
           <w:ilvl w:val="0"/>
           <w:numId w:val="20"/>
@@ -2723,19 +2722,11 @@
           <w:lang w:eastAsia="zh-TW"/>
         </w:rPr>
       </w:pPr>
-      <w:proofErr w:type="gramStart"/>
-      <w:r>
-        <w:rPr>
-          <w:lang w:eastAsia="zh-TW"/>
-        </w:rPr>
-        <w:t>e.g.</w:t>
-      </w:r>
-      <w:proofErr w:type="gramEnd"/>
-      <w:r>
-        <w:rPr>
-          <w:lang w:eastAsia="zh-TW"/>
-        </w:rPr>
-        <w:t xml:space="preserve"> </w:t>
+      <w:r>
+        <w:rPr>
+          <w:lang w:eastAsia="zh-TW"/>
+        </w:rPr>
+        <w:t xml:space="preserve">e.g. </w:t>
       </w:r>
       <w:r>
         <w:rPr>
@@ -2754,7 +2745,7 @@
     </w:p>
     <w:p>
       <w:pPr>
-        <w:pStyle w:val="af0"/>
+        <w:pStyle w:val="ListParagraph"/>
         <w:numPr>
           <w:ilvl w:val="0"/>
           <w:numId w:val="19"/>
@@ -2787,7 +2778,7 @@
     </w:p>
     <w:p>
       <w:pPr>
-        <w:pStyle w:val="af0"/>
+        <w:pStyle w:val="ListParagraph"/>
         <w:numPr>
           <w:ilvl w:val="0"/>
           <w:numId w:val="20"/>
@@ -2806,7 +2797,7 @@
     </w:p>
     <w:p>
       <w:pPr>
-        <w:pStyle w:val="af0"/>
+        <w:pStyle w:val="ListParagraph"/>
         <w:numPr>
           <w:ilvl w:val="0"/>
           <w:numId w:val="20"/>
@@ -2833,7 +2824,7 @@
     </w:p>
     <w:p>
       <w:pPr>
-        <w:pStyle w:val="af0"/>
+        <w:pStyle w:val="ListParagraph"/>
         <w:numPr>
           <w:ilvl w:val="0"/>
           <w:numId w:val="19"/>
@@ -2866,7 +2857,7 @@
     </w:p>
     <w:p>
       <w:pPr>
-        <w:pStyle w:val="af0"/>
+        <w:pStyle w:val="ListParagraph"/>
         <w:numPr>
           <w:ilvl w:val="0"/>
           <w:numId w:val="17"/>
@@ -2885,7 +2876,7 @@
     </w:p>
     <w:p>
       <w:pPr>
-        <w:pStyle w:val="af0"/>
+        <w:pStyle w:val="ListParagraph"/>
         <w:numPr>
           <w:ilvl w:val="0"/>
           <w:numId w:val="17"/>
@@ -2970,7 +2961,7 @@
     </w:p>
     <w:p>
       <w:pPr>
-        <w:pStyle w:val="af0"/>
+        <w:pStyle w:val="ListParagraph"/>
         <w:numPr>
           <w:ilvl w:val="0"/>
           <w:numId w:val="22"/>
@@ -2991,7 +2982,7 @@
     </w:p>
     <w:p>
       <w:pPr>
-        <w:pStyle w:val="af0"/>
+        <w:pStyle w:val="ListParagraph"/>
         <w:numPr>
           <w:ilvl w:val="0"/>
           <w:numId w:val="21"/>
@@ -3029,7 +3020,7 @@
     </w:p>
     <w:p>
       <w:pPr>
-        <w:pStyle w:val="af0"/>
+        <w:pStyle w:val="ListParagraph"/>
         <w:numPr>
           <w:ilvl w:val="0"/>
           <w:numId w:val="21"/>
@@ -3067,7 +3058,7 @@
     </w:p>
     <w:p>
       <w:pPr>
-        <w:pStyle w:val="af0"/>
+        <w:pStyle w:val="ListParagraph"/>
         <w:numPr>
           <w:ilvl w:val="0"/>
           <w:numId w:val="21"/>
@@ -3113,7 +3104,7 @@
     </w:p>
     <w:p>
       <w:pPr>
-        <w:pStyle w:val="af0"/>
+        <w:pStyle w:val="ListParagraph"/>
         <w:numPr>
           <w:ilvl w:val="0"/>
           <w:numId w:val="22"/>
@@ -3134,7 +3125,7 @@
     </w:p>
     <w:p>
       <w:pPr>
-        <w:pStyle w:val="af0"/>
+        <w:pStyle w:val="ListParagraph"/>
         <w:numPr>
           <w:ilvl w:val="0"/>
           <w:numId w:val="23"/>
@@ -3172,7 +3163,7 @@
     </w:p>
     <w:p>
       <w:pPr>
-        <w:pStyle w:val="af0"/>
+        <w:pStyle w:val="ListParagraph"/>
         <w:numPr>
           <w:ilvl w:val="0"/>
           <w:numId w:val="22"/>
@@ -3191,7 +3182,7 @@
     </w:p>
     <w:p>
       <w:pPr>
-        <w:pStyle w:val="af0"/>
+        <w:pStyle w:val="ListParagraph"/>
         <w:numPr>
           <w:ilvl w:val="0"/>
           <w:numId w:val="23"/>
@@ -3210,7 +3201,7 @@
     </w:p>
     <w:p>
       <w:pPr>
-        <w:pStyle w:val="af0"/>
+        <w:pStyle w:val="ListParagraph"/>
         <w:numPr>
           <w:ilvl w:val="0"/>
           <w:numId w:val="23"/>
@@ -3306,7 +3297,7 @@
     </w:p>
     <w:p>
       <w:pPr>
-        <w:pStyle w:val="af0"/>
+        <w:pStyle w:val="ListParagraph"/>
         <w:numPr>
           <w:ilvl w:val="0"/>
           <w:numId w:val="23"/>
@@ -3325,7 +3316,7 @@
     </w:p>
     <w:p>
       <w:pPr>
-        <w:pStyle w:val="af0"/>
+        <w:pStyle w:val="ListParagraph"/>
         <w:numPr>
           <w:ilvl w:val="0"/>
           <w:numId w:val="23"/>
@@ -3344,7 +3335,7 @@
     </w:p>
     <w:p>
       <w:pPr>
-        <w:pStyle w:val="af0"/>
+        <w:pStyle w:val="ListParagraph"/>
         <w:numPr>
           <w:ilvl w:val="0"/>
           <w:numId w:val="23"/>
@@ -3364,7 +3355,7 @@
     </w:p>
     <w:p>
       <w:pPr>
-        <w:pStyle w:val="af0"/>
+        <w:pStyle w:val="ListParagraph"/>
         <w:numPr>
           <w:ilvl w:val="0"/>
           <w:numId w:val="23"/>
@@ -3383,7 +3374,7 @@
     </w:p>
     <w:p>
       <w:pPr>
-        <w:pStyle w:val="af0"/>
+        <w:pStyle w:val="ListParagraph"/>
         <w:numPr>
           <w:ilvl w:val="0"/>
           <w:numId w:val="23"/>
@@ -3426,7 +3417,7 @@
     </w:p>
     <w:p>
       <w:pPr>
-        <w:pStyle w:val="1"/>
+        <w:pStyle w:val="Heading1"/>
         <w:jc w:val="both"/>
       </w:pPr>
       <w:bookmarkStart w:id="7" w:name="OLE_LINK4"/>
@@ -3447,7 +3438,7 @@
     </w:p>
     <w:tbl>
       <w:tblPr>
-        <w:tblStyle w:val="af1"/>
+        <w:tblStyle w:val="TableGrid"/>
         <w:tblW w:w="0" w:type="auto"/>
         <w:tblLook w:val="04A0" w:firstRow="1" w:lastRow="0" w:firstColumn="1" w:lastColumn="0" w:noHBand="0" w:noVBand="1"/>
       </w:tblPr>
@@ -4904,6 +4895,7 @@
         </w:rPr>
         <w:t xml:space="preserve"> (</w:t>
       </w:r>
+      <w:proofErr w:type="spellStart"/>
       <w:r>
         <w:rPr>
           <w:rFonts w:ascii="Times New Roman" w:hAnsi="Times New Roman"/>
@@ -4914,7 +4906,14 @@
         <w:rPr>
           <w:rFonts w:ascii="Times New Roman" w:hAnsi="Times New Roman"/>
         </w:rPr>
-        <w:t>aglib).</w:t>
+        <w:t>aglib</w:t>
+      </w:r>
+      <w:proofErr w:type="spellEnd"/>
+      <w:r>
+        <w:rPr>
+          <w:rFonts w:ascii="Times New Roman" w:hAnsi="Times New Roman"/>
+        </w:rPr>
+        <w:t>).</w:t>
       </w:r>
     </w:p>
     <w:p>
@@ -5236,7 +5235,7 @@
     </w:p>
     <w:p>
       <w:pPr>
-        <w:pStyle w:val="1"/>
+        <w:pStyle w:val="Heading1"/>
         <w:jc w:val="both"/>
       </w:pPr>
       <w:r>
@@ -5259,7 +5258,7 @@
     </w:p>
     <w:tbl>
       <w:tblPr>
-        <w:tblStyle w:val="af1"/>
+        <w:tblStyle w:val="TableGrid"/>
         <w:tblW w:w="0" w:type="auto"/>
         <w:tblLook w:val="04A0" w:firstRow="1" w:lastRow="0" w:firstColumn="1" w:lastColumn="0" w:noHBand="0" w:noVBand="1"/>
       </w:tblPr>
@@ -5456,7 +5455,7 @@
           </w:tcPr>
           <w:p>
             <w:pPr>
-              <w:pStyle w:val="af0"/>
+              <w:pStyle w:val="ListParagraph"/>
               <w:numPr>
                 <w:ilvl w:val="0"/>
                 <w:numId w:val="22"/>
@@ -5524,7 +5523,7 @@
     </w:tbl>
     <w:p>
       <w:pPr>
-        <w:pStyle w:val="1"/>
+        <w:pStyle w:val="Heading1"/>
         <w:jc w:val="both"/>
         <w:rPr>
           <w:lang w:val="nl-NL"/>
@@ -5550,7 +5549,7 @@
     </w:p>
     <w:p>
       <w:pPr>
-        <w:pStyle w:val="1"/>
+        <w:pStyle w:val="Heading1"/>
         <w:jc w:val="both"/>
         <w:rPr>
           <w:lang w:val="nl-NL"/>
@@ -6213,7 +6212,7 @@
 </file>
 
 <file path=word/endnotes.xml><?xml version="1.0" encoding="utf-8"?>
-<w:endnotes xmlns:wpc="http://schemas.microsoft.com/office/word/2010/wordprocessingCanvas" xmlns:cx="http://schemas.microsoft.com/office/drawing/2014/chartex" xmlns:cx1="http://schemas.microsoft.com/office/drawing/2015/9/8/chartex" xmlns:cx2="http://schemas.microsoft.com/office/drawing/2015/10/21/chartex" xmlns:cx3="http://schemas.microsoft.com/office/drawing/2016/5/9/chartex" xmlns:cx4="http://schemas.microsoft.com/office/drawing/2016/5/10/chartex" xmlns:cx5="http://schemas.microsoft.com/office/drawing/2016/5/11/chartex" xmlns:cx6="http://schemas.microsoft.com/office/drawing/2016/5/12/chartex" xmlns:cx7="http://schemas.microsoft.com/office/drawing/2016/5/13/chartex" xmlns:cx8="http://schemas.microsoft.com/office/drawing/2016/5/14/chartex" xmlns:mc="http://schemas.openxmlformats.org/markup-compatibility/2006" xmlns:aink="http://schemas.microsoft.com/office/drawing/2016/ink" xmlns:am3d="http://schemas.microsoft.com/office/drawing/2017/model3d" xmlns:o="urn:schemas-microsoft-com:office:office" xmlns:r="http://schemas.openxmlformats.org/officeDocument/2006/relationships" xmlns:m="http://schemas.openxmlformats.org/officeDocument/2006/math" xmlns:v="urn:schemas-microsoft-com:vml" xmlns:wp14="http://schemas.microsoft.com/office/word/2010/wordprocessingDrawing" xmlns:wp="http://schemas.openxmlformats.org/drawingml/2006/wordprocessingDrawing" xmlns:w10="urn:schemas-microsoft-com:office:word" xmlns:w="http://schemas.openxmlformats.org/wordprocessingml/2006/main" xmlns:w14="http://schemas.microsoft.com/office/word/2010/wordml" xmlns:w15="http://schemas.microsoft.com/office/word/2012/wordml" xmlns:w16cex="http://schemas.microsoft.com/office/word/2018/wordml/cex" xmlns:w16cid="http://schemas.microsoft.com/office/word/2016/wordml/cid" xmlns:w16="http://schemas.microsoft.com/office/word/2018/wordml" xmlns:w16sdtdh="http://schemas.microsoft.com/office/word/2020/wordml/sdtdatahash" xmlns:w16se="http://schemas.microsoft.com/office/word/2015/wordml/symex" xmlns:wpg="http://schemas.microsoft.com/office/word/2010/wordprocessingGroup" xmlns:wpi="http://schemas.microsoft.com/office/word/2010/wordprocessingInk" xmlns:wne="http://schemas.microsoft.com/office/word/2006/wordml" xmlns:wps="http://schemas.microsoft.com/office/word/2010/wordprocessingShape" mc:Ignorable="w14 w15 w16se w16cid w16 w16cex w16sdtdh wp14">
+<w:endnotes xmlns:wpc="http://schemas.microsoft.com/office/word/2010/wordprocessingCanvas" xmlns:cx="http://schemas.microsoft.com/office/drawing/2014/chartex" xmlns:cx1="http://schemas.microsoft.com/office/drawing/2015/9/8/chartex" xmlns:cx2="http://schemas.microsoft.com/office/drawing/2015/10/21/chartex" xmlns:cx3="http://schemas.microsoft.com/office/drawing/2016/5/9/chartex" xmlns:cx4="http://schemas.microsoft.com/office/drawing/2016/5/10/chartex" xmlns:cx5="http://schemas.microsoft.com/office/drawing/2016/5/11/chartex" xmlns:cx6="http://schemas.microsoft.com/office/drawing/2016/5/12/chartex" xmlns:cx7="http://schemas.microsoft.com/office/drawing/2016/5/13/chartex" xmlns:cx8="http://schemas.microsoft.com/office/drawing/2016/5/14/chartex" xmlns:mc="http://schemas.openxmlformats.org/markup-compatibility/2006" xmlns:aink="http://schemas.microsoft.com/office/drawing/2016/ink" xmlns:am3d="http://schemas.microsoft.com/office/drawing/2017/model3d" xmlns:o="urn:schemas-microsoft-com:office:office" xmlns:oel="http://schemas.microsoft.com/office/2019/extlst" xmlns:r="http://schemas.openxmlformats.org/officeDocument/2006/relationships" xmlns:m="http://schemas.openxmlformats.org/officeDocument/2006/math" xmlns:v="urn:schemas-microsoft-com:vml" xmlns:wp14="http://schemas.microsoft.com/office/word/2010/wordprocessingDrawing" xmlns:wp="http://schemas.openxmlformats.org/drawingml/2006/wordprocessingDrawing" xmlns:w10="urn:schemas-microsoft-com:office:word" xmlns:w="http://schemas.openxmlformats.org/wordprocessingml/2006/main" xmlns:w14="http://schemas.microsoft.com/office/word/2010/wordml" xmlns:w15="http://schemas.microsoft.com/office/word/2012/wordml" xmlns:w16cex="http://schemas.microsoft.com/office/word/2018/wordml/cex" xmlns:w16cid="http://schemas.microsoft.com/office/word/2016/wordml/cid" xmlns:w16="http://schemas.microsoft.com/office/word/2018/wordml" xmlns:w16du="http://schemas.microsoft.com/office/word/2023/wordml/word16du" xmlns:w16sdtdh="http://schemas.microsoft.com/office/word/2020/wordml/sdtdatahash" xmlns:w16sdtfl="http://schemas.microsoft.com/office/word/2024/wordml/sdtformatlock" xmlns:w16se="http://schemas.microsoft.com/office/word/2015/wordml/symex" xmlns:wpg="http://schemas.microsoft.com/office/word/2010/wordprocessingGroup" xmlns:wpi="http://schemas.microsoft.com/office/word/2010/wordprocessingInk" xmlns:wne="http://schemas.microsoft.com/office/word/2006/wordml" xmlns:wps="http://schemas.microsoft.com/office/word/2010/wordprocessingShape" mc:Ignorable="w14 w15 w16se w16cid w16 w16cex w16sdtdh w16sdtfl w16du wp14">
   <w:endnote w:type="separator" w:id="-1">
     <w:p>
       <w:r>
@@ -6232,11 +6231,11 @@
 </file>
 
 <file path=word/footer1.xml><?xml version="1.0" encoding="utf-8"?>
-<w:ftr xmlns:wpc="http://schemas.microsoft.com/office/word/2010/wordprocessingCanvas" xmlns:cx="http://schemas.microsoft.com/office/drawing/2014/chartex" xmlns:cx1="http://schemas.microsoft.com/office/drawing/2015/9/8/chartex" xmlns:cx2="http://schemas.microsoft.com/office/drawing/2015/10/21/chartex" xmlns:cx3="http://schemas.microsoft.com/office/drawing/2016/5/9/chartex" xmlns:cx4="http://schemas.microsoft.com/office/drawing/2016/5/10/chartex" xmlns:cx5="http://schemas.microsoft.com/office/drawing/2016/5/11/chartex" xmlns:cx6="http://schemas.microsoft.com/office/drawing/2016/5/12/chartex" xmlns:cx7="http://schemas.microsoft.com/office/drawing/2016/5/13/chartex" xmlns:cx8="http://schemas.microsoft.com/office/drawing/2016/5/14/chartex" xmlns:mc="http://schemas.openxmlformats.org/markup-compatibility/2006" xmlns:aink="http://schemas.microsoft.com/office/drawing/2016/ink" xmlns:am3d="http://schemas.microsoft.com/office/drawing/2017/model3d" xmlns:o="urn:schemas-microsoft-com:office:office" xmlns:r="http://schemas.openxmlformats.org/officeDocument/2006/relationships" xmlns:m="http://schemas.openxmlformats.org/officeDocument/2006/math" xmlns:v="urn:schemas-microsoft-com:vml" xmlns:wp14="http://schemas.microsoft.com/office/word/2010/wordprocessingDrawing" xmlns:wp="http://schemas.openxmlformats.org/drawingml/2006/wordprocessingDrawing" xmlns:w10="urn:schemas-microsoft-com:office:word" xmlns:w="http://schemas.openxmlformats.org/wordprocessingml/2006/main" xmlns:w14="http://schemas.microsoft.com/office/word/2010/wordml" xmlns:w15="http://schemas.microsoft.com/office/word/2012/wordml" xmlns:w16cex="http://schemas.microsoft.com/office/word/2018/wordml/cex" xmlns:w16cid="http://schemas.microsoft.com/office/word/2016/wordml/cid" xmlns:w16="http://schemas.microsoft.com/office/word/2018/wordml" xmlns:w16sdtdh="http://schemas.microsoft.com/office/word/2020/wordml/sdtdatahash" xmlns:w16se="http://schemas.microsoft.com/office/word/2015/wordml/symex" xmlns:wpg="http://schemas.microsoft.com/office/word/2010/wordprocessingGroup" xmlns:wpi="http://schemas.microsoft.com/office/word/2010/wordprocessingInk" xmlns:wne="http://schemas.microsoft.com/office/word/2006/wordml" xmlns:wps="http://schemas.microsoft.com/office/word/2010/wordprocessingShape" mc:Ignorable="w14 w15 w16se w16cid w16 w16cex w16sdtdh wp14">
+<w:ftr xmlns:wpc="http://schemas.microsoft.com/office/word/2010/wordprocessingCanvas" xmlns:cx="http://schemas.microsoft.com/office/drawing/2014/chartex" xmlns:cx1="http://schemas.microsoft.com/office/drawing/2015/9/8/chartex" xmlns:cx2="http://schemas.microsoft.com/office/drawing/2015/10/21/chartex" xmlns:cx3="http://schemas.microsoft.com/office/drawing/2016/5/9/chartex" xmlns:cx4="http://schemas.microsoft.com/office/drawing/2016/5/10/chartex" xmlns:cx5="http://schemas.microsoft.com/office/drawing/2016/5/11/chartex" xmlns:cx6="http://schemas.microsoft.com/office/drawing/2016/5/12/chartex" xmlns:cx7="http://schemas.microsoft.com/office/drawing/2016/5/13/chartex" xmlns:cx8="http://schemas.microsoft.com/office/drawing/2016/5/14/chartex" xmlns:mc="http://schemas.openxmlformats.org/markup-compatibility/2006" xmlns:aink="http://schemas.microsoft.com/office/drawing/2016/ink" xmlns:am3d="http://schemas.microsoft.com/office/drawing/2017/model3d" xmlns:o="urn:schemas-microsoft-com:office:office" xmlns:oel="http://schemas.microsoft.com/office/2019/extlst" xmlns:r="http://schemas.openxmlformats.org/officeDocument/2006/relationships" xmlns:m="http://schemas.openxmlformats.org/officeDocument/2006/math" xmlns:v="urn:schemas-microsoft-com:vml" xmlns:wp14="http://schemas.microsoft.com/office/word/2010/wordprocessingDrawing" xmlns:wp="http://schemas.openxmlformats.org/drawingml/2006/wordprocessingDrawing" xmlns:w10="urn:schemas-microsoft-com:office:word" xmlns:w="http://schemas.openxmlformats.org/wordprocessingml/2006/main" xmlns:w14="http://schemas.microsoft.com/office/word/2010/wordml" xmlns:w15="http://schemas.microsoft.com/office/word/2012/wordml" xmlns:w16cex="http://schemas.microsoft.com/office/word/2018/wordml/cex" xmlns:w16cid="http://schemas.microsoft.com/office/word/2016/wordml/cid" xmlns:w16="http://schemas.microsoft.com/office/word/2018/wordml" xmlns:w16du="http://schemas.microsoft.com/office/word/2023/wordml/word16du" xmlns:w16sdtdh="http://schemas.microsoft.com/office/word/2020/wordml/sdtdatahash" xmlns:w16sdtfl="http://schemas.microsoft.com/office/word/2024/wordml/sdtformatlock" xmlns:w16se="http://schemas.microsoft.com/office/word/2015/wordml/symex" xmlns:wpg="http://schemas.microsoft.com/office/word/2010/wordprocessingGroup" xmlns:wpi="http://schemas.microsoft.com/office/word/2010/wordprocessingInk" xmlns:wne="http://schemas.microsoft.com/office/word/2006/wordml" xmlns:wps="http://schemas.microsoft.com/office/word/2010/wordprocessingShape" mc:Ignorable="w14 w15 w16se w16cid w16 w16cex w16sdtdh w16sdtfl w16du wp14">
   <w:sdt>
     <w:sdtPr>
       <w:rPr>
-        <w:rStyle w:val="a8"/>
+        <w:rStyle w:val="PageNumber"/>
       </w:rPr>
       <w:id w:val="1568762926"/>
       <w:docPartObj>
@@ -6244,48 +6243,43 @@
         <w:docPartUnique/>
       </w:docPartObj>
     </w:sdtPr>
-    <w:sdtEndPr>
-      <w:rPr>
-        <w:rStyle w:val="a8"/>
-      </w:rPr>
-    </w:sdtEndPr>
     <w:sdtContent>
       <w:p>
         <w:pPr>
-          <w:pStyle w:val="a6"/>
+          <w:pStyle w:val="Footer"/>
           <w:framePr w:wrap="none" w:vAnchor="text" w:hAnchor="margin" w:xAlign="right" w:y="1"/>
           <w:rPr>
-            <w:rStyle w:val="a8"/>
+            <w:rStyle w:val="PageNumber"/>
           </w:rPr>
         </w:pPr>
         <w:r>
           <w:rPr>
-            <w:rStyle w:val="a8"/>
+            <w:rStyle w:val="PageNumber"/>
           </w:rPr>
           <w:fldChar w:fldCharType="begin"/>
         </w:r>
         <w:r>
           <w:rPr>
-            <w:rStyle w:val="a8"/>
+            <w:rStyle w:val="PageNumber"/>
           </w:rPr>
           <w:instrText xml:space="preserve"> PAGE </w:instrText>
         </w:r>
         <w:r>
           <w:rPr>
-            <w:rStyle w:val="a8"/>
+            <w:rStyle w:val="PageNumber"/>
           </w:rPr>
           <w:fldChar w:fldCharType="separate"/>
         </w:r>
         <w:r>
           <w:rPr>
-            <w:rStyle w:val="a8"/>
+            <w:rStyle w:val="PageNumber"/>
             <w:noProof/>
           </w:rPr>
           <w:t>4</w:t>
         </w:r>
         <w:r>
           <w:rPr>
-            <w:rStyle w:val="a8"/>
+            <w:rStyle w:val="PageNumber"/>
           </w:rPr>
           <w:fldChar w:fldCharType="end"/>
         </w:r>
@@ -6294,7 +6288,7 @@
   </w:sdt>
   <w:p>
     <w:pPr>
-      <w:pStyle w:val="a6"/>
+      <w:pStyle w:val="Footer"/>
       <w:ind w:right="360"/>
     </w:pPr>
   </w:p>
@@ -6302,11 +6296,11 @@
 </file>
 
 <file path=word/footer2.xml><?xml version="1.0" encoding="utf-8"?>
-<w:ftr xmlns:wpc="http://schemas.microsoft.com/office/word/2010/wordprocessingCanvas" xmlns:cx="http://schemas.microsoft.com/office/drawing/2014/chartex" xmlns:cx1="http://schemas.microsoft.com/office/drawing/2015/9/8/chartex" xmlns:cx2="http://schemas.microsoft.com/office/drawing/2015/10/21/chartex" xmlns:cx3="http://schemas.microsoft.com/office/drawing/2016/5/9/chartex" xmlns:cx4="http://schemas.microsoft.com/office/drawing/2016/5/10/chartex" xmlns:cx5="http://schemas.microsoft.com/office/drawing/2016/5/11/chartex" xmlns:cx6="http://schemas.microsoft.com/office/drawing/2016/5/12/chartex" xmlns:cx7="http://schemas.microsoft.com/office/drawing/2016/5/13/chartex" xmlns:cx8="http://schemas.microsoft.com/office/drawing/2016/5/14/chartex" xmlns:mc="http://schemas.openxmlformats.org/markup-compatibility/2006" xmlns:aink="http://schemas.microsoft.com/office/drawing/2016/ink" xmlns:am3d="http://schemas.microsoft.com/office/drawing/2017/model3d" xmlns:o="urn:schemas-microsoft-com:office:office" xmlns:r="http://schemas.openxmlformats.org/officeDocument/2006/relationships" xmlns:m="http://schemas.openxmlformats.org/officeDocument/2006/math" xmlns:v="urn:schemas-microsoft-com:vml" xmlns:wp14="http://schemas.microsoft.com/office/word/2010/wordprocessingDrawing" xmlns:wp="http://schemas.openxmlformats.org/drawingml/2006/wordprocessingDrawing" xmlns:w10="urn:schemas-microsoft-com:office:word" xmlns:w="http://schemas.openxmlformats.org/wordprocessingml/2006/main" xmlns:w14="http://schemas.microsoft.com/office/word/2010/wordml" xmlns:w15="http://schemas.microsoft.com/office/word/2012/wordml" xmlns:w16cex="http://schemas.microsoft.com/office/word/2018/wordml/cex" xmlns:w16cid="http://schemas.microsoft.com/office/word/2016/wordml/cid" xmlns:w16="http://schemas.microsoft.com/office/word/2018/wordml" xmlns:w16sdtdh="http://schemas.microsoft.com/office/word/2020/wordml/sdtdatahash" xmlns:w16se="http://schemas.microsoft.com/office/word/2015/wordml/symex" xmlns:wpg="http://schemas.microsoft.com/office/word/2010/wordprocessingGroup" xmlns:wpi="http://schemas.microsoft.com/office/word/2010/wordprocessingInk" xmlns:wne="http://schemas.microsoft.com/office/word/2006/wordml" xmlns:wps="http://schemas.microsoft.com/office/word/2010/wordprocessingShape" mc:Ignorable="w14 w15 w16se w16cid w16 w16cex w16sdtdh wp14">
+<w:ftr xmlns:wpc="http://schemas.microsoft.com/office/word/2010/wordprocessingCanvas" xmlns:cx="http://schemas.microsoft.com/office/drawing/2014/chartex" xmlns:cx1="http://schemas.microsoft.com/office/drawing/2015/9/8/chartex" xmlns:cx2="http://schemas.microsoft.com/office/drawing/2015/10/21/chartex" xmlns:cx3="http://schemas.microsoft.com/office/drawing/2016/5/9/chartex" xmlns:cx4="http://schemas.microsoft.com/office/drawing/2016/5/10/chartex" xmlns:cx5="http://schemas.microsoft.com/office/drawing/2016/5/11/chartex" xmlns:cx6="http://schemas.microsoft.com/office/drawing/2016/5/12/chartex" xmlns:cx7="http://schemas.microsoft.com/office/drawing/2016/5/13/chartex" xmlns:cx8="http://schemas.microsoft.com/office/drawing/2016/5/14/chartex" xmlns:mc="http://schemas.openxmlformats.org/markup-compatibility/2006" xmlns:aink="http://schemas.microsoft.com/office/drawing/2016/ink" xmlns:am3d="http://schemas.microsoft.com/office/drawing/2017/model3d" xmlns:o="urn:schemas-microsoft-com:office:office" xmlns:oel="http://schemas.microsoft.com/office/2019/extlst" xmlns:r="http://schemas.openxmlformats.org/officeDocument/2006/relationships" xmlns:m="http://schemas.openxmlformats.org/officeDocument/2006/math" xmlns:v="urn:schemas-microsoft-com:vml" xmlns:wp14="http://schemas.microsoft.com/office/word/2010/wordprocessingDrawing" xmlns:wp="http://schemas.openxmlformats.org/drawingml/2006/wordprocessingDrawing" xmlns:w10="urn:schemas-microsoft-com:office:word" xmlns:w="http://schemas.openxmlformats.org/wordprocessingml/2006/main" xmlns:w14="http://schemas.microsoft.com/office/word/2010/wordml" xmlns:w15="http://schemas.microsoft.com/office/word/2012/wordml" xmlns:w16cex="http://schemas.microsoft.com/office/word/2018/wordml/cex" xmlns:w16cid="http://schemas.microsoft.com/office/word/2016/wordml/cid" xmlns:w16="http://schemas.microsoft.com/office/word/2018/wordml" xmlns:w16du="http://schemas.microsoft.com/office/word/2023/wordml/word16du" xmlns:w16sdtdh="http://schemas.microsoft.com/office/word/2020/wordml/sdtdatahash" xmlns:w16sdtfl="http://schemas.microsoft.com/office/word/2024/wordml/sdtformatlock" xmlns:w16se="http://schemas.microsoft.com/office/word/2015/wordml/symex" xmlns:wpg="http://schemas.microsoft.com/office/word/2010/wordprocessingGroup" xmlns:wpi="http://schemas.microsoft.com/office/word/2010/wordprocessingInk" xmlns:wne="http://schemas.microsoft.com/office/word/2006/wordml" xmlns:wps="http://schemas.microsoft.com/office/word/2010/wordprocessingShape" mc:Ignorable="w14 w15 w16se w16cid w16 w16cex w16sdtdh w16sdtfl w16du wp14">
   <w:sdt>
     <w:sdtPr>
       <w:rPr>
-        <w:rStyle w:val="a8"/>
+        <w:rStyle w:val="PageNumber"/>
         <w:sz w:val="20"/>
         <w:szCs w:val="20"/>
       </w:rPr>
@@ -6316,25 +6310,20 @@
         <w:docPartUnique/>
       </w:docPartObj>
     </w:sdtPr>
-    <w:sdtEndPr>
-      <w:rPr>
-        <w:rStyle w:val="a8"/>
-      </w:rPr>
-    </w:sdtEndPr>
     <w:sdtContent>
       <w:p>
         <w:pPr>
-          <w:pStyle w:val="a6"/>
+          <w:pStyle w:val="Footer"/>
           <w:framePr w:wrap="none" w:vAnchor="text" w:hAnchor="margin" w:xAlign="right" w:y="1"/>
           <w:rPr>
-            <w:rStyle w:val="a8"/>
+            <w:rStyle w:val="PageNumber"/>
             <w:sz w:val="20"/>
             <w:szCs w:val="20"/>
           </w:rPr>
         </w:pPr>
         <w:r>
           <w:rPr>
-            <w:rStyle w:val="a8"/>
+            <w:rStyle w:val="PageNumber"/>
             <w:sz w:val="20"/>
             <w:szCs w:val="20"/>
           </w:rPr>
@@ -6342,7 +6331,7 @@
         </w:r>
         <w:r>
           <w:rPr>
-            <w:rStyle w:val="a8"/>
+            <w:rStyle w:val="PageNumber"/>
             <w:sz w:val="20"/>
             <w:szCs w:val="20"/>
           </w:rPr>
@@ -6350,7 +6339,7 @@
         </w:r>
         <w:r>
           <w:rPr>
-            <w:rStyle w:val="a8"/>
+            <w:rStyle w:val="PageNumber"/>
             <w:sz w:val="20"/>
             <w:szCs w:val="20"/>
           </w:rPr>
@@ -6358,7 +6347,7 @@
         </w:r>
         <w:r>
           <w:rPr>
-            <w:rStyle w:val="a8"/>
+            <w:rStyle w:val="PageNumber"/>
             <w:noProof/>
             <w:sz w:val="20"/>
             <w:szCs w:val="20"/>
@@ -6367,7 +6356,7 @@
         </w:r>
         <w:r>
           <w:rPr>
-            <w:rStyle w:val="a8"/>
+            <w:rStyle w:val="PageNumber"/>
             <w:sz w:val="20"/>
             <w:szCs w:val="20"/>
           </w:rPr>
@@ -6389,7 +6378,7 @@
 </file>
 
 <file path=word/footnotes.xml><?xml version="1.0" encoding="utf-8"?>
-<w:footnotes xmlns:wpc="http://schemas.microsoft.com/office/word/2010/wordprocessingCanvas" xmlns:cx="http://schemas.microsoft.com/office/drawing/2014/chartex" xmlns:cx1="http://schemas.microsoft.com/office/drawing/2015/9/8/chartex" xmlns:cx2="http://schemas.microsoft.com/office/drawing/2015/10/21/chartex" xmlns:cx3="http://schemas.microsoft.com/office/drawing/2016/5/9/chartex" xmlns:cx4="http://schemas.microsoft.com/office/drawing/2016/5/10/chartex" xmlns:cx5="http://schemas.microsoft.com/office/drawing/2016/5/11/chartex" xmlns:cx6="http://schemas.microsoft.com/office/drawing/2016/5/12/chartex" xmlns:cx7="http://schemas.microsoft.com/office/drawing/2016/5/13/chartex" xmlns:cx8="http://schemas.microsoft.com/office/drawing/2016/5/14/chartex" xmlns:mc="http://schemas.openxmlformats.org/markup-compatibility/2006" xmlns:aink="http://schemas.microsoft.com/office/drawing/2016/ink" xmlns:am3d="http://schemas.microsoft.com/office/drawing/2017/model3d" xmlns:o="urn:schemas-microsoft-com:office:office" xmlns:r="http://schemas.openxmlformats.org/officeDocument/2006/relationships" xmlns:m="http://schemas.openxmlformats.org/officeDocument/2006/math" xmlns:v="urn:schemas-microsoft-com:vml" xmlns:wp14="http://schemas.microsoft.com/office/word/2010/wordprocessingDrawing" xmlns:wp="http://schemas.openxmlformats.org/drawingml/2006/wordprocessingDrawing" xmlns:w10="urn:schemas-microsoft-com:office:word" xmlns:w="http://schemas.openxmlformats.org/wordprocessingml/2006/main" xmlns:w14="http://schemas.microsoft.com/office/word/2010/wordml" xmlns:w15="http://schemas.microsoft.com/office/word/2012/wordml" xmlns:w16cex="http://schemas.microsoft.com/office/word/2018/wordml/cex" xmlns:w16cid="http://schemas.microsoft.com/office/word/2016/wordml/cid" xmlns:w16="http://schemas.microsoft.com/office/word/2018/wordml" xmlns:w16sdtdh="http://schemas.microsoft.com/office/word/2020/wordml/sdtdatahash" xmlns:w16se="http://schemas.microsoft.com/office/word/2015/wordml/symex" xmlns:wpg="http://schemas.microsoft.com/office/word/2010/wordprocessingGroup" xmlns:wpi="http://schemas.microsoft.com/office/word/2010/wordprocessingInk" xmlns:wne="http://schemas.microsoft.com/office/word/2006/wordml" xmlns:wps="http://schemas.microsoft.com/office/word/2010/wordprocessingShape" mc:Ignorable="w14 w15 w16se w16cid w16 w16cex w16sdtdh wp14">
+<w:footnotes xmlns:wpc="http://schemas.microsoft.com/office/word/2010/wordprocessingCanvas" xmlns:cx="http://schemas.microsoft.com/office/drawing/2014/chartex" xmlns:cx1="http://schemas.microsoft.com/office/drawing/2015/9/8/chartex" xmlns:cx2="http://schemas.microsoft.com/office/drawing/2015/10/21/chartex" xmlns:cx3="http://schemas.microsoft.com/office/drawing/2016/5/9/chartex" xmlns:cx4="http://schemas.microsoft.com/office/drawing/2016/5/10/chartex" xmlns:cx5="http://schemas.microsoft.com/office/drawing/2016/5/11/chartex" xmlns:cx6="http://schemas.microsoft.com/office/drawing/2016/5/12/chartex" xmlns:cx7="http://schemas.microsoft.com/office/drawing/2016/5/13/chartex" xmlns:cx8="http://schemas.microsoft.com/office/drawing/2016/5/14/chartex" xmlns:mc="http://schemas.openxmlformats.org/markup-compatibility/2006" xmlns:aink="http://schemas.microsoft.com/office/drawing/2016/ink" xmlns:am3d="http://schemas.microsoft.com/office/drawing/2017/model3d" xmlns:o="urn:schemas-microsoft-com:office:office" xmlns:oel="http://schemas.microsoft.com/office/2019/extlst" xmlns:r="http://schemas.openxmlformats.org/officeDocument/2006/relationships" xmlns:m="http://schemas.openxmlformats.org/officeDocument/2006/math" xmlns:v="urn:schemas-microsoft-com:vml" xmlns:wp14="http://schemas.microsoft.com/office/word/2010/wordprocessingDrawing" xmlns:wp="http://schemas.openxmlformats.org/drawingml/2006/wordprocessingDrawing" xmlns:w10="urn:schemas-microsoft-com:office:word" xmlns:w="http://schemas.openxmlformats.org/wordprocessingml/2006/main" xmlns:w14="http://schemas.microsoft.com/office/word/2010/wordml" xmlns:w15="http://schemas.microsoft.com/office/word/2012/wordml" xmlns:w16cex="http://schemas.microsoft.com/office/word/2018/wordml/cex" xmlns:w16cid="http://schemas.microsoft.com/office/word/2016/wordml/cid" xmlns:w16="http://schemas.microsoft.com/office/word/2018/wordml" xmlns:w16du="http://schemas.microsoft.com/office/word/2023/wordml/word16du" xmlns:w16sdtdh="http://schemas.microsoft.com/office/word/2020/wordml/sdtdatahash" xmlns:w16sdtfl="http://schemas.microsoft.com/office/word/2024/wordml/sdtformatlock" xmlns:w16se="http://schemas.microsoft.com/office/word/2015/wordml/symex" xmlns:wpg="http://schemas.microsoft.com/office/word/2010/wordprocessingGroup" xmlns:wpi="http://schemas.microsoft.com/office/word/2010/wordprocessingInk" xmlns:wne="http://schemas.microsoft.com/office/word/2006/wordml" xmlns:wps="http://schemas.microsoft.com/office/word/2010/wordprocessingShape" mc:Ignorable="w14 w15 w16se w16cid w16 w16cex w16sdtdh w16sdtfl w16du wp14">
   <w:footnote w:type="separator" w:id="-1">
     <w:p>
       <w:r>
@@ -6408,7 +6397,7 @@
 </file>
 
 <file path=word/numbering.xml><?xml version="1.0" encoding="utf-8"?>
-<w:numbering xmlns:wpc="http://schemas.microsoft.com/office/word/2010/wordprocessingCanvas" xmlns:cx="http://schemas.microsoft.com/office/drawing/2014/chartex" xmlns:cx1="http://schemas.microsoft.com/office/drawing/2015/9/8/chartex" xmlns:cx2="http://schemas.microsoft.com/office/drawing/2015/10/21/chartex" xmlns:cx3="http://schemas.microsoft.com/office/drawing/2016/5/9/chartex" xmlns:cx4="http://schemas.microsoft.com/office/drawing/2016/5/10/chartex" xmlns:cx5="http://schemas.microsoft.com/office/drawing/2016/5/11/chartex" xmlns:cx6="http://schemas.microsoft.com/office/drawing/2016/5/12/chartex" xmlns:cx7="http://schemas.microsoft.com/office/drawing/2016/5/13/chartex" xmlns:cx8="http://schemas.microsoft.com/office/drawing/2016/5/14/chartex" xmlns:mc="http://schemas.openxmlformats.org/markup-compatibility/2006" xmlns:aink="http://schemas.microsoft.com/office/drawing/2016/ink" xmlns:am3d="http://schemas.microsoft.com/office/drawing/2017/model3d" xmlns:o="urn:schemas-microsoft-com:office:office" xmlns:r="http://schemas.openxmlformats.org/officeDocument/2006/relationships" xmlns:m="http://schemas.openxmlformats.org/officeDocument/2006/math" xmlns:v="urn:schemas-microsoft-com:vml" xmlns:wp14="http://schemas.microsoft.com/office/word/2010/wordprocessingDrawing" xmlns:wp="http://schemas.openxmlformats.org/drawingml/2006/wordprocessingDrawing" xmlns:w10="urn:schemas-microsoft-com:office:word" xmlns:w="http://schemas.openxmlformats.org/wordprocessingml/2006/main" xmlns:w14="http://schemas.microsoft.com/office/word/2010/wordml" xmlns:w15="http://schemas.microsoft.com/office/word/2012/wordml" xmlns:w16cex="http://schemas.microsoft.com/office/word/2018/wordml/cex" xmlns:w16cid="http://schemas.microsoft.com/office/word/2016/wordml/cid" xmlns:w16="http://schemas.microsoft.com/office/word/2018/wordml" xmlns:w16sdtdh="http://schemas.microsoft.com/office/word/2020/wordml/sdtdatahash" xmlns:w16se="http://schemas.microsoft.com/office/word/2015/wordml/symex" xmlns:wpg="http://schemas.microsoft.com/office/word/2010/wordprocessingGroup" xmlns:wpi="http://schemas.microsoft.com/office/word/2010/wordprocessingInk" xmlns:wne="http://schemas.microsoft.com/office/word/2006/wordml" xmlns:wps="http://schemas.microsoft.com/office/word/2010/wordprocessingShape" mc:Ignorable="w14 w15 w16se w16cid w16 w16cex w16sdtdh wp14">
+<w:numbering xmlns:wpc="http://schemas.microsoft.com/office/word/2010/wordprocessingCanvas" xmlns:cx="http://schemas.microsoft.com/office/drawing/2014/chartex" xmlns:cx1="http://schemas.microsoft.com/office/drawing/2015/9/8/chartex" xmlns:cx2="http://schemas.microsoft.com/office/drawing/2015/10/21/chartex" xmlns:cx3="http://schemas.microsoft.com/office/drawing/2016/5/9/chartex" xmlns:cx4="http://schemas.microsoft.com/office/drawing/2016/5/10/chartex" xmlns:cx5="http://schemas.microsoft.com/office/drawing/2016/5/11/chartex" xmlns:cx6="http://schemas.microsoft.com/office/drawing/2016/5/12/chartex" xmlns:cx7="http://schemas.microsoft.com/office/drawing/2016/5/13/chartex" xmlns:cx8="http://schemas.microsoft.com/office/drawing/2016/5/14/chartex" xmlns:mc="http://schemas.openxmlformats.org/markup-compatibility/2006" xmlns:aink="http://schemas.microsoft.com/office/drawing/2016/ink" xmlns:am3d="http://schemas.microsoft.com/office/drawing/2017/model3d" xmlns:o="urn:schemas-microsoft-com:office:office" xmlns:oel="http://schemas.microsoft.com/office/2019/extlst" xmlns:r="http://schemas.openxmlformats.org/officeDocument/2006/relationships" xmlns:m="http://schemas.openxmlformats.org/officeDocument/2006/math" xmlns:v="urn:schemas-microsoft-com:vml" xmlns:wp14="http://schemas.microsoft.com/office/word/2010/wordprocessingDrawing" xmlns:wp="http://schemas.openxmlformats.org/drawingml/2006/wordprocessingDrawing" xmlns:w10="urn:schemas-microsoft-com:office:word" xmlns:w="http://schemas.openxmlformats.org/wordprocessingml/2006/main" xmlns:w14="http://schemas.microsoft.com/office/word/2010/wordml" xmlns:w15="http://schemas.microsoft.com/office/word/2012/wordml" xmlns:w16cex="http://schemas.microsoft.com/office/word/2018/wordml/cex" xmlns:w16cid="http://schemas.microsoft.com/office/word/2016/wordml/cid" xmlns:w16="http://schemas.microsoft.com/office/word/2018/wordml" xmlns:w16du="http://schemas.microsoft.com/office/word/2023/wordml/word16du" xmlns:w16sdtdh="http://schemas.microsoft.com/office/word/2020/wordml/sdtdatahash" xmlns:w16sdtfl="http://schemas.microsoft.com/office/word/2024/wordml/sdtformatlock" xmlns:w16se="http://schemas.microsoft.com/office/word/2015/wordml/symex" xmlns:wpg="http://schemas.microsoft.com/office/word/2010/wordprocessingGroup" xmlns:wpi="http://schemas.microsoft.com/office/word/2010/wordprocessingInk" xmlns:wne="http://schemas.microsoft.com/office/word/2006/wordml" xmlns:wps="http://schemas.microsoft.com/office/word/2010/wordprocessingShape" mc:Ignorable="w14 w15 w16se w16cid w16 w16cex w16sdtdh w16sdtfl w16du wp14">
   <w:abstractNum w:abstractNumId="0" w15:restartNumberingAfterBreak="0">
     <w:nsid w:val="03377472"/>
     <w:multiLevelType w:val="multilevel"/>
@@ -9863,79 +9852,79 @@
       </w:rPr>
     </w:lvl>
   </w:abstractNum>
-  <w:num w:numId="1">
+  <w:num w:numId="1" w16cid:durableId="1636447345">
     <w:abstractNumId w:val="13"/>
   </w:num>
-  <w:num w:numId="2">
+  <w:num w:numId="2" w16cid:durableId="1260404424">
     <w:abstractNumId w:val="9"/>
   </w:num>
-  <w:num w:numId="3">
+  <w:num w:numId="3" w16cid:durableId="107284468">
     <w:abstractNumId w:val="24"/>
   </w:num>
-  <w:num w:numId="4">
+  <w:num w:numId="4" w16cid:durableId="1627812758">
     <w:abstractNumId w:val="15"/>
   </w:num>
-  <w:num w:numId="5">
+  <w:num w:numId="5" w16cid:durableId="2088066444">
     <w:abstractNumId w:val="0"/>
   </w:num>
-  <w:num w:numId="6">
+  <w:num w:numId="6" w16cid:durableId="1787459931">
     <w:abstractNumId w:val="2"/>
   </w:num>
-  <w:num w:numId="7">
+  <w:num w:numId="7" w16cid:durableId="1804082390">
     <w:abstractNumId w:val="1"/>
   </w:num>
-  <w:num w:numId="8">
+  <w:num w:numId="8" w16cid:durableId="963316207">
     <w:abstractNumId w:val="7"/>
   </w:num>
-  <w:num w:numId="9">
+  <w:num w:numId="9" w16cid:durableId="1805346421">
     <w:abstractNumId w:val="22"/>
   </w:num>
-  <w:num w:numId="10">
+  <w:num w:numId="10" w16cid:durableId="1236238027">
     <w:abstractNumId w:val="3"/>
   </w:num>
-  <w:num w:numId="11">
+  <w:num w:numId="11" w16cid:durableId="1326469190">
     <w:abstractNumId w:val="11"/>
   </w:num>
-  <w:num w:numId="12">
+  <w:num w:numId="12" w16cid:durableId="83889859">
     <w:abstractNumId w:val="12"/>
   </w:num>
-  <w:num w:numId="13">
+  <w:num w:numId="13" w16cid:durableId="285284467">
     <w:abstractNumId w:val="4"/>
   </w:num>
-  <w:num w:numId="14">
+  <w:num w:numId="14" w16cid:durableId="1669166228">
     <w:abstractNumId w:val="20"/>
   </w:num>
-  <w:num w:numId="15">
+  <w:num w:numId="15" w16cid:durableId="1120340552">
     <w:abstractNumId w:val="8"/>
   </w:num>
-  <w:num w:numId="16">
+  <w:num w:numId="16" w16cid:durableId="538518442">
     <w:abstractNumId w:val="19"/>
   </w:num>
-  <w:num w:numId="17">
+  <w:num w:numId="17" w16cid:durableId="204760731">
     <w:abstractNumId w:val="10"/>
   </w:num>
-  <w:num w:numId="18">
+  <w:num w:numId="18" w16cid:durableId="763957588">
     <w:abstractNumId w:val="23"/>
   </w:num>
-  <w:num w:numId="19">
+  <w:num w:numId="19" w16cid:durableId="1774011395">
     <w:abstractNumId w:val="6"/>
   </w:num>
-  <w:num w:numId="20">
+  <w:num w:numId="20" w16cid:durableId="58672786">
     <w:abstractNumId w:val="18"/>
   </w:num>
-  <w:num w:numId="21">
+  <w:num w:numId="21" w16cid:durableId="1487432909">
     <w:abstractNumId w:val="5"/>
   </w:num>
-  <w:num w:numId="22">
+  <w:num w:numId="22" w16cid:durableId="1847137729">
     <w:abstractNumId w:val="16"/>
   </w:num>
-  <w:num w:numId="23">
+  <w:num w:numId="23" w16cid:durableId="1968271088">
     <w:abstractNumId w:val="14"/>
   </w:num>
-  <w:num w:numId="24">
+  <w:num w:numId="24" w16cid:durableId="902641120">
     <w:abstractNumId w:val="21"/>
   </w:num>
-  <w:num w:numId="25">
+  <w:num w:numId="25" w16cid:durableId="19204269">
     <w:abstractNumId w:val="17"/>
   </w:num>
   <w:numIdMacAtCleanup w:val="25"/>
@@ -9943,7 +9932,7 @@
 </file>
 
 <file path=word/styles.xml><?xml version="1.0" encoding="utf-8"?>
-<w:styles xmlns:mc="http://schemas.openxmlformats.org/markup-compatibility/2006" xmlns:r="http://schemas.openxmlformats.org/officeDocument/2006/relationships" xmlns:w="http://schemas.openxmlformats.org/wordprocessingml/2006/main" xmlns:w14="http://schemas.microsoft.com/office/word/2010/wordml" xmlns:w15="http://schemas.microsoft.com/office/word/2012/wordml" xmlns:w16cex="http://schemas.microsoft.com/office/word/2018/wordml/cex" xmlns:w16cid="http://schemas.microsoft.com/office/word/2016/wordml/cid" xmlns:w16="http://schemas.microsoft.com/office/word/2018/wordml" xmlns:w16sdtdh="http://schemas.microsoft.com/office/word/2020/wordml/sdtdatahash" xmlns:w16se="http://schemas.microsoft.com/office/word/2015/wordml/symex" mc:Ignorable="w14 w15 w16se w16cid w16 w16cex w16sdtdh">
+<w:styles xmlns:mc="http://schemas.openxmlformats.org/markup-compatibility/2006" xmlns:r="http://schemas.openxmlformats.org/officeDocument/2006/relationships" xmlns:w="http://schemas.openxmlformats.org/wordprocessingml/2006/main" xmlns:w14="http://schemas.microsoft.com/office/word/2010/wordml" xmlns:w15="http://schemas.microsoft.com/office/word/2012/wordml" xmlns:w16cex="http://schemas.microsoft.com/office/word/2018/wordml/cex" xmlns:w16cid="http://schemas.microsoft.com/office/word/2016/wordml/cid" xmlns:w16="http://schemas.microsoft.com/office/word/2018/wordml" xmlns:w16du="http://schemas.microsoft.com/office/word/2023/wordml/word16du" xmlns:w16sdtdh="http://schemas.microsoft.com/office/word/2020/wordml/sdtdatahash" xmlns:w16sdtfl="http://schemas.microsoft.com/office/word/2024/wordml/sdtformatlock" xmlns:w16se="http://schemas.microsoft.com/office/word/2015/wordml/symex" mc:Ignorable="w14 w15 w16se w16cid w16 w16cex w16sdtdh w16sdtfl w16du">
   <w:docDefaults>
     <w:rPrDefault>
       <w:rPr>
@@ -10343,7 +10332,7 @@
     <w:lsdException w:name="Unresolved Mention" w:semiHidden="1" w:unhideWhenUsed="1"/>
     <w:lsdException w:name="Smart Link" w:semiHidden="1" w:unhideWhenUsed="1"/>
   </w:latentStyles>
-  <w:style w:type="paragraph" w:default="1" w:styleId="a">
+  <w:style w:type="paragraph" w:default="1" w:styleId="Normal">
     <w:name w:val="Normal"/>
     <w:qFormat/>
     <w:rPr>
@@ -10352,11 +10341,11 @@
       <w:lang w:val="en-GB" w:eastAsia="en-US"/>
     </w:rPr>
   </w:style>
-  <w:style w:type="paragraph" w:styleId="1">
+  <w:style w:type="paragraph" w:styleId="Heading1">
     <w:name w:val="heading 1"/>
-    <w:basedOn w:val="a"/>
-    <w:next w:val="a"/>
-    <w:link w:val="10"/>
+    <w:basedOn w:val="Normal"/>
+    <w:next w:val="Normal"/>
+    <w:link w:val="Heading1Char"/>
     <w:uiPriority w:val="9"/>
     <w:qFormat/>
     <w:rsid w:val="00915E78"/>
@@ -10373,11 +10362,11 @@
       <w:szCs w:val="32"/>
     </w:rPr>
   </w:style>
-  <w:style w:type="paragraph" w:styleId="2">
+  <w:style w:type="paragraph" w:styleId="Heading2">
     <w:name w:val="heading 2"/>
-    <w:basedOn w:val="a"/>
-    <w:next w:val="a"/>
-    <w:link w:val="20"/>
+    <w:basedOn w:val="Normal"/>
+    <w:next w:val="Normal"/>
+    <w:link w:val="Heading2Char"/>
     <w:uiPriority w:val="9"/>
     <w:unhideWhenUsed/>
     <w:qFormat/>
@@ -10395,10 +10384,10 @@
       <w:szCs w:val="26"/>
     </w:rPr>
   </w:style>
-  <w:style w:type="paragraph" w:styleId="3">
+  <w:style w:type="paragraph" w:styleId="Heading3">
     <w:name w:val="heading 3"/>
-    <w:basedOn w:val="a"/>
-    <w:link w:val="30"/>
+    <w:basedOn w:val="Normal"/>
+    <w:link w:val="Heading3Char"/>
     <w:uiPriority w:val="9"/>
     <w:qFormat/>
     <w:rsid w:val="00602521"/>
@@ -10424,13 +10413,13 @@
       <w:lang w:val="en-HK" w:eastAsia="zh-TW"/>
     </w:rPr>
   </w:style>
-  <w:style w:type="character" w:default="1" w:styleId="a0">
+  <w:style w:type="character" w:default="1" w:styleId="DefaultParagraphFont">
     <w:name w:val="Default Paragraph Font"/>
     <w:uiPriority w:val="1"/>
     <w:semiHidden/>
     <w:unhideWhenUsed/>
   </w:style>
-  <w:style w:type="table" w:default="1" w:styleId="a1">
+  <w:style w:type="table" w:default="1" w:styleId="TableNormal">
     <w:name w:val="Normal Table"/>
     <w:uiPriority w:val="99"/>
     <w:semiHidden/>
@@ -10445,13 +10434,13 @@
       </w:tblCellMar>
     </w:tblPr>
   </w:style>
-  <w:style w:type="numbering" w:default="1" w:styleId="a2">
+  <w:style w:type="numbering" w:default="1" w:styleId="NoList">
     <w:name w:val="No List"/>
     <w:uiPriority w:val="99"/>
     <w:semiHidden/>
     <w:unhideWhenUsed/>
   </w:style>
-  <w:style w:type="character" w:styleId="a3">
+  <w:style w:type="character" w:styleId="Hyperlink">
     <w:name w:val="Hyperlink"/>
     <w:rPr>
       <w:u w:val="single"/>
@@ -10508,10 +10497,10 @@
       </w:numPr>
     </w:pPr>
   </w:style>
-  <w:style w:type="paragraph" w:styleId="a4">
+  <w:style w:type="paragraph" w:styleId="BalloonText">
     <w:name w:val="Balloon Text"/>
-    <w:basedOn w:val="a"/>
-    <w:link w:val="a5"/>
+    <w:basedOn w:val="Normal"/>
+    <w:link w:val="BalloonTextChar"/>
     <w:uiPriority w:val="99"/>
     <w:semiHidden/>
     <w:unhideWhenUsed/>
@@ -10521,10 +10510,10 @@
       <w:szCs w:val="18"/>
     </w:rPr>
   </w:style>
-  <w:style w:type="character" w:customStyle="1" w:styleId="a5">
-    <w:name w:val="註解方塊文字 字元"/>
-    <w:basedOn w:val="a0"/>
-    <w:link w:val="a4"/>
+  <w:style w:type="character" w:customStyle="1" w:styleId="BalloonTextChar">
+    <w:name w:val="Balloon Text Char"/>
+    <w:basedOn w:val="DefaultParagraphFont"/>
+    <w:link w:val="BalloonText"/>
     <w:uiPriority w:val="99"/>
     <w:semiHidden/>
     <w:rsid w:val="00100227"/>
@@ -10534,10 +10523,10 @@
       <w:lang w:val="en-US" w:eastAsia="en-US"/>
     </w:rPr>
   </w:style>
-  <w:style w:type="paragraph" w:styleId="a6">
+  <w:style w:type="paragraph" w:styleId="Footer">
     <w:name w:val="footer"/>
-    <w:basedOn w:val="a"/>
-    <w:link w:val="a7"/>
+    <w:basedOn w:val="Normal"/>
+    <w:link w:val="FooterChar"/>
     <w:uiPriority w:val="99"/>
     <w:unhideWhenUsed/>
     <w:rsid w:val="00225AE4"/>
@@ -10548,10 +10537,10 @@
       </w:tabs>
     </w:pPr>
   </w:style>
-  <w:style w:type="character" w:customStyle="1" w:styleId="a7">
-    <w:name w:val="頁尾 字元"/>
-    <w:basedOn w:val="a0"/>
-    <w:link w:val="a6"/>
+  <w:style w:type="character" w:customStyle="1" w:styleId="FooterChar">
+    <w:name w:val="Footer Char"/>
+    <w:basedOn w:val="DefaultParagraphFont"/>
+    <w:link w:val="Footer"/>
     <w:uiPriority w:val="99"/>
     <w:rsid w:val="00225AE4"/>
     <w:rPr>
@@ -10560,9 +10549,9 @@
       <w:lang w:val="en-GB" w:eastAsia="en-US"/>
     </w:rPr>
   </w:style>
-  <w:style w:type="character" w:styleId="a8">
+  <w:style w:type="character" w:styleId="PageNumber">
     <w:name w:val="page number"/>
-    <w:basedOn w:val="a0"/>
+    <w:basedOn w:val="DefaultParagraphFont"/>
     <w:uiPriority w:val="99"/>
     <w:semiHidden/>
     <w:unhideWhenUsed/>
@@ -10570,7 +10559,7 @@
   </w:style>
   <w:style w:type="character" w:customStyle="1" w:styleId="UnresolvedMention1">
     <w:name w:val="Unresolved Mention1"/>
-    <w:basedOn w:val="a0"/>
+    <w:basedOn w:val="DefaultParagraphFont"/>
     <w:uiPriority w:val="99"/>
     <w:semiHidden/>
     <w:unhideWhenUsed/>
@@ -10580,9 +10569,9 @@
       <w:shd w:val="clear" w:color="auto" w:fill="E1DFDD"/>
     </w:rPr>
   </w:style>
-  <w:style w:type="character" w:styleId="a9">
+  <w:style w:type="character" w:styleId="CommentReference">
     <w:name w:val="annotation reference"/>
-    <w:basedOn w:val="a0"/>
+    <w:basedOn w:val="DefaultParagraphFont"/>
     <w:uiPriority w:val="99"/>
     <w:semiHidden/>
     <w:unhideWhenUsed/>
@@ -10592,10 +10581,10 @@
       <w:szCs w:val="16"/>
     </w:rPr>
   </w:style>
-  <w:style w:type="paragraph" w:styleId="aa">
+  <w:style w:type="paragraph" w:styleId="CommentText">
     <w:name w:val="annotation text"/>
-    <w:basedOn w:val="a"/>
-    <w:link w:val="ab"/>
+    <w:basedOn w:val="Normal"/>
+    <w:link w:val="CommentTextChar"/>
     <w:uiPriority w:val="99"/>
     <w:semiHidden/>
     <w:unhideWhenUsed/>
@@ -10605,10 +10594,10 @@
       <w:szCs w:val="20"/>
     </w:rPr>
   </w:style>
-  <w:style w:type="character" w:customStyle="1" w:styleId="ab">
-    <w:name w:val="註解文字 字元"/>
-    <w:basedOn w:val="a0"/>
-    <w:link w:val="aa"/>
+  <w:style w:type="character" w:customStyle="1" w:styleId="CommentTextChar">
+    <w:name w:val="Comment Text Char"/>
+    <w:basedOn w:val="DefaultParagraphFont"/>
+    <w:link w:val="CommentText"/>
     <w:uiPriority w:val="99"/>
     <w:semiHidden/>
     <w:rsid w:val="00660014"/>
@@ -10616,11 +10605,11 @@
       <w:lang w:val="en-GB" w:eastAsia="en-US"/>
     </w:rPr>
   </w:style>
-  <w:style w:type="paragraph" w:styleId="ac">
+  <w:style w:type="paragraph" w:styleId="CommentSubject">
     <w:name w:val="annotation subject"/>
-    <w:basedOn w:val="aa"/>
-    <w:next w:val="aa"/>
-    <w:link w:val="ad"/>
+    <w:basedOn w:val="CommentText"/>
+    <w:next w:val="CommentText"/>
+    <w:link w:val="CommentSubjectChar"/>
     <w:uiPriority w:val="99"/>
     <w:semiHidden/>
     <w:unhideWhenUsed/>
@@ -10630,10 +10619,10 @@
       <w:bCs/>
     </w:rPr>
   </w:style>
-  <w:style w:type="character" w:customStyle="1" w:styleId="ad">
-    <w:name w:val="註解主旨 字元"/>
-    <w:basedOn w:val="ab"/>
-    <w:link w:val="ac"/>
+  <w:style w:type="character" w:customStyle="1" w:styleId="CommentSubjectChar">
+    <w:name w:val="Comment Subject Char"/>
+    <w:basedOn w:val="CommentTextChar"/>
+    <w:link w:val="CommentSubject"/>
     <w:uiPriority w:val="99"/>
     <w:semiHidden/>
     <w:rsid w:val="00660014"/>
@@ -10643,10 +10632,10 @@
       <w:lang w:val="en-GB" w:eastAsia="en-US"/>
     </w:rPr>
   </w:style>
-  <w:style w:type="paragraph" w:styleId="ae">
+  <w:style w:type="paragraph" w:styleId="Header">
     <w:name w:val="header"/>
-    <w:basedOn w:val="a"/>
-    <w:link w:val="af"/>
+    <w:basedOn w:val="Normal"/>
+    <w:link w:val="HeaderChar"/>
     <w:uiPriority w:val="99"/>
     <w:unhideWhenUsed/>
     <w:rsid w:val="007F2022"/>
@@ -10657,10 +10646,10 @@
       </w:tabs>
     </w:pPr>
   </w:style>
-  <w:style w:type="character" w:customStyle="1" w:styleId="af">
-    <w:name w:val="頁首 字元"/>
-    <w:basedOn w:val="a0"/>
-    <w:link w:val="ae"/>
+  <w:style w:type="character" w:customStyle="1" w:styleId="HeaderChar">
+    <w:name w:val="Header Char"/>
+    <w:basedOn w:val="DefaultParagraphFont"/>
+    <w:link w:val="Header"/>
     <w:uiPriority w:val="99"/>
     <w:rsid w:val="007F2022"/>
     <w:rPr>
@@ -10669,9 +10658,9 @@
       <w:lang w:val="en-GB" w:eastAsia="en-US"/>
     </w:rPr>
   </w:style>
-  <w:style w:type="paragraph" w:styleId="af0">
+  <w:style w:type="paragraph" w:styleId="ListParagraph">
     <w:name w:val="List Paragraph"/>
-    <w:basedOn w:val="a"/>
+    <w:basedOn w:val="Normal"/>
     <w:uiPriority w:val="34"/>
     <w:qFormat/>
     <w:rsid w:val="007F2022"/>
@@ -10680,9 +10669,9 @@
       <w:contextualSpacing/>
     </w:pPr>
   </w:style>
-  <w:style w:type="table" w:styleId="af1">
+  <w:style w:type="table" w:styleId="TableGrid">
     <w:name w:val="Table Grid"/>
-    <w:basedOn w:val="a1"/>
+    <w:basedOn w:val="TableNormal"/>
     <w:uiPriority w:val="39"/>
     <w:rsid w:val="009513CF"/>
     <w:tblPr>
@@ -10696,10 +10685,10 @@
       </w:tblBorders>
     </w:tblPr>
   </w:style>
-  <w:style w:type="character" w:customStyle="1" w:styleId="30">
-    <w:name w:val="標題 3 字元"/>
-    <w:basedOn w:val="a0"/>
-    <w:link w:val="3"/>
+  <w:style w:type="character" w:customStyle="1" w:styleId="Heading3Char">
+    <w:name w:val="Heading 3 Char"/>
+    <w:basedOn w:val="DefaultParagraphFont"/>
+    <w:link w:val="Heading3"/>
     <w:uiPriority w:val="9"/>
     <w:rsid w:val="00602521"/>
     <w:rPr>
@@ -10711,9 +10700,9 @@
       <w:bdr w:val="none" w:sz="0" w:space="0" w:color="auto"/>
     </w:rPr>
   </w:style>
-  <w:style w:type="paragraph" w:styleId="Web">
+  <w:style w:type="paragraph" w:styleId="NormalWeb">
     <w:name w:val="Normal (Web)"/>
-    <w:basedOn w:val="a"/>
+    <w:basedOn w:val="Normal"/>
     <w:uiPriority w:val="99"/>
     <w:unhideWhenUsed/>
     <w:rsid w:val="00602521"/>
@@ -10734,9 +10723,9 @@
       <w:lang w:val="en-HK" w:eastAsia="zh-TW"/>
     </w:rPr>
   </w:style>
-  <w:style w:type="character" w:styleId="af2">
+  <w:style w:type="character" w:styleId="Strong">
     <w:name w:val="Strong"/>
-    <w:basedOn w:val="a0"/>
+    <w:basedOn w:val="DefaultParagraphFont"/>
     <w:uiPriority w:val="22"/>
     <w:qFormat/>
     <w:rsid w:val="00602521"/>
@@ -10745,10 +10734,10 @@
       <w:bCs/>
     </w:rPr>
   </w:style>
-  <w:style w:type="character" w:customStyle="1" w:styleId="10">
-    <w:name w:val="標題 1 字元"/>
-    <w:basedOn w:val="a0"/>
-    <w:link w:val="1"/>
+  <w:style w:type="character" w:customStyle="1" w:styleId="Heading1Char">
+    <w:name w:val="Heading 1 Char"/>
+    <w:basedOn w:val="DefaultParagraphFont"/>
+    <w:link w:val="Heading1"/>
     <w:uiPriority w:val="9"/>
     <w:rsid w:val="00915E78"/>
     <w:rPr>
@@ -10759,10 +10748,10 @@
       <w:lang w:val="en-GB" w:eastAsia="en-US"/>
     </w:rPr>
   </w:style>
-  <w:style w:type="character" w:customStyle="1" w:styleId="20">
-    <w:name w:val="標題 2 字元"/>
-    <w:basedOn w:val="a0"/>
-    <w:link w:val="2"/>
+  <w:style w:type="character" w:customStyle="1" w:styleId="Heading2Char">
+    <w:name w:val="Heading 2 Char"/>
+    <w:basedOn w:val="DefaultParagraphFont"/>
+    <w:link w:val="Heading2"/>
     <w:uiPriority w:val="9"/>
     <w:rsid w:val="008C53BD"/>
     <w:rPr>

--- a/AY2526-ITP4511-Project-Brief.docx
+++ b/AY2526-ITP4511-Project-Brief.docx
@@ -1573,33 +1573,41 @@
         </w:numPr>
         <w:jc w:val="both"/>
         <w:rPr>
+          <w:color w:val="EE0000"/>
           <w:highlight w:val="yellow"/>
         </w:rPr>
       </w:pPr>
       <w:r>
+        <w:rPr>
+          <w:color w:val="EE0000"/>
+        </w:rPr>
         <w:t>Review incident logs (e.g., repeated no-shows, frequent cancellations)</w:t>
       </w:r>
       <w:r>
         <w:rPr>
           <w:rFonts w:ascii="Segoe UI Symbol" w:hAnsi="Segoe UI Symbol" w:cs="Segoe UI Symbol"/>
+          <w:color w:val="EE0000"/>
         </w:rPr>
         <w:t xml:space="preserve"> </w:t>
       </w:r>
       <w:r>
         <w:rPr>
+          <w:rFonts w:ascii="Segoe UI Symbol" w:eastAsia="新細明體" w:hAnsi="Segoe UI Symbol" w:cs="Segoe UI Symbol"/>
+          <w:color w:val="EE0000"/>
+        </w:rPr>
+        <w:t>☑</w:t>
+      </w:r>
+      <w:r>
+        <w:rPr>
+          <w:rFonts w:ascii="Segoe UI Symbol" w:eastAsia="新細明體" w:hAnsi="Segoe UI Symbol" w:cs="Segoe UI Symbol" w:hint="eastAsia"/>
+          <w:color w:val="EE0000"/>
+        </w:rPr>
+        <w:t xml:space="preserve"> </w:t>
+      </w:r>
+      <w:r>
+        <w:rPr>
           <w:rFonts w:ascii="Segoe UI Symbol" w:hAnsi="Segoe UI Symbol" w:cs="Segoe UI Symbol"/>
-        </w:rPr>
-        <w:t>☐</w:t>
-      </w:r>
-      <w:r>
-        <w:rPr>
-          <w:rFonts w:ascii="Segoe UI Symbol" w:hAnsi="Segoe UI Symbol" w:cs="Segoe UI Symbol"/>
-        </w:rPr>
-        <w:t xml:space="preserve"> </w:t>
-      </w:r>
-      <w:r>
-        <w:rPr>
-          <w:rFonts w:ascii="Segoe UI Symbol" w:hAnsi="Segoe UI Symbol" w:cs="Segoe UI Symbol"/>
+          <w:color w:val="EE0000"/>
           <w:highlight w:val="yellow"/>
         </w:rPr>
         <w:t>Paul</w:t>
@@ -1614,33 +1622,34 @@
         </w:numPr>
         <w:jc w:val="both"/>
         <w:rPr>
+          <w:color w:val="EE0000"/>
           <w:highlight w:val="yellow"/>
         </w:rPr>
       </w:pPr>
       <w:r>
+        <w:rPr>
+          <w:color w:val="EE0000"/>
+        </w:rPr>
         <w:t>Enforce policy settings (e.g., max active bookings per patient)</w:t>
       </w:r>
       <w:r>
         <w:rPr>
           <w:rFonts w:ascii="Segoe UI Symbol" w:hAnsi="Segoe UI Symbol" w:cs="Segoe UI Symbol"/>
+          <w:color w:val="EE0000"/>
         </w:rPr>
         <w:t xml:space="preserve"> </w:t>
       </w:r>
       <w:r>
         <w:rPr>
+          <w:rFonts w:ascii="Segoe UI Symbol" w:eastAsia="新細明體" w:hAnsi="Segoe UI Symbol" w:cs="Segoe UI Symbol"/>
+          <w:color w:val="EE0000"/>
+        </w:rPr>
+        <w:t>☑</w:t>
+      </w:r>
+      <w:r>
+        <w:rPr>
           <w:rFonts w:ascii="Segoe UI Symbol" w:hAnsi="Segoe UI Symbol" w:cs="Segoe UI Symbol"/>
-        </w:rPr>
-        <w:t>☐</w:t>
-      </w:r>
-      <w:r>
-        <w:rPr>
-          <w:rFonts w:ascii="Segoe UI Symbol" w:hAnsi="Segoe UI Symbol" w:cs="Segoe UI Symbol"/>
-        </w:rPr>
-        <w:t xml:space="preserve"> </w:t>
-      </w:r>
-      <w:r>
-        <w:rPr>
-          <w:rFonts w:ascii="Segoe UI Symbol" w:hAnsi="Segoe UI Symbol" w:cs="Segoe UI Symbol"/>
+          <w:color w:val="EE0000"/>
           <w:highlight w:val="yellow"/>
         </w:rPr>
         <w:t>Paul</w:t>
@@ -2686,24 +2695,28 @@
         </w:numPr>
         <w:jc w:val="both"/>
         <w:rPr>
+          <w:color w:val="EE0000"/>
           <w:highlight w:val="yellow"/>
           <w:lang w:eastAsia="zh-TW"/>
         </w:rPr>
       </w:pPr>
       <w:r>
         <w:rPr>
+          <w:color w:val="EE0000"/>
           <w:lang w:eastAsia="zh-TW"/>
         </w:rPr>
         <w:t>View appointment records with filters</w:t>
       </w:r>
       <w:r>
         <w:rPr>
+          <w:color w:val="EE0000"/>
           <w:lang w:eastAsia="zh-TW"/>
         </w:rPr>
         <w:t xml:space="preserve"> </w:t>
       </w:r>
       <w:r>
         <w:rPr>
+          <w:color w:val="EE0000"/>
           <w:highlight w:val="yellow"/>
           <w:lang w:eastAsia="zh-TW"/>
         </w:rPr>
@@ -2719,26 +2732,47 @@
         </w:numPr>
         <w:jc w:val="both"/>
         <w:rPr>
-          <w:lang w:eastAsia="zh-TW"/>
-        </w:rPr>
-      </w:pPr>
-      <w:r>
-        <w:rPr>
+          <w:color w:val="EE0000"/>
+          <w:lang w:eastAsia="zh-TW"/>
+        </w:rPr>
+      </w:pPr>
+      <w:r>
+        <w:rPr>
+          <w:color w:val="EE0000"/>
           <w:lang w:eastAsia="zh-TW"/>
         </w:rPr>
         <w:t xml:space="preserve">e.g. </w:t>
       </w:r>
       <w:r>
         <w:rPr>
+          <w:color w:val="EE0000"/>
           <w:lang w:eastAsia="zh-TW"/>
         </w:rPr>
         <w:t>Filter by clinic, service, month/year, status (completed, no-show, cancelled)</w:t>
       </w:r>
-    </w:p>
-    <w:p>
-      <w:pPr>
-        <w:jc w:val="both"/>
-        <w:rPr>
+      <w:r>
+        <w:rPr>
+          <w:rFonts w:hint="eastAsia"/>
+          <w:color w:val="EE0000"/>
+          <w:lang w:eastAsia="zh-TW"/>
+        </w:rPr>
+        <w:t xml:space="preserve"> </w:t>
+      </w:r>
+      <w:r>
+        <w:rPr>
+          <w:rFonts w:ascii="Segoe UI Symbol" w:eastAsia="新細明體" w:hAnsi="Segoe UI Symbol" w:cs="Segoe UI Symbol"/>
+          <w:color w:val="EE0000"/>
+          <w:bdr w:val="none" w:sz="0" w:space="0" w:color="auto"/>
+          <w:lang w:eastAsia="zh-TW"/>
+        </w:rPr>
+        <w:t>☑</w:t>
+      </w:r>
+    </w:p>
+    <w:p>
+      <w:pPr>
+        <w:jc w:val="both"/>
+        <w:rPr>
+          <w:color w:val="EE0000"/>
           <w:lang w:eastAsia="zh-TW"/>
         </w:rPr>
       </w:pPr>
@@ -2752,28 +2786,50 @@
         </w:numPr>
         <w:jc w:val="both"/>
         <w:rPr>
+          <w:color w:val="EE0000"/>
           <w:highlight w:val="yellow"/>
           <w:lang w:eastAsia="zh-TW"/>
         </w:rPr>
       </w:pPr>
       <w:r>
         <w:rPr>
+          <w:color w:val="EE0000"/>
           <w:lang w:eastAsia="zh-TW"/>
         </w:rPr>
         <w:t>Utilisation Rate</w:t>
       </w:r>
       <w:r>
         <w:rPr>
+          <w:color w:val="EE0000"/>
           <w:lang w:eastAsia="zh-TW"/>
         </w:rPr>
         <w:t xml:space="preserve"> </w:t>
       </w:r>
       <w:r>
         <w:rPr>
+          <w:color w:val="EE0000"/>
           <w:highlight w:val="yellow"/>
           <w:lang w:eastAsia="zh-TW"/>
         </w:rPr>
         <w:t>Slt8ky</w:t>
+      </w:r>
+      <w:r>
+        <w:rPr>
+          <w:rFonts w:hint="eastAsia"/>
+          <w:color w:val="EE0000"/>
+          <w:highlight w:val="yellow"/>
+          <w:lang w:eastAsia="zh-TW"/>
+        </w:rPr>
+        <w:t xml:space="preserve"> </w:t>
+      </w:r>
+      <w:r>
+        <w:rPr>
+          <w:rFonts w:ascii="Segoe UI Symbol" w:eastAsia="新細明體" w:hAnsi="Segoe UI Symbol" w:cs="Segoe UI Symbol"/>
+          <w:color w:val="EE0000"/>
+          <w:bdr w:val="none" w:sz="0" w:space="0" w:color="auto"/>
+          <w:lang w:eastAsia="zh-TW"/>
+        </w:rPr>
+        <w:t>☑</w:t>
       </w:r>
     </w:p>
     <w:p>
@@ -2785,11 +2841,13 @@
         </w:numPr>
         <w:jc w:val="both"/>
         <w:rPr>
-          <w:lang w:eastAsia="zh-TW"/>
-        </w:rPr>
-      </w:pPr>
-      <w:r>
-        <w:rPr>
+          <w:color w:val="EE0000"/>
+          <w:lang w:eastAsia="zh-TW"/>
+        </w:rPr>
+      </w:pPr>
+      <w:r>
+        <w:rPr>
+          <w:color w:val="EE0000"/>
           <w:lang w:eastAsia="zh-TW"/>
         </w:rPr>
         <w:t>Booking Rate by clinic and service (month/year)</w:t>
@@ -2804,11 +2862,13 @@
         </w:numPr>
         <w:jc w:val="both"/>
         <w:rPr>
-          <w:lang w:eastAsia="zh-TW"/>
-        </w:rPr>
-      </w:pPr>
-      <w:r>
-        <w:rPr>
+          <w:color w:val="EE0000"/>
+          <w:lang w:eastAsia="zh-TW"/>
+        </w:rPr>
+      </w:pPr>
+      <w:r>
+        <w:rPr>
+          <w:color w:val="EE0000"/>
           <w:lang w:eastAsia="zh-TW"/>
         </w:rPr>
         <w:t>Example: booked slots ÷ total offered slots for selected clinic/service/month</w:t>
@@ -2818,6 +2878,7 @@
       <w:pPr>
         <w:jc w:val="both"/>
         <w:rPr>
+          <w:color w:val="EE0000"/>
           <w:lang w:eastAsia="zh-TW"/>
         </w:rPr>
       </w:pPr>
@@ -2831,28 +2892,50 @@
         </w:numPr>
         <w:jc w:val="both"/>
         <w:rPr>
+          <w:color w:val="EE0000"/>
           <w:highlight w:val="yellow"/>
           <w:lang w:eastAsia="zh-TW"/>
         </w:rPr>
       </w:pPr>
       <w:r>
         <w:rPr>
+          <w:color w:val="EE0000"/>
           <w:lang w:eastAsia="zh-TW"/>
         </w:rPr>
         <w:t>No-show Summary</w:t>
       </w:r>
       <w:r>
         <w:rPr>
+          <w:color w:val="EE0000"/>
           <w:lang w:eastAsia="zh-TW"/>
         </w:rPr>
         <w:t xml:space="preserve"> </w:t>
       </w:r>
       <w:r>
         <w:rPr>
+          <w:color w:val="EE0000"/>
           <w:highlight w:val="yellow"/>
           <w:lang w:eastAsia="zh-TW"/>
         </w:rPr>
         <w:t>Slt8ky</w:t>
+      </w:r>
+      <w:r>
+        <w:rPr>
+          <w:rFonts w:hint="eastAsia"/>
+          <w:color w:val="EE0000"/>
+          <w:highlight w:val="yellow"/>
+          <w:lang w:eastAsia="zh-TW"/>
+        </w:rPr>
+        <w:t xml:space="preserve"> </w:t>
+      </w:r>
+      <w:r>
+        <w:rPr>
+          <w:rFonts w:ascii="Segoe UI Symbol" w:eastAsia="新細明體" w:hAnsi="Segoe UI Symbol" w:cs="Segoe UI Symbol"/>
+          <w:color w:val="EE0000"/>
+          <w:bdr w:val="none" w:sz="0" w:space="0" w:color="auto"/>
+          <w:lang w:eastAsia="zh-TW"/>
+        </w:rPr>
+        <w:t>☑</w:t>
       </w:r>
     </w:p>
     <w:p>
@@ -2864,11 +2947,13 @@
         </w:numPr>
         <w:jc w:val="both"/>
         <w:rPr>
-          <w:lang w:eastAsia="zh-TW"/>
-        </w:rPr>
-      </w:pPr>
-      <w:r>
-        <w:rPr>
+          <w:color w:val="EE0000"/>
+          <w:lang w:eastAsia="zh-TW"/>
+        </w:rPr>
+      </w:pPr>
+      <w:r>
+        <w:rPr>
+          <w:color w:val="EE0000"/>
           <w:lang w:eastAsia="zh-TW"/>
         </w:rPr>
         <w:t>Count of no-shows by clinic/service/month (simple table acceptable)</w:t>
@@ -2883,11 +2968,13 @@
         </w:numPr>
         <w:jc w:val="both"/>
         <w:rPr>
-          <w:lang w:eastAsia="zh-TW"/>
-        </w:rPr>
-      </w:pPr>
-      <w:r>
-        <w:rPr>
+          <w:color w:val="EE0000"/>
+          <w:lang w:eastAsia="zh-TW"/>
+        </w:rPr>
+      </w:pPr>
+      <w:r>
+        <w:rPr>
+          <w:color w:val="EE0000"/>
           <w:lang w:eastAsia="zh-TW"/>
         </w:rPr>
         <w:t>Account and Role Management</w:t>
@@ -2913,7 +3000,7 @@
           <w:rFonts w:cs="Arial Unicode MS"/>
           <w:b/>
           <w:bCs/>
-          <w:color w:val="000000"/>
+          <w:color w:val="EE0000"/>
           <w:sz w:val="22"/>
           <w:szCs w:val="22"/>
           <w:lang w:eastAsia="zh-TW"/>
@@ -2929,7 +3016,7 @@
           <w:rFonts w:cs="Arial Unicode MS"/>
           <w:b/>
           <w:bCs/>
-          <w:color w:val="000000"/>
+          <w:color w:val="EE0000"/>
           <w:sz w:val="22"/>
           <w:szCs w:val="22"/>
           <w:lang w:eastAsia="zh-TW"/>
@@ -2939,24 +3026,7 @@
             <w14:bevel/>
           </w14:textOutline>
         </w:rPr>
-        <w:t>Account and Role Management</w:t>
-      </w:r>
-      <w:r>
-        <w:rPr>
-          <w:rFonts w:cs="Arial Unicode MS"/>
-          <w:b/>
-          <w:bCs/>
-          <w:color w:val="000000"/>
-          <w:sz w:val="22"/>
-          <w:szCs w:val="22"/>
-          <w:lang w:eastAsia="zh-TW"/>
-          <w14:textOutline w14:w="0" w14:cap="flat" w14:cmpd="sng" w14:algn="ctr">
-            <w14:noFill/>
-            <w14:prstDash w14:val="solid"/>
-            <w14:bevel/>
-          </w14:textOutline>
-        </w:rPr>
-        <w:t xml:space="preserve"> </w:t>
+        <w:t xml:space="preserve">Account and Role Management </w:t>
       </w:r>
     </w:p>
     <w:p>
@@ -3170,11 +3240,13 @@
         </w:numPr>
         <w:jc w:val="both"/>
         <w:rPr>
-          <w:lang w:eastAsia="zh-TW"/>
-        </w:rPr>
-      </w:pPr>
-      <w:r>
-        <w:rPr>
+          <w:color w:val="EE0000"/>
+          <w:lang w:eastAsia="zh-TW"/>
+        </w:rPr>
+      </w:pPr>
+      <w:r>
+        <w:rPr>
+          <w:color w:val="EE0000"/>
           <w:lang w:eastAsia="zh-TW"/>
         </w:rPr>
         <w:t>Login Control</w:t>
@@ -3189,11 +3261,13 @@
         </w:numPr>
         <w:jc w:val="both"/>
         <w:rPr>
-          <w:lang w:eastAsia="zh-TW"/>
-        </w:rPr>
-      </w:pPr>
-      <w:r>
-        <w:rPr>
+          <w:color w:val="EE0000"/>
+          <w:lang w:eastAsia="zh-TW"/>
+        </w:rPr>
+      </w:pPr>
+      <w:r>
+        <w:rPr>
+          <w:color w:val="EE0000"/>
           <w:lang w:eastAsia="zh-TW"/>
         </w:rPr>
         <w:t>Role-based access to pages/features</w:t>
@@ -3209,12 +3283,14 @@
         <w:jc w:val="both"/>
         <w:rPr>
           <w:rFonts w:eastAsia="Times New Roman"/>
+          <w:color w:val="EE0000"/>
           <w:bdr w:val="none" w:sz="0" w:space="0" w:color="auto"/>
           <w:lang w:val="en-HK" w:eastAsia="zh-TW"/>
         </w:rPr>
       </w:pPr>
       <w:r>
         <w:rPr>
+          <w:color w:val="EE0000"/>
           <w:lang w:eastAsia="zh-TW"/>
         </w:rPr>
         <w:t>Session management to secure restricted pages</w:t>
@@ -3323,11 +3399,13 @@
         </w:numPr>
         <w:jc w:val="both"/>
         <w:rPr>
-          <w:lang w:eastAsia="zh-TW"/>
-        </w:rPr>
-      </w:pPr>
-      <w:r>
-        <w:rPr>
+          <w:color w:val="EE0000"/>
+          <w:lang w:eastAsia="zh-TW"/>
+        </w:rPr>
+      </w:pPr>
+      <w:r>
+        <w:rPr>
+          <w:color w:val="EE0000"/>
           <w:lang w:eastAsia="zh-TW"/>
         </w:rPr>
         <w:t xml:space="preserve">Basic charts for utilisation/no-shows </w:t>

--- a/AY2526-ITP4511-Project-Brief.docx
+++ b/AY2526-ITP4511-Project-Brief.docx
@@ -1511,9 +1511,10 @@
       </w:r>
       <w:r>
         <w:rPr>
-          <w:rFonts w:ascii="Segoe UI Symbol" w:hAnsi="Segoe UI Symbol" w:cs="Segoe UI Symbol"/>
-        </w:rPr>
-        <w:t>☐</w:t>
+          <w:rFonts w:ascii="Segoe UI Symbol" w:eastAsia="新細明體" w:hAnsi="Segoe UI Symbol" w:cs="Segoe UI Symbol"/>
+          <w:color w:val="EE0000"/>
+        </w:rPr>
+        <w:t>☑</w:t>
       </w:r>
     </w:p>
     <w:p>
@@ -1539,9 +1540,10 @@
       </w:r>
       <w:r>
         <w:rPr>
-          <w:rFonts w:ascii="Segoe UI Symbol" w:hAnsi="Segoe UI Symbol" w:cs="Segoe UI Symbol"/>
-        </w:rPr>
-        <w:t>☐</w:t>
+          <w:rFonts w:ascii="Segoe UI Symbol" w:eastAsia="新細明體" w:hAnsi="Segoe UI Symbol" w:cs="Segoe UI Symbol"/>
+          <w:color w:val="EE0000"/>
+        </w:rPr>
+        <w:t>☑</w:t>
       </w:r>
       <w:r>
         <w:rPr>
